--- a/README.docx
+++ b/README.docx
@@ -5,8 +5,12 @@
     <w:sdt>
       <w:sdtPr>
         <w:rPr>
-          <w:rFonts w:ascii="Times New Roman" w:hAnsi="Times New Roman" w:cs="Times New Roman"/>
+          <w:rFonts w:ascii="Times New Roman" w:eastAsiaTheme="minorHAnsi" w:hAnsi="Times New Roman" w:cs="Times New Roman"/>
           <w:color w:val="auto"/>
+          <w:kern w:val="2"/>
+          <w:sz w:val="24"/>
+          <w:szCs w:val="24"/>
+          <w14:ligatures w14:val="standardContextual"/>
         </w:rPr>
         <w:id w:val="1070546437"/>
         <w:docPartObj>
@@ -16,14 +20,9 @@
       </w:sdtPr>
       <w:sdtEndPr>
         <w:rPr>
-          <w:rFonts w:eastAsiaTheme="minorHAnsi"/>
           <w:b/>
           <w:bCs/>
           <w:noProof/>
-          <w:kern w:val="2"/>
-          <w:sz w:val="24"/>
-          <w:szCs w:val="24"/>
-          <w14:ligatures w14:val="standardContextual"/>
         </w:rPr>
       </w:sdtEndPr>
       <w:sdtContent>
@@ -51,6 +50,7 @@
             <w:tabs>
               <w:tab w:val="right" w:leader="dot" w:pos="9350"/>
             </w:tabs>
+            <w:spacing w:after="0" w:line="240" w:lineRule="auto"/>
             <w:rPr>
               <w:rFonts w:asciiTheme="minorHAnsi" w:eastAsiaTheme="minorEastAsia" w:hAnsiTheme="minorHAnsi" w:cstheme="minorBidi"/>
               <w:noProof/>
@@ -130,6 +130,7 @@
               <w:tab w:val="left" w:pos="480"/>
               <w:tab w:val="right" w:leader="dot" w:pos="9350"/>
             </w:tabs>
+            <w:spacing w:after="0" w:line="240" w:lineRule="auto"/>
             <w:rPr>
               <w:rFonts w:asciiTheme="minorHAnsi" w:eastAsiaTheme="minorEastAsia" w:hAnsiTheme="minorHAnsi" w:cstheme="minorBidi"/>
               <w:noProof/>
@@ -214,6 +215,7 @@
               <w:tab w:val="left" w:pos="960"/>
               <w:tab w:val="right" w:leader="dot" w:pos="9350"/>
             </w:tabs>
+            <w:spacing w:after="0" w:line="240" w:lineRule="auto"/>
             <w:rPr>
               <w:rFonts w:asciiTheme="minorHAnsi" w:eastAsiaTheme="minorEastAsia" w:hAnsiTheme="minorHAnsi" w:cstheme="minorBidi"/>
               <w:noProof/>
@@ -298,6 +300,7 @@
               <w:tab w:val="left" w:pos="960"/>
               <w:tab w:val="right" w:leader="dot" w:pos="9350"/>
             </w:tabs>
+            <w:spacing w:after="0" w:line="240" w:lineRule="auto"/>
             <w:rPr>
               <w:rFonts w:asciiTheme="minorHAnsi" w:eastAsiaTheme="minorEastAsia" w:hAnsiTheme="minorHAnsi" w:cstheme="minorBidi"/>
               <w:noProof/>
@@ -382,6 +385,7 @@
               <w:tab w:val="left" w:pos="960"/>
               <w:tab w:val="right" w:leader="dot" w:pos="9350"/>
             </w:tabs>
+            <w:spacing w:after="0" w:line="240" w:lineRule="auto"/>
             <w:rPr>
               <w:rFonts w:asciiTheme="minorHAnsi" w:eastAsiaTheme="minorEastAsia" w:hAnsiTheme="minorHAnsi" w:cstheme="minorBidi"/>
               <w:noProof/>
@@ -466,6 +470,7 @@
               <w:tab w:val="left" w:pos="480"/>
               <w:tab w:val="right" w:leader="dot" w:pos="9350"/>
             </w:tabs>
+            <w:spacing w:after="0" w:line="240" w:lineRule="auto"/>
             <w:rPr>
               <w:rFonts w:asciiTheme="minorHAnsi" w:eastAsiaTheme="minorEastAsia" w:hAnsiTheme="minorHAnsi" w:cstheme="minorBidi"/>
               <w:noProof/>
@@ -550,6 +555,7 @@
               <w:tab w:val="left" w:pos="960"/>
               <w:tab w:val="right" w:leader="dot" w:pos="9350"/>
             </w:tabs>
+            <w:spacing w:after="0" w:line="240" w:lineRule="auto"/>
             <w:rPr>
               <w:rFonts w:asciiTheme="minorHAnsi" w:eastAsiaTheme="minorEastAsia" w:hAnsiTheme="minorHAnsi" w:cstheme="minorBidi"/>
               <w:noProof/>
@@ -714,6 +720,7 @@
               <w:tab w:val="left" w:pos="960"/>
               <w:tab w:val="right" w:leader="dot" w:pos="9350"/>
             </w:tabs>
+            <w:spacing w:after="0" w:line="240" w:lineRule="auto"/>
             <w:rPr>
               <w:rFonts w:asciiTheme="minorHAnsi" w:eastAsiaTheme="minorEastAsia" w:hAnsiTheme="minorHAnsi" w:cstheme="minorBidi"/>
               <w:noProof/>
@@ -878,6 +885,7 @@
               <w:tab w:val="left" w:pos="960"/>
               <w:tab w:val="right" w:leader="dot" w:pos="9350"/>
             </w:tabs>
+            <w:spacing w:after="0" w:line="240" w:lineRule="auto"/>
             <w:rPr>
               <w:rFonts w:asciiTheme="minorHAnsi" w:eastAsiaTheme="minorEastAsia" w:hAnsiTheme="minorHAnsi" w:cstheme="minorBidi"/>
               <w:noProof/>
@@ -1042,6 +1050,7 @@
               <w:tab w:val="left" w:pos="960"/>
               <w:tab w:val="right" w:leader="dot" w:pos="9350"/>
             </w:tabs>
+            <w:spacing w:after="0" w:line="240" w:lineRule="auto"/>
             <w:rPr>
               <w:rFonts w:asciiTheme="minorHAnsi" w:eastAsiaTheme="minorEastAsia" w:hAnsiTheme="minorHAnsi" w:cstheme="minorBidi"/>
               <w:noProof/>
@@ -1206,6 +1215,7 @@
               <w:tab w:val="left" w:pos="960"/>
               <w:tab w:val="right" w:leader="dot" w:pos="9350"/>
             </w:tabs>
+            <w:spacing w:after="0" w:line="240" w:lineRule="auto"/>
             <w:rPr>
               <w:rFonts w:asciiTheme="minorHAnsi" w:eastAsiaTheme="minorEastAsia" w:hAnsiTheme="minorHAnsi" w:cstheme="minorBidi"/>
               <w:noProof/>
@@ -1530,6 +1540,7 @@
               <w:tab w:val="left" w:pos="480"/>
               <w:tab w:val="right" w:leader="dot" w:pos="9350"/>
             </w:tabs>
+            <w:spacing w:after="0" w:line="240" w:lineRule="auto"/>
             <w:rPr>
               <w:rFonts w:asciiTheme="minorHAnsi" w:eastAsiaTheme="minorEastAsia" w:hAnsiTheme="minorHAnsi" w:cstheme="minorBidi"/>
               <w:noProof/>
@@ -1614,6 +1625,7 @@
               <w:tab w:val="left" w:pos="960"/>
               <w:tab w:val="right" w:leader="dot" w:pos="9350"/>
             </w:tabs>
+            <w:spacing w:after="0" w:line="240" w:lineRule="auto"/>
             <w:rPr>
               <w:rFonts w:asciiTheme="minorHAnsi" w:eastAsiaTheme="minorEastAsia" w:hAnsiTheme="minorHAnsi" w:cstheme="minorBidi"/>
               <w:noProof/>
@@ -1699,6 +1711,7 @@
               <w:tab w:val="left" w:pos="960"/>
               <w:tab w:val="right" w:leader="dot" w:pos="9350"/>
             </w:tabs>
+            <w:spacing w:after="0" w:line="240" w:lineRule="auto"/>
             <w:rPr>
               <w:rFonts w:asciiTheme="minorHAnsi" w:eastAsiaTheme="minorEastAsia" w:hAnsiTheme="minorHAnsi" w:cstheme="minorBidi"/>
               <w:noProof/>
@@ -1784,6 +1797,7 @@
               <w:tab w:val="left" w:pos="960"/>
               <w:tab w:val="right" w:leader="dot" w:pos="9350"/>
             </w:tabs>
+            <w:spacing w:after="0" w:line="240" w:lineRule="auto"/>
             <w:rPr>
               <w:rFonts w:asciiTheme="minorHAnsi" w:eastAsiaTheme="minorEastAsia" w:hAnsiTheme="minorHAnsi" w:cstheme="minorBidi"/>
               <w:noProof/>
@@ -2039,6 +2053,9 @@
       </w:sdtContent>
     </w:sdt>
     <w:p>
+      <w:pPr>
+        <w:spacing w:after="0" w:line="240" w:lineRule="auto"/>
+      </w:pPr>
       <w:r>
         <w:br w:type="page"/>
       </w:r>
@@ -2046,6 +2063,7 @@
     <w:p>
       <w:pPr>
         <w:pStyle w:val="Heading1"/>
+        <w:spacing w:before="0" w:after="0" w:line="240" w:lineRule="auto"/>
         <w:jc w:val="center"/>
         <w:rPr>
           <w:rFonts w:ascii="Times New Roman" w:hAnsi="Times New Roman" w:cs="Times New Roman"/>
@@ -3496,11 +3514,1463 @@
     <w:p>
       <w:pPr>
         <w:pStyle w:val="Heading1"/>
+        <w:spacing w:before="0" w:after="0" w:line="240" w:lineRule="auto"/>
+        <w:jc w:val="center"/>
+        <w:rPr>
+          <w:rFonts w:ascii="Times New Roman" w:hAnsi="Times New Roman" w:cs="Times New Roman"/>
+          <w:color w:val="auto"/>
+          <w:u w:val="single"/>
+        </w:rPr>
+      </w:pPr>
+      <w:bookmarkStart w:id="1" w:name="_Toc171427292"/>
+      <w:r>
+        <w:rPr>
+          <w:rFonts w:ascii="Times New Roman" w:hAnsi="Times New Roman" w:cs="Times New Roman"/>
+          <w:color w:val="auto"/>
+          <w:u w:val="single"/>
+        </w:rPr>
+        <w:lastRenderedPageBreak/>
+        <w:t>REVAMP Version Log</w:t>
+      </w:r>
+    </w:p>
+    <w:tbl>
+      <w:tblPr>
+        <w:tblStyle w:val="TableGrid"/>
+        <w:tblW w:w="0" w:type="auto"/>
+        <w:tblLook w:val="04A0" w:firstRow="1" w:lastRow="0" w:firstColumn="1" w:lastColumn="0" w:noHBand="0" w:noVBand="1"/>
+      </w:tblPr>
+      <w:tblGrid>
+        <w:gridCol w:w="3116"/>
+        <w:gridCol w:w="3117"/>
+        <w:gridCol w:w="3117"/>
+      </w:tblGrid>
+      <w:tr>
+        <w:tc>
+          <w:tcPr>
+            <w:tcW w:w="3116" w:type="dxa"/>
+          </w:tcPr>
+          <w:p>
+            <w:pPr>
+              <w:jc w:val="center"/>
+              <w:rPr>
+                <w:b/>
+                <w:bCs/>
+              </w:rPr>
+            </w:pPr>
+            <w:r>
+              <w:rPr>
+                <w:b/>
+                <w:bCs/>
+              </w:rPr>
+              <w:t>Version</w:t>
+            </w:r>
+          </w:p>
+        </w:tc>
+        <w:tc>
+          <w:tcPr>
+            <w:tcW w:w="3117" w:type="dxa"/>
+          </w:tcPr>
+          <w:p>
+            <w:pPr>
+              <w:jc w:val="center"/>
+              <w:rPr>
+                <w:b/>
+                <w:bCs/>
+              </w:rPr>
+            </w:pPr>
+            <w:r>
+              <w:rPr>
+                <w:b/>
+                <w:bCs/>
+              </w:rPr>
+              <w:t>Date</w:t>
+            </w:r>
+          </w:p>
+        </w:tc>
+        <w:tc>
+          <w:tcPr>
+            <w:tcW w:w="3117" w:type="dxa"/>
+          </w:tcPr>
+          <w:p>
+            <w:pPr>
+              <w:jc w:val="center"/>
+              <w:rPr>
+                <w:b/>
+                <w:bCs/>
+              </w:rPr>
+            </w:pPr>
+            <w:r>
+              <w:rPr>
+                <w:b/>
+                <w:bCs/>
+              </w:rPr>
+              <w:t>Contributor</w:t>
+            </w:r>
+          </w:p>
+        </w:tc>
+      </w:tr>
+      <w:tr>
+        <w:tc>
+          <w:tcPr>
+            <w:tcW w:w="3116" w:type="dxa"/>
+          </w:tcPr>
+          <w:p>
+            <w:pPr>
+              <w:jc w:val="center"/>
+            </w:pPr>
+            <w:r>
+              <w:t>1.0.0.0</w:t>
+            </w:r>
+          </w:p>
+        </w:tc>
+        <w:tc>
+          <w:tcPr>
+            <w:tcW w:w="3117" w:type="dxa"/>
+          </w:tcPr>
+          <w:p>
+            <w:pPr>
+              <w:jc w:val="center"/>
+            </w:pPr>
+            <w:r>
+              <w:t>Oct-22-2024</w:t>
+            </w:r>
+          </w:p>
+        </w:tc>
+        <w:tc>
+          <w:tcPr>
+            <w:tcW w:w="3117" w:type="dxa"/>
+          </w:tcPr>
+          <w:p>
+            <w:pPr>
+              <w:jc w:val="center"/>
+            </w:pPr>
+            <w:r>
+              <w:t>Original Author</w:t>
+            </w:r>
+          </w:p>
+        </w:tc>
+      </w:tr>
+      <w:tr>
+        <w:tc>
+          <w:tcPr>
+            <w:tcW w:w="3116" w:type="dxa"/>
+          </w:tcPr>
+          <w:p>
+            <w:pPr>
+              <w:jc w:val="center"/>
+            </w:pPr>
+          </w:p>
+        </w:tc>
+        <w:tc>
+          <w:tcPr>
+            <w:tcW w:w="3117" w:type="dxa"/>
+          </w:tcPr>
+          <w:p>
+            <w:pPr>
+              <w:jc w:val="center"/>
+            </w:pPr>
+          </w:p>
+        </w:tc>
+        <w:tc>
+          <w:tcPr>
+            <w:tcW w:w="3117" w:type="dxa"/>
+          </w:tcPr>
+          <w:p>
+            <w:pPr>
+              <w:jc w:val="center"/>
+            </w:pPr>
+          </w:p>
+        </w:tc>
+      </w:tr>
+      <w:tr>
+        <w:tc>
+          <w:tcPr>
+            <w:tcW w:w="3116" w:type="dxa"/>
+          </w:tcPr>
+          <w:p>
+            <w:pPr>
+              <w:jc w:val="center"/>
+            </w:pPr>
+          </w:p>
+        </w:tc>
+        <w:tc>
+          <w:tcPr>
+            <w:tcW w:w="3117" w:type="dxa"/>
+          </w:tcPr>
+          <w:p>
+            <w:pPr>
+              <w:jc w:val="center"/>
+            </w:pPr>
+          </w:p>
+        </w:tc>
+        <w:tc>
+          <w:tcPr>
+            <w:tcW w:w="3117" w:type="dxa"/>
+          </w:tcPr>
+          <w:p>
+            <w:pPr>
+              <w:jc w:val="center"/>
+            </w:pPr>
+          </w:p>
+        </w:tc>
+      </w:tr>
+      <w:tr>
+        <w:tc>
+          <w:tcPr>
+            <w:tcW w:w="3116" w:type="dxa"/>
+          </w:tcPr>
+          <w:p>
+            <w:pPr>
+              <w:jc w:val="center"/>
+            </w:pPr>
+          </w:p>
+        </w:tc>
+        <w:tc>
+          <w:tcPr>
+            <w:tcW w:w="3117" w:type="dxa"/>
+          </w:tcPr>
+          <w:p>
+            <w:pPr>
+              <w:jc w:val="center"/>
+            </w:pPr>
+          </w:p>
+        </w:tc>
+        <w:tc>
+          <w:tcPr>
+            <w:tcW w:w="3117" w:type="dxa"/>
+          </w:tcPr>
+          <w:p>
+            <w:pPr>
+              <w:jc w:val="center"/>
+            </w:pPr>
+          </w:p>
+        </w:tc>
+      </w:tr>
+      <w:tr>
+        <w:tc>
+          <w:tcPr>
+            <w:tcW w:w="3116" w:type="dxa"/>
+          </w:tcPr>
+          <w:p>
+            <w:pPr>
+              <w:jc w:val="center"/>
+            </w:pPr>
+          </w:p>
+        </w:tc>
+        <w:tc>
+          <w:tcPr>
+            <w:tcW w:w="3117" w:type="dxa"/>
+          </w:tcPr>
+          <w:p>
+            <w:pPr>
+              <w:jc w:val="center"/>
+            </w:pPr>
+          </w:p>
+        </w:tc>
+        <w:tc>
+          <w:tcPr>
+            <w:tcW w:w="3117" w:type="dxa"/>
+          </w:tcPr>
+          <w:p>
+            <w:pPr>
+              <w:jc w:val="center"/>
+            </w:pPr>
+          </w:p>
+        </w:tc>
+      </w:tr>
+      <w:tr>
+        <w:tc>
+          <w:tcPr>
+            <w:tcW w:w="3116" w:type="dxa"/>
+          </w:tcPr>
+          <w:p>
+            <w:pPr>
+              <w:jc w:val="center"/>
+            </w:pPr>
+          </w:p>
+        </w:tc>
+        <w:tc>
+          <w:tcPr>
+            <w:tcW w:w="3117" w:type="dxa"/>
+          </w:tcPr>
+          <w:p>
+            <w:pPr>
+              <w:jc w:val="center"/>
+            </w:pPr>
+          </w:p>
+        </w:tc>
+        <w:tc>
+          <w:tcPr>
+            <w:tcW w:w="3117" w:type="dxa"/>
+          </w:tcPr>
+          <w:p>
+            <w:pPr>
+              <w:jc w:val="center"/>
+            </w:pPr>
+          </w:p>
+        </w:tc>
+      </w:tr>
+      <w:tr>
+        <w:tc>
+          <w:tcPr>
+            <w:tcW w:w="3116" w:type="dxa"/>
+          </w:tcPr>
+          <w:p>
+            <w:pPr>
+              <w:jc w:val="center"/>
+            </w:pPr>
+          </w:p>
+        </w:tc>
+        <w:tc>
+          <w:tcPr>
+            <w:tcW w:w="3117" w:type="dxa"/>
+          </w:tcPr>
+          <w:p>
+            <w:pPr>
+              <w:jc w:val="center"/>
+            </w:pPr>
+          </w:p>
+        </w:tc>
+        <w:tc>
+          <w:tcPr>
+            <w:tcW w:w="3117" w:type="dxa"/>
+          </w:tcPr>
+          <w:p>
+            <w:pPr>
+              <w:jc w:val="center"/>
+            </w:pPr>
+          </w:p>
+        </w:tc>
+      </w:tr>
+      <w:tr>
+        <w:tc>
+          <w:tcPr>
+            <w:tcW w:w="3116" w:type="dxa"/>
+          </w:tcPr>
+          <w:p>
+            <w:pPr>
+              <w:jc w:val="center"/>
+            </w:pPr>
+          </w:p>
+        </w:tc>
+        <w:tc>
+          <w:tcPr>
+            <w:tcW w:w="3117" w:type="dxa"/>
+          </w:tcPr>
+          <w:p>
+            <w:pPr>
+              <w:jc w:val="center"/>
+            </w:pPr>
+          </w:p>
+        </w:tc>
+        <w:tc>
+          <w:tcPr>
+            <w:tcW w:w="3117" w:type="dxa"/>
+          </w:tcPr>
+          <w:p>
+            <w:pPr>
+              <w:jc w:val="center"/>
+            </w:pPr>
+          </w:p>
+        </w:tc>
+      </w:tr>
+      <w:tr>
+        <w:tc>
+          <w:tcPr>
+            <w:tcW w:w="3116" w:type="dxa"/>
+          </w:tcPr>
+          <w:p>
+            <w:pPr>
+              <w:jc w:val="center"/>
+            </w:pPr>
+          </w:p>
+        </w:tc>
+        <w:tc>
+          <w:tcPr>
+            <w:tcW w:w="3117" w:type="dxa"/>
+          </w:tcPr>
+          <w:p>
+            <w:pPr>
+              <w:jc w:val="center"/>
+            </w:pPr>
+          </w:p>
+        </w:tc>
+        <w:tc>
+          <w:tcPr>
+            <w:tcW w:w="3117" w:type="dxa"/>
+          </w:tcPr>
+          <w:p>
+            <w:pPr>
+              <w:jc w:val="center"/>
+            </w:pPr>
+          </w:p>
+        </w:tc>
+      </w:tr>
+      <w:tr>
+        <w:tc>
+          <w:tcPr>
+            <w:tcW w:w="3116" w:type="dxa"/>
+          </w:tcPr>
+          <w:p>
+            <w:pPr>
+              <w:jc w:val="center"/>
+            </w:pPr>
+          </w:p>
+        </w:tc>
+        <w:tc>
+          <w:tcPr>
+            <w:tcW w:w="3117" w:type="dxa"/>
+          </w:tcPr>
+          <w:p>
+            <w:pPr>
+              <w:jc w:val="center"/>
+            </w:pPr>
+          </w:p>
+        </w:tc>
+        <w:tc>
+          <w:tcPr>
+            <w:tcW w:w="3117" w:type="dxa"/>
+          </w:tcPr>
+          <w:p>
+            <w:pPr>
+              <w:jc w:val="center"/>
+            </w:pPr>
+          </w:p>
+        </w:tc>
+      </w:tr>
+      <w:tr>
+        <w:tc>
+          <w:tcPr>
+            <w:tcW w:w="3116" w:type="dxa"/>
+          </w:tcPr>
+          <w:p>
+            <w:pPr>
+              <w:jc w:val="center"/>
+            </w:pPr>
+          </w:p>
+        </w:tc>
+        <w:tc>
+          <w:tcPr>
+            <w:tcW w:w="3117" w:type="dxa"/>
+          </w:tcPr>
+          <w:p>
+            <w:pPr>
+              <w:jc w:val="center"/>
+            </w:pPr>
+          </w:p>
+        </w:tc>
+        <w:tc>
+          <w:tcPr>
+            <w:tcW w:w="3117" w:type="dxa"/>
+          </w:tcPr>
+          <w:p>
+            <w:pPr>
+              <w:jc w:val="center"/>
+            </w:pPr>
+          </w:p>
+        </w:tc>
+      </w:tr>
+      <w:tr>
+        <w:tc>
+          <w:tcPr>
+            <w:tcW w:w="3116" w:type="dxa"/>
+          </w:tcPr>
+          <w:p>
+            <w:pPr>
+              <w:jc w:val="center"/>
+            </w:pPr>
+          </w:p>
+        </w:tc>
+        <w:tc>
+          <w:tcPr>
+            <w:tcW w:w="3117" w:type="dxa"/>
+          </w:tcPr>
+          <w:p>
+            <w:pPr>
+              <w:jc w:val="center"/>
+            </w:pPr>
+          </w:p>
+        </w:tc>
+        <w:tc>
+          <w:tcPr>
+            <w:tcW w:w="3117" w:type="dxa"/>
+          </w:tcPr>
+          <w:p>
+            <w:pPr>
+              <w:jc w:val="center"/>
+            </w:pPr>
+          </w:p>
+        </w:tc>
+      </w:tr>
+      <w:tr>
+        <w:tc>
+          <w:tcPr>
+            <w:tcW w:w="3116" w:type="dxa"/>
+          </w:tcPr>
+          <w:p>
+            <w:pPr>
+              <w:jc w:val="center"/>
+            </w:pPr>
+          </w:p>
+        </w:tc>
+        <w:tc>
+          <w:tcPr>
+            <w:tcW w:w="3117" w:type="dxa"/>
+          </w:tcPr>
+          <w:p>
+            <w:pPr>
+              <w:jc w:val="center"/>
+            </w:pPr>
+          </w:p>
+        </w:tc>
+        <w:tc>
+          <w:tcPr>
+            <w:tcW w:w="3117" w:type="dxa"/>
+          </w:tcPr>
+          <w:p>
+            <w:pPr>
+              <w:jc w:val="center"/>
+            </w:pPr>
+          </w:p>
+        </w:tc>
+      </w:tr>
+      <w:tr>
+        <w:tc>
+          <w:tcPr>
+            <w:tcW w:w="3116" w:type="dxa"/>
+          </w:tcPr>
+          <w:p>
+            <w:pPr>
+              <w:jc w:val="center"/>
+            </w:pPr>
+          </w:p>
+        </w:tc>
+        <w:tc>
+          <w:tcPr>
+            <w:tcW w:w="3117" w:type="dxa"/>
+          </w:tcPr>
+          <w:p>
+            <w:pPr>
+              <w:jc w:val="center"/>
+            </w:pPr>
+          </w:p>
+        </w:tc>
+        <w:tc>
+          <w:tcPr>
+            <w:tcW w:w="3117" w:type="dxa"/>
+          </w:tcPr>
+          <w:p>
+            <w:pPr>
+              <w:jc w:val="center"/>
+            </w:pPr>
+          </w:p>
+        </w:tc>
+      </w:tr>
+      <w:tr>
+        <w:tc>
+          <w:tcPr>
+            <w:tcW w:w="3116" w:type="dxa"/>
+          </w:tcPr>
+          <w:p>
+            <w:pPr>
+              <w:jc w:val="center"/>
+            </w:pPr>
+          </w:p>
+        </w:tc>
+        <w:tc>
+          <w:tcPr>
+            <w:tcW w:w="3117" w:type="dxa"/>
+          </w:tcPr>
+          <w:p>
+            <w:pPr>
+              <w:jc w:val="center"/>
+            </w:pPr>
+          </w:p>
+        </w:tc>
+        <w:tc>
+          <w:tcPr>
+            <w:tcW w:w="3117" w:type="dxa"/>
+          </w:tcPr>
+          <w:p>
+            <w:pPr>
+              <w:jc w:val="center"/>
+            </w:pPr>
+          </w:p>
+        </w:tc>
+      </w:tr>
+      <w:tr>
+        <w:tc>
+          <w:tcPr>
+            <w:tcW w:w="3116" w:type="dxa"/>
+          </w:tcPr>
+          <w:p>
+            <w:pPr>
+              <w:jc w:val="center"/>
+            </w:pPr>
+          </w:p>
+        </w:tc>
+        <w:tc>
+          <w:tcPr>
+            <w:tcW w:w="3117" w:type="dxa"/>
+          </w:tcPr>
+          <w:p>
+            <w:pPr>
+              <w:jc w:val="center"/>
+            </w:pPr>
+          </w:p>
+        </w:tc>
+        <w:tc>
+          <w:tcPr>
+            <w:tcW w:w="3117" w:type="dxa"/>
+          </w:tcPr>
+          <w:p>
+            <w:pPr>
+              <w:jc w:val="center"/>
+            </w:pPr>
+          </w:p>
+        </w:tc>
+      </w:tr>
+      <w:tr>
+        <w:tc>
+          <w:tcPr>
+            <w:tcW w:w="3116" w:type="dxa"/>
+          </w:tcPr>
+          <w:p>
+            <w:pPr>
+              <w:jc w:val="center"/>
+            </w:pPr>
+          </w:p>
+        </w:tc>
+        <w:tc>
+          <w:tcPr>
+            <w:tcW w:w="3117" w:type="dxa"/>
+          </w:tcPr>
+          <w:p>
+            <w:pPr>
+              <w:jc w:val="center"/>
+            </w:pPr>
+          </w:p>
+        </w:tc>
+        <w:tc>
+          <w:tcPr>
+            <w:tcW w:w="3117" w:type="dxa"/>
+          </w:tcPr>
+          <w:p>
+            <w:pPr>
+              <w:jc w:val="center"/>
+            </w:pPr>
+          </w:p>
+        </w:tc>
+      </w:tr>
+      <w:tr>
+        <w:tc>
+          <w:tcPr>
+            <w:tcW w:w="3116" w:type="dxa"/>
+          </w:tcPr>
+          <w:p>
+            <w:pPr>
+              <w:jc w:val="center"/>
+            </w:pPr>
+          </w:p>
+        </w:tc>
+        <w:tc>
+          <w:tcPr>
+            <w:tcW w:w="3117" w:type="dxa"/>
+          </w:tcPr>
+          <w:p>
+            <w:pPr>
+              <w:jc w:val="center"/>
+            </w:pPr>
+          </w:p>
+        </w:tc>
+        <w:tc>
+          <w:tcPr>
+            <w:tcW w:w="3117" w:type="dxa"/>
+          </w:tcPr>
+          <w:p>
+            <w:pPr>
+              <w:jc w:val="center"/>
+            </w:pPr>
+          </w:p>
+        </w:tc>
+      </w:tr>
+      <w:tr>
+        <w:tc>
+          <w:tcPr>
+            <w:tcW w:w="3116" w:type="dxa"/>
+          </w:tcPr>
+          <w:p>
+            <w:pPr>
+              <w:jc w:val="center"/>
+            </w:pPr>
+          </w:p>
+        </w:tc>
+        <w:tc>
+          <w:tcPr>
+            <w:tcW w:w="3117" w:type="dxa"/>
+          </w:tcPr>
+          <w:p>
+            <w:pPr>
+              <w:jc w:val="center"/>
+            </w:pPr>
+          </w:p>
+        </w:tc>
+        <w:tc>
+          <w:tcPr>
+            <w:tcW w:w="3117" w:type="dxa"/>
+          </w:tcPr>
+          <w:p>
+            <w:pPr>
+              <w:jc w:val="center"/>
+            </w:pPr>
+          </w:p>
+        </w:tc>
+      </w:tr>
+      <w:tr>
+        <w:tc>
+          <w:tcPr>
+            <w:tcW w:w="3116" w:type="dxa"/>
+          </w:tcPr>
+          <w:p>
+            <w:pPr>
+              <w:jc w:val="center"/>
+            </w:pPr>
+          </w:p>
+        </w:tc>
+        <w:tc>
+          <w:tcPr>
+            <w:tcW w:w="3117" w:type="dxa"/>
+          </w:tcPr>
+          <w:p>
+            <w:pPr>
+              <w:jc w:val="center"/>
+            </w:pPr>
+          </w:p>
+        </w:tc>
+        <w:tc>
+          <w:tcPr>
+            <w:tcW w:w="3117" w:type="dxa"/>
+          </w:tcPr>
+          <w:p>
+            <w:pPr>
+              <w:jc w:val="center"/>
+            </w:pPr>
+          </w:p>
+        </w:tc>
+      </w:tr>
+      <w:tr>
+        <w:tc>
+          <w:tcPr>
+            <w:tcW w:w="3116" w:type="dxa"/>
+          </w:tcPr>
+          <w:p>
+            <w:pPr>
+              <w:jc w:val="center"/>
+            </w:pPr>
+          </w:p>
+        </w:tc>
+        <w:tc>
+          <w:tcPr>
+            <w:tcW w:w="3117" w:type="dxa"/>
+          </w:tcPr>
+          <w:p>
+            <w:pPr>
+              <w:jc w:val="center"/>
+            </w:pPr>
+          </w:p>
+        </w:tc>
+        <w:tc>
+          <w:tcPr>
+            <w:tcW w:w="3117" w:type="dxa"/>
+          </w:tcPr>
+          <w:p>
+            <w:pPr>
+              <w:jc w:val="center"/>
+            </w:pPr>
+          </w:p>
+        </w:tc>
+      </w:tr>
+      <w:tr>
+        <w:tc>
+          <w:tcPr>
+            <w:tcW w:w="3116" w:type="dxa"/>
+          </w:tcPr>
+          <w:p>
+            <w:pPr>
+              <w:jc w:val="center"/>
+            </w:pPr>
+          </w:p>
+        </w:tc>
+        <w:tc>
+          <w:tcPr>
+            <w:tcW w:w="3117" w:type="dxa"/>
+          </w:tcPr>
+          <w:p>
+            <w:pPr>
+              <w:jc w:val="center"/>
+            </w:pPr>
+          </w:p>
+        </w:tc>
+        <w:tc>
+          <w:tcPr>
+            <w:tcW w:w="3117" w:type="dxa"/>
+          </w:tcPr>
+          <w:p>
+            <w:pPr>
+              <w:jc w:val="center"/>
+            </w:pPr>
+          </w:p>
+        </w:tc>
+      </w:tr>
+      <w:tr>
+        <w:tc>
+          <w:tcPr>
+            <w:tcW w:w="3116" w:type="dxa"/>
+          </w:tcPr>
+          <w:p>
+            <w:pPr>
+              <w:jc w:val="center"/>
+            </w:pPr>
+          </w:p>
+        </w:tc>
+        <w:tc>
+          <w:tcPr>
+            <w:tcW w:w="3117" w:type="dxa"/>
+          </w:tcPr>
+          <w:p>
+            <w:pPr>
+              <w:jc w:val="center"/>
+            </w:pPr>
+          </w:p>
+        </w:tc>
+        <w:tc>
+          <w:tcPr>
+            <w:tcW w:w="3117" w:type="dxa"/>
+          </w:tcPr>
+          <w:p>
+            <w:pPr>
+              <w:jc w:val="center"/>
+            </w:pPr>
+          </w:p>
+        </w:tc>
+      </w:tr>
+      <w:tr>
+        <w:tc>
+          <w:tcPr>
+            <w:tcW w:w="3116" w:type="dxa"/>
+          </w:tcPr>
+          <w:p>
+            <w:pPr>
+              <w:jc w:val="center"/>
+            </w:pPr>
+          </w:p>
+        </w:tc>
+        <w:tc>
+          <w:tcPr>
+            <w:tcW w:w="3117" w:type="dxa"/>
+          </w:tcPr>
+          <w:p>
+            <w:pPr>
+              <w:jc w:val="center"/>
+            </w:pPr>
+          </w:p>
+        </w:tc>
+        <w:tc>
+          <w:tcPr>
+            <w:tcW w:w="3117" w:type="dxa"/>
+          </w:tcPr>
+          <w:p>
+            <w:pPr>
+              <w:jc w:val="center"/>
+            </w:pPr>
+          </w:p>
+        </w:tc>
+      </w:tr>
+      <w:tr>
+        <w:tc>
+          <w:tcPr>
+            <w:tcW w:w="3116" w:type="dxa"/>
+          </w:tcPr>
+          <w:p>
+            <w:pPr>
+              <w:jc w:val="center"/>
+            </w:pPr>
+          </w:p>
+        </w:tc>
+        <w:tc>
+          <w:tcPr>
+            <w:tcW w:w="3117" w:type="dxa"/>
+          </w:tcPr>
+          <w:p>
+            <w:pPr>
+              <w:jc w:val="center"/>
+            </w:pPr>
+          </w:p>
+        </w:tc>
+        <w:tc>
+          <w:tcPr>
+            <w:tcW w:w="3117" w:type="dxa"/>
+          </w:tcPr>
+          <w:p>
+            <w:pPr>
+              <w:jc w:val="center"/>
+            </w:pPr>
+          </w:p>
+        </w:tc>
+      </w:tr>
+      <w:tr>
+        <w:tc>
+          <w:tcPr>
+            <w:tcW w:w="3116" w:type="dxa"/>
+          </w:tcPr>
+          <w:p>
+            <w:pPr>
+              <w:jc w:val="center"/>
+            </w:pPr>
+          </w:p>
+        </w:tc>
+        <w:tc>
+          <w:tcPr>
+            <w:tcW w:w="3117" w:type="dxa"/>
+          </w:tcPr>
+          <w:p>
+            <w:pPr>
+              <w:jc w:val="center"/>
+            </w:pPr>
+          </w:p>
+        </w:tc>
+        <w:tc>
+          <w:tcPr>
+            <w:tcW w:w="3117" w:type="dxa"/>
+          </w:tcPr>
+          <w:p>
+            <w:pPr>
+              <w:jc w:val="center"/>
+            </w:pPr>
+          </w:p>
+        </w:tc>
+      </w:tr>
+      <w:tr>
+        <w:tc>
+          <w:tcPr>
+            <w:tcW w:w="3116" w:type="dxa"/>
+          </w:tcPr>
+          <w:p>
+            <w:pPr>
+              <w:jc w:val="center"/>
+            </w:pPr>
+          </w:p>
+        </w:tc>
+        <w:tc>
+          <w:tcPr>
+            <w:tcW w:w="3117" w:type="dxa"/>
+          </w:tcPr>
+          <w:p>
+            <w:pPr>
+              <w:jc w:val="center"/>
+            </w:pPr>
+          </w:p>
+        </w:tc>
+        <w:tc>
+          <w:tcPr>
+            <w:tcW w:w="3117" w:type="dxa"/>
+          </w:tcPr>
+          <w:p>
+            <w:pPr>
+              <w:jc w:val="center"/>
+            </w:pPr>
+          </w:p>
+        </w:tc>
+      </w:tr>
+      <w:tr>
+        <w:tc>
+          <w:tcPr>
+            <w:tcW w:w="3116" w:type="dxa"/>
+          </w:tcPr>
+          <w:p>
+            <w:pPr>
+              <w:jc w:val="center"/>
+            </w:pPr>
+          </w:p>
+        </w:tc>
+        <w:tc>
+          <w:tcPr>
+            <w:tcW w:w="3117" w:type="dxa"/>
+          </w:tcPr>
+          <w:p>
+            <w:pPr>
+              <w:jc w:val="center"/>
+            </w:pPr>
+          </w:p>
+        </w:tc>
+        <w:tc>
+          <w:tcPr>
+            <w:tcW w:w="3117" w:type="dxa"/>
+          </w:tcPr>
+          <w:p>
+            <w:pPr>
+              <w:jc w:val="center"/>
+            </w:pPr>
+          </w:p>
+        </w:tc>
+      </w:tr>
+      <w:tr>
+        <w:tc>
+          <w:tcPr>
+            <w:tcW w:w="3116" w:type="dxa"/>
+          </w:tcPr>
+          <w:p>
+            <w:pPr>
+              <w:jc w:val="center"/>
+            </w:pPr>
+          </w:p>
+        </w:tc>
+        <w:tc>
+          <w:tcPr>
+            <w:tcW w:w="3117" w:type="dxa"/>
+          </w:tcPr>
+          <w:p>
+            <w:pPr>
+              <w:jc w:val="center"/>
+            </w:pPr>
+          </w:p>
+        </w:tc>
+        <w:tc>
+          <w:tcPr>
+            <w:tcW w:w="3117" w:type="dxa"/>
+          </w:tcPr>
+          <w:p>
+            <w:pPr>
+              <w:jc w:val="center"/>
+            </w:pPr>
+          </w:p>
+        </w:tc>
+      </w:tr>
+      <w:tr>
+        <w:tc>
+          <w:tcPr>
+            <w:tcW w:w="3116" w:type="dxa"/>
+          </w:tcPr>
+          <w:p>
+            <w:pPr>
+              <w:jc w:val="center"/>
+            </w:pPr>
+          </w:p>
+        </w:tc>
+        <w:tc>
+          <w:tcPr>
+            <w:tcW w:w="3117" w:type="dxa"/>
+          </w:tcPr>
+          <w:p>
+            <w:pPr>
+              <w:jc w:val="center"/>
+            </w:pPr>
+          </w:p>
+        </w:tc>
+        <w:tc>
+          <w:tcPr>
+            <w:tcW w:w="3117" w:type="dxa"/>
+          </w:tcPr>
+          <w:p>
+            <w:pPr>
+              <w:jc w:val="center"/>
+            </w:pPr>
+          </w:p>
+        </w:tc>
+      </w:tr>
+      <w:tr>
+        <w:tc>
+          <w:tcPr>
+            <w:tcW w:w="3116" w:type="dxa"/>
+          </w:tcPr>
+          <w:p>
+            <w:pPr>
+              <w:jc w:val="center"/>
+            </w:pPr>
+          </w:p>
+        </w:tc>
+        <w:tc>
+          <w:tcPr>
+            <w:tcW w:w="3117" w:type="dxa"/>
+          </w:tcPr>
+          <w:p>
+            <w:pPr>
+              <w:jc w:val="center"/>
+            </w:pPr>
+          </w:p>
+        </w:tc>
+        <w:tc>
+          <w:tcPr>
+            <w:tcW w:w="3117" w:type="dxa"/>
+          </w:tcPr>
+          <w:p>
+            <w:pPr>
+              <w:jc w:val="center"/>
+            </w:pPr>
+          </w:p>
+        </w:tc>
+      </w:tr>
+      <w:tr>
+        <w:tc>
+          <w:tcPr>
+            <w:tcW w:w="3116" w:type="dxa"/>
+          </w:tcPr>
+          <w:p>
+            <w:pPr>
+              <w:jc w:val="center"/>
+            </w:pPr>
+          </w:p>
+        </w:tc>
+        <w:tc>
+          <w:tcPr>
+            <w:tcW w:w="3117" w:type="dxa"/>
+          </w:tcPr>
+          <w:p>
+            <w:pPr>
+              <w:jc w:val="center"/>
+            </w:pPr>
+          </w:p>
+        </w:tc>
+        <w:tc>
+          <w:tcPr>
+            <w:tcW w:w="3117" w:type="dxa"/>
+          </w:tcPr>
+          <w:p>
+            <w:pPr>
+              <w:jc w:val="center"/>
+            </w:pPr>
+          </w:p>
+        </w:tc>
+      </w:tr>
+      <w:tr>
+        <w:tc>
+          <w:tcPr>
+            <w:tcW w:w="3116" w:type="dxa"/>
+          </w:tcPr>
+          <w:p>
+            <w:pPr>
+              <w:jc w:val="center"/>
+            </w:pPr>
+          </w:p>
+        </w:tc>
+        <w:tc>
+          <w:tcPr>
+            <w:tcW w:w="3117" w:type="dxa"/>
+          </w:tcPr>
+          <w:p>
+            <w:pPr>
+              <w:jc w:val="center"/>
+            </w:pPr>
+          </w:p>
+        </w:tc>
+        <w:tc>
+          <w:tcPr>
+            <w:tcW w:w="3117" w:type="dxa"/>
+          </w:tcPr>
+          <w:p>
+            <w:pPr>
+              <w:jc w:val="center"/>
+            </w:pPr>
+          </w:p>
+        </w:tc>
+      </w:tr>
+      <w:tr>
+        <w:tc>
+          <w:tcPr>
+            <w:tcW w:w="3116" w:type="dxa"/>
+          </w:tcPr>
+          <w:p>
+            <w:pPr>
+              <w:jc w:val="center"/>
+            </w:pPr>
+          </w:p>
+        </w:tc>
+        <w:tc>
+          <w:tcPr>
+            <w:tcW w:w="3117" w:type="dxa"/>
+          </w:tcPr>
+          <w:p>
+            <w:pPr>
+              <w:jc w:val="center"/>
+            </w:pPr>
+          </w:p>
+        </w:tc>
+        <w:tc>
+          <w:tcPr>
+            <w:tcW w:w="3117" w:type="dxa"/>
+          </w:tcPr>
+          <w:p>
+            <w:pPr>
+              <w:jc w:val="center"/>
+            </w:pPr>
+          </w:p>
+        </w:tc>
+      </w:tr>
+      <w:tr>
+        <w:tc>
+          <w:tcPr>
+            <w:tcW w:w="3116" w:type="dxa"/>
+          </w:tcPr>
+          <w:p>
+            <w:pPr>
+              <w:jc w:val="center"/>
+            </w:pPr>
+          </w:p>
+        </w:tc>
+        <w:tc>
+          <w:tcPr>
+            <w:tcW w:w="3117" w:type="dxa"/>
+          </w:tcPr>
+          <w:p>
+            <w:pPr>
+              <w:jc w:val="center"/>
+            </w:pPr>
+          </w:p>
+        </w:tc>
+        <w:tc>
+          <w:tcPr>
+            <w:tcW w:w="3117" w:type="dxa"/>
+          </w:tcPr>
+          <w:p>
+            <w:pPr>
+              <w:jc w:val="center"/>
+            </w:pPr>
+          </w:p>
+        </w:tc>
+      </w:tr>
+      <w:tr>
+        <w:tc>
+          <w:tcPr>
+            <w:tcW w:w="3116" w:type="dxa"/>
+          </w:tcPr>
+          <w:p>
+            <w:pPr>
+              <w:jc w:val="center"/>
+            </w:pPr>
+          </w:p>
+        </w:tc>
+        <w:tc>
+          <w:tcPr>
+            <w:tcW w:w="3117" w:type="dxa"/>
+          </w:tcPr>
+          <w:p>
+            <w:pPr>
+              <w:jc w:val="center"/>
+            </w:pPr>
+          </w:p>
+        </w:tc>
+        <w:tc>
+          <w:tcPr>
+            <w:tcW w:w="3117" w:type="dxa"/>
+          </w:tcPr>
+          <w:p>
+            <w:pPr>
+              <w:jc w:val="center"/>
+            </w:pPr>
+          </w:p>
+        </w:tc>
+      </w:tr>
+      <w:tr>
+        <w:tc>
+          <w:tcPr>
+            <w:tcW w:w="3116" w:type="dxa"/>
+          </w:tcPr>
+          <w:p>
+            <w:pPr>
+              <w:jc w:val="center"/>
+            </w:pPr>
+          </w:p>
+        </w:tc>
+        <w:tc>
+          <w:tcPr>
+            <w:tcW w:w="3117" w:type="dxa"/>
+          </w:tcPr>
+          <w:p>
+            <w:pPr>
+              <w:jc w:val="center"/>
+            </w:pPr>
+          </w:p>
+        </w:tc>
+        <w:tc>
+          <w:tcPr>
+            <w:tcW w:w="3117" w:type="dxa"/>
+          </w:tcPr>
+          <w:p>
+            <w:pPr>
+              <w:jc w:val="center"/>
+            </w:pPr>
+          </w:p>
+        </w:tc>
+      </w:tr>
+      <w:tr>
+        <w:tc>
+          <w:tcPr>
+            <w:tcW w:w="3116" w:type="dxa"/>
+          </w:tcPr>
+          <w:p>
+            <w:pPr>
+              <w:jc w:val="center"/>
+            </w:pPr>
+          </w:p>
+        </w:tc>
+        <w:tc>
+          <w:tcPr>
+            <w:tcW w:w="3117" w:type="dxa"/>
+          </w:tcPr>
+          <w:p>
+            <w:pPr>
+              <w:jc w:val="center"/>
+            </w:pPr>
+          </w:p>
+        </w:tc>
+        <w:tc>
+          <w:tcPr>
+            <w:tcW w:w="3117" w:type="dxa"/>
+          </w:tcPr>
+          <w:p>
+            <w:pPr>
+              <w:jc w:val="center"/>
+            </w:pPr>
+          </w:p>
+        </w:tc>
+      </w:tr>
+      <w:tr>
+        <w:tc>
+          <w:tcPr>
+            <w:tcW w:w="3116" w:type="dxa"/>
+          </w:tcPr>
+          <w:p>
+            <w:pPr>
+              <w:jc w:val="center"/>
+            </w:pPr>
+          </w:p>
+        </w:tc>
+        <w:tc>
+          <w:tcPr>
+            <w:tcW w:w="3117" w:type="dxa"/>
+          </w:tcPr>
+          <w:p>
+            <w:pPr>
+              <w:jc w:val="center"/>
+            </w:pPr>
+          </w:p>
+        </w:tc>
+        <w:tc>
+          <w:tcPr>
+            <w:tcW w:w="3117" w:type="dxa"/>
+          </w:tcPr>
+          <w:p>
+            <w:pPr>
+              <w:jc w:val="center"/>
+            </w:pPr>
+          </w:p>
+        </w:tc>
+      </w:tr>
+      <w:tr>
+        <w:tc>
+          <w:tcPr>
+            <w:tcW w:w="3116" w:type="dxa"/>
+          </w:tcPr>
+          <w:p>
+            <w:pPr>
+              <w:jc w:val="center"/>
+            </w:pPr>
+          </w:p>
+        </w:tc>
+        <w:tc>
+          <w:tcPr>
+            <w:tcW w:w="3117" w:type="dxa"/>
+          </w:tcPr>
+          <w:p>
+            <w:pPr>
+              <w:jc w:val="center"/>
+            </w:pPr>
+          </w:p>
+        </w:tc>
+        <w:tc>
+          <w:tcPr>
+            <w:tcW w:w="3117" w:type="dxa"/>
+          </w:tcPr>
+          <w:p>
+            <w:pPr>
+              <w:jc w:val="center"/>
+            </w:pPr>
+          </w:p>
+        </w:tc>
+      </w:tr>
+      <w:tr>
+        <w:tc>
+          <w:tcPr>
+            <w:tcW w:w="3116" w:type="dxa"/>
+          </w:tcPr>
+          <w:p>
+            <w:pPr>
+              <w:jc w:val="center"/>
+            </w:pPr>
+          </w:p>
+        </w:tc>
+        <w:tc>
+          <w:tcPr>
+            <w:tcW w:w="3117" w:type="dxa"/>
+          </w:tcPr>
+          <w:p>
+            <w:pPr>
+              <w:jc w:val="center"/>
+            </w:pPr>
+          </w:p>
+        </w:tc>
+        <w:tc>
+          <w:tcPr>
+            <w:tcW w:w="3117" w:type="dxa"/>
+          </w:tcPr>
+          <w:p>
+            <w:pPr>
+              <w:jc w:val="center"/>
+            </w:pPr>
+          </w:p>
+        </w:tc>
+      </w:tr>
+      <w:tr>
+        <w:tc>
+          <w:tcPr>
+            <w:tcW w:w="3116" w:type="dxa"/>
+          </w:tcPr>
+          <w:p>
+            <w:pPr>
+              <w:jc w:val="center"/>
+            </w:pPr>
+          </w:p>
+        </w:tc>
+        <w:tc>
+          <w:tcPr>
+            <w:tcW w:w="3117" w:type="dxa"/>
+          </w:tcPr>
+          <w:p>
+            <w:pPr>
+              <w:jc w:val="center"/>
+            </w:pPr>
+          </w:p>
+        </w:tc>
+        <w:tc>
+          <w:tcPr>
+            <w:tcW w:w="3117" w:type="dxa"/>
+          </w:tcPr>
+          <w:p>
+            <w:pPr>
+              <w:jc w:val="center"/>
+            </w:pPr>
+          </w:p>
+        </w:tc>
+      </w:tr>
+    </w:tbl>
+    <w:p>
+      <w:pPr>
+        <w:pStyle w:val="Heading1"/>
         <w:numPr>
           <w:ilvl w:val="0"/>
           <w:numId w:val="9"/>
         </w:numPr>
-        <w:spacing w:before="0" w:after="0" w:line="480" w:lineRule="auto"/>
+        <w:spacing w:before="0" w:after="0" w:line="240" w:lineRule="auto"/>
         <w:jc w:val="both"/>
         <w:rPr>
           <w:rFonts w:ascii="Times New Roman" w:hAnsi="Times New Roman" w:cs="Times New Roman"/>
@@ -3508,7 +4978,6 @@
           <w:u w:val="single"/>
         </w:rPr>
       </w:pPr>
-      <w:bookmarkStart w:id="1" w:name="_Toc171427292"/>
       <w:r>
         <w:rPr>
           <w:rFonts w:ascii="Times New Roman" w:hAnsi="Times New Roman" w:cs="Times New Roman"/>
@@ -3543,7 +5012,7 @@
           <w:ilvl w:val="0"/>
           <w:numId w:val="12"/>
         </w:numPr>
-        <w:spacing w:before="0" w:after="0" w:line="480" w:lineRule="auto"/>
+        <w:spacing w:before="0" w:after="0" w:line="240" w:lineRule="auto"/>
         <w:jc w:val="both"/>
         <w:rPr>
           <w:rFonts w:ascii="Times New Roman" w:hAnsi="Times New Roman" w:cs="Times New Roman"/>
@@ -3562,15 +5031,12 @@
     </w:p>
     <w:p>
       <w:pPr>
-        <w:spacing w:after="0" w:line="480" w:lineRule="auto"/>
+        <w:spacing w:after="0" w:line="240" w:lineRule="auto"/>
         <w:ind w:firstLine="180"/>
         <w:jc w:val="both"/>
       </w:pPr>
       <w:r>
-        <w:t xml:space="preserve">The REVAMP Software requires specific formatting for the .txt files placed into the revampData\RAW file directory. </w:t>
-      </w:r>
-      <w:r>
-        <w:t xml:space="preserve">The existence of the revampData\RAW file directory ensures that any data further processed from this point of access will follow consistent behavior for saving resultants of subsequent processes. </w:t>
+        <w:t xml:space="preserve">The REVAMP Software requires specific formatting for the .txt files placed into the revampData\RAW file directory. The existence of the revampData\RAW file directory ensures that any data further processed from this point of access will follow consistent behavior for saving resultants of subsequent processes. </w:t>
       </w:r>
     </w:p>
     <w:p>
@@ -3580,7 +5046,7 @@
           <w:ilvl w:val="0"/>
           <w:numId w:val="12"/>
         </w:numPr>
-        <w:spacing w:before="0" w:after="0" w:line="480" w:lineRule="auto"/>
+        <w:spacing w:before="0" w:after="0" w:line="240" w:lineRule="auto"/>
         <w:jc w:val="both"/>
         <w:rPr>
           <w:rFonts w:ascii="Times New Roman" w:hAnsi="Times New Roman" w:cs="Times New Roman"/>
@@ -3601,7 +5067,7 @@
     </w:p>
     <w:p>
       <w:pPr>
-        <w:spacing w:after="0" w:line="480" w:lineRule="auto"/>
+        <w:spacing w:after="0" w:line="240" w:lineRule="auto"/>
         <w:ind w:left="180" w:firstLine="180"/>
         <w:jc w:val="both"/>
       </w:pPr>
@@ -3609,7 +5075,13 @@
         <w:t xml:space="preserve">Files which are to be </w:t>
       </w:r>
       <w:r>
-        <w:t>processed by the REVAMP software must abide to the file naming conventions described below</w:t>
+        <w:t xml:space="preserve">processed by the REVAMP software must abide </w:t>
+      </w:r>
+      <w:r>
+        <w:t>by</w:t>
+      </w:r>
+      <w:r>
+        <w:t xml:space="preserve"> the file naming conventions described below</w:t>
       </w:r>
       <w:r>
         <w:t>. The naming conventions ARE CASE SENSITIVE!</w:t>
@@ -3622,7 +5094,7 @@
           <w:ilvl w:val="0"/>
           <w:numId w:val="14"/>
         </w:numPr>
-        <w:spacing w:after="0" w:line="480" w:lineRule="auto"/>
+        <w:spacing w:after="0" w:line="240" w:lineRule="auto"/>
         <w:jc w:val="both"/>
       </w:pPr>
       <w:r>
@@ -3653,7 +5125,7 @@
           <w:ilvl w:val="1"/>
           <w:numId w:val="14"/>
         </w:numPr>
-        <w:spacing w:after="0" w:line="480" w:lineRule="auto"/>
+        <w:spacing w:after="0" w:line="240" w:lineRule="auto"/>
         <w:jc w:val="both"/>
       </w:pPr>
       <w:r>
@@ -3667,7 +5139,7 @@
           <w:ilvl w:val="2"/>
           <w:numId w:val="14"/>
         </w:numPr>
-        <w:spacing w:after="0" w:line="480" w:lineRule="auto"/>
+        <w:spacing w:after="0" w:line="240" w:lineRule="auto"/>
         <w:jc w:val="both"/>
       </w:pPr>
       <w:r>
@@ -3689,7 +5161,7 @@
           <w:ilvl w:val="2"/>
           <w:numId w:val="14"/>
         </w:numPr>
-        <w:spacing w:after="0" w:line="480" w:lineRule="auto"/>
+        <w:spacing w:after="0" w:line="240" w:lineRule="auto"/>
         <w:jc w:val="both"/>
       </w:pPr>
       <w:r>
@@ -3701,10 +5173,7 @@
         <w:t>operatorIdentifier</w:t>
       </w:r>
       <w:r>
-        <w:t xml:space="preserve"> </w:t>
-      </w:r>
-      <w:r>
-        <w:t>– Initials, or abbreviation, of recording operator</w:t>
+        <w:t xml:space="preserve"> – Initials, or abbreviation, of recording operator</w:t>
       </w:r>
     </w:p>
     <w:p>
@@ -3714,7 +5183,7 @@
           <w:ilvl w:val="2"/>
           <w:numId w:val="14"/>
         </w:numPr>
-        <w:spacing w:after="0" w:line="480" w:lineRule="auto"/>
+        <w:spacing w:after="0" w:line="240" w:lineRule="auto"/>
         <w:jc w:val="both"/>
         <w:rPr>
           <w:b/>
@@ -3750,7 +5219,7 @@
           <w:ilvl w:val="2"/>
           <w:numId w:val="14"/>
         </w:numPr>
-        <w:spacing w:after="0" w:line="480" w:lineRule="auto"/>
+        <w:spacing w:after="0" w:line="240" w:lineRule="auto"/>
         <w:jc w:val="both"/>
         <w:rPr>
           <w:b/>
@@ -3777,7 +5246,7 @@
           <w:ilvl w:val="2"/>
           <w:numId w:val="14"/>
         </w:numPr>
-        <w:spacing w:after="0" w:line="480" w:lineRule="auto"/>
+        <w:spacing w:after="0" w:line="240" w:lineRule="auto"/>
         <w:jc w:val="both"/>
         <w:rPr>
           <w:b/>
@@ -3804,7 +5273,7 @@
           <w:ilvl w:val="2"/>
           <w:numId w:val="14"/>
         </w:numPr>
-        <w:spacing w:after="0" w:line="480" w:lineRule="auto"/>
+        <w:spacing w:after="0" w:line="240" w:lineRule="auto"/>
         <w:jc w:val="both"/>
         <w:rPr>
           <w:b/>
@@ -3831,7 +5300,7 @@
           <w:ilvl w:val="0"/>
           <w:numId w:val="14"/>
         </w:numPr>
-        <w:spacing w:after="0" w:line="480" w:lineRule="auto"/>
+        <w:spacing w:after="0" w:line="240" w:lineRule="auto"/>
         <w:jc w:val="both"/>
       </w:pPr>
       <w:r>
@@ -3840,16 +5309,7 @@
           <w:bCs/>
           <w:u w:val="single"/>
         </w:rPr>
-        <w:lastRenderedPageBreak/>
-        <w:t xml:space="preserve">Option </w:t>
-      </w:r>
-      <w:r>
-        <w:rPr>
-          <w:b/>
-          <w:bCs/>
-          <w:u w:val="single"/>
-        </w:rPr>
-        <w:t>2</w:t>
+        <w:t>Option 2</w:t>
       </w:r>
       <w:r>
         <w:t xml:space="preserve"> – </w:t>
@@ -3861,16 +5321,7 @@
           <w:i/>
           <w:iCs/>
         </w:rPr>
-        <w:t>6</w:t>
-      </w:r>
-      <w:r>
-        <w:rPr>
-          <w:b/>
-          <w:bCs/>
-          <w:i/>
-          <w:iCs/>
-        </w:rPr>
-        <w:t xml:space="preserve"> Underscore Delimiters</w:t>
+        <w:t>6 Underscore Delimiters</w:t>
       </w:r>
     </w:p>
     <w:p>
@@ -3880,17 +5331,11 @@
           <w:ilvl w:val="1"/>
           <w:numId w:val="14"/>
         </w:numPr>
-        <w:spacing w:after="0" w:line="480" w:lineRule="auto"/>
+        <w:spacing w:after="0" w:line="240" w:lineRule="auto"/>
         <w:jc w:val="both"/>
       </w:pPr>
       <w:r>
-        <w:t>subjectIdentifier_operatorIdentifier_experimentName_recordingExperiment</w:t>
-      </w:r>
-      <w:r>
-        <w:t>1_recordingExperiment2</w:t>
-      </w:r>
-      <w:r>
-        <w:t>_recordingDate_recordingTime</w:t>
+        <w:t>subjectIdentifier_operatorIdentifier_experimentName_recordingExperiment1_recordingExperiment2_recordingDate_recordingTime</w:t>
       </w:r>
     </w:p>
     <w:p>
@@ -3900,7 +5345,7 @@
           <w:ilvl w:val="2"/>
           <w:numId w:val="14"/>
         </w:numPr>
-        <w:spacing w:after="0" w:line="480" w:lineRule="auto"/>
+        <w:spacing w:after="0" w:line="240" w:lineRule="auto"/>
         <w:jc w:val="both"/>
       </w:pPr>
       <w:r>
@@ -3922,7 +5367,7 @@
           <w:ilvl w:val="2"/>
           <w:numId w:val="14"/>
         </w:numPr>
-        <w:spacing w:after="0" w:line="480" w:lineRule="auto"/>
+        <w:spacing w:after="0" w:line="240" w:lineRule="auto"/>
         <w:jc w:val="both"/>
       </w:pPr>
       <w:r>
@@ -3944,7 +5389,7 @@
           <w:ilvl w:val="2"/>
           <w:numId w:val="14"/>
         </w:numPr>
-        <w:spacing w:after="0" w:line="480" w:lineRule="auto"/>
+        <w:spacing w:after="0" w:line="240" w:lineRule="auto"/>
         <w:jc w:val="both"/>
         <w:rPr>
           <w:b/>
@@ -3980,7 +5425,7 @@
           <w:ilvl w:val="2"/>
           <w:numId w:val="14"/>
         </w:numPr>
-        <w:spacing w:after="0" w:line="480" w:lineRule="auto"/>
+        <w:spacing w:after="0" w:line="240" w:lineRule="auto"/>
         <w:jc w:val="both"/>
         <w:rPr>
           <w:b/>
@@ -3994,21 +5439,10 @@
           <w:bCs/>
           <w:u w:val="single"/>
         </w:rPr>
-        <w:t>recordingExperiment</w:t>
-      </w:r>
-      <w:r>
-        <w:rPr>
-          <w:b/>
-          <w:bCs/>
-          <w:u w:val="single"/>
-        </w:rPr>
-        <w:t>1 &amp; recordingExperiment2</w:t>
-      </w:r>
-      <w:r>
-        <w:t xml:space="preserve"> – Denotes the subsection of the experiment being recorded</w:t>
-      </w:r>
-      <w:r>
-        <w:t xml:space="preserve"> </w:t>
+        <w:t>recordingExperiment1 &amp; recordingExperiment2</w:t>
+      </w:r>
+      <w:r>
+        <w:t xml:space="preserve"> – Denotes the subsection of the experiment being recorded </w:t>
       </w:r>
       <w:r>
         <w:rPr>
@@ -4030,7 +5464,7 @@
           <w:ilvl w:val="2"/>
           <w:numId w:val="14"/>
         </w:numPr>
-        <w:spacing w:after="0" w:line="480" w:lineRule="auto"/>
+        <w:spacing w:after="0" w:line="240" w:lineRule="auto"/>
         <w:jc w:val="both"/>
         <w:rPr>
           <w:b/>
@@ -4057,7 +5491,7 @@
           <w:ilvl w:val="2"/>
           <w:numId w:val="14"/>
         </w:numPr>
-        <w:spacing w:after="0" w:line="480" w:lineRule="auto"/>
+        <w:spacing w:after="0" w:line="240" w:lineRule="auto"/>
         <w:jc w:val="both"/>
         <w:rPr>
           <w:b/>
@@ -4084,7 +5518,7 @@
           <w:ilvl w:val="0"/>
           <w:numId w:val="12"/>
         </w:numPr>
-        <w:spacing w:before="0" w:after="0" w:line="480" w:lineRule="auto"/>
+        <w:spacing w:before="0" w:after="0" w:line="240" w:lineRule="auto"/>
         <w:jc w:val="both"/>
         <w:rPr>
           <w:rFonts w:ascii="Times New Roman" w:hAnsi="Times New Roman" w:cs="Times New Roman"/>
@@ -4099,38 +5533,18 @@
           <w:rFonts w:ascii="Times New Roman" w:hAnsi="Times New Roman" w:cs="Times New Roman"/>
           <w:color w:val="auto"/>
         </w:rPr>
-        <w:t xml:space="preserve">FILE </w:t>
-      </w:r>
-      <w:r>
-        <w:rPr>
-          <w:rFonts w:ascii="Times New Roman" w:hAnsi="Times New Roman" w:cs="Times New Roman"/>
-          <w:color w:val="auto"/>
-        </w:rPr>
-        <w:t>STRUCTURE</w:t>
-      </w:r>
-      <w:r>
-        <w:rPr>
-          <w:rFonts w:ascii="Times New Roman" w:hAnsi="Times New Roman" w:cs="Times New Roman"/>
-          <w:color w:val="auto"/>
-        </w:rPr>
-        <w:t xml:space="preserve"> CONVENTIONS</w:t>
+        <w:t>FILE STRUCTURE CONVENTIONS</w:t>
       </w:r>
       <w:bookmarkEnd w:id="4"/>
     </w:p>
     <w:p>
       <w:pPr>
-        <w:spacing w:after="0" w:line="480" w:lineRule="auto"/>
+        <w:spacing w:after="0" w:line="240" w:lineRule="auto"/>
         <w:ind w:left="180" w:firstLine="180"/>
         <w:jc w:val="both"/>
       </w:pPr>
       <w:r>
-        <w:t>The internal structure of recorded data contained within ANY .txt file attempting to be processed utilizing REVAMP must abide to the following structural conventions. These</w:t>
-      </w:r>
-      <w:r>
-        <w:t xml:space="preserve"> conventions ARE CASE SENSITIVE!</w:t>
-      </w:r>
-      <w:r>
-        <w:t xml:space="preserve"> The requirements for each file’s internal structure are provided below.</w:t>
+        <w:t>The internal structure of recorded data contained within ANY .txt file attempting to be processed utilizing REVAMP must abide to the following structural conventions. These conventions ARE CASE SENSITIVE! The requirements for each file’s internal structure are provided below.</w:t>
       </w:r>
     </w:p>
     <w:p>
@@ -4140,7 +5554,7 @@
           <w:ilvl w:val="0"/>
           <w:numId w:val="14"/>
         </w:numPr>
-        <w:spacing w:after="0" w:line="480" w:lineRule="auto"/>
+        <w:spacing w:after="0" w:line="240" w:lineRule="auto"/>
         <w:jc w:val="both"/>
         <w:rPr>
           <w:b/>
@@ -4160,7 +5574,7 @@
     <w:p>
       <w:pPr>
         <w:pStyle w:val="ListParagraph"/>
-        <w:spacing w:after="0" w:line="480" w:lineRule="auto"/>
+        <w:spacing w:after="0" w:line="240" w:lineRule="auto"/>
         <w:ind w:left="1080"/>
         <w:jc w:val="both"/>
       </w:pPr>
@@ -4175,7 +5589,7 @@
           <w:ilvl w:val="1"/>
           <w:numId w:val="14"/>
         </w:numPr>
-        <w:spacing w:after="0" w:line="480" w:lineRule="auto"/>
+        <w:spacing w:after="0" w:line="240" w:lineRule="auto"/>
         <w:jc w:val="both"/>
       </w:pPr>
       <w:r>
@@ -4189,7 +5603,7 @@
           <w:ilvl w:val="2"/>
           <w:numId w:val="14"/>
         </w:numPr>
-        <w:spacing w:after="0" w:line="480" w:lineRule="auto"/>
+        <w:spacing w:after="0" w:line="240" w:lineRule="auto"/>
         <w:jc w:val="both"/>
       </w:pPr>
       <w:r>
@@ -4203,7 +5617,7 @@
           <w:ilvl w:val="3"/>
           <w:numId w:val="14"/>
         </w:numPr>
-        <w:spacing w:after="0" w:line="480" w:lineRule="auto"/>
+        <w:spacing w:after="0" w:line="240" w:lineRule="auto"/>
         <w:jc w:val="both"/>
         <w:rPr>
           <w:b/>
@@ -4223,7 +5637,7 @@
           <w:ilvl w:val="3"/>
           <w:numId w:val="14"/>
         </w:numPr>
-        <w:spacing w:after="0" w:line="480" w:lineRule="auto"/>
+        <w:spacing w:after="0" w:line="240" w:lineRule="auto"/>
         <w:jc w:val="both"/>
         <w:rPr>
           <w:b/>
@@ -4242,7 +5656,7 @@
           <w:ilvl w:val="3"/>
           <w:numId w:val="14"/>
         </w:numPr>
-        <w:spacing w:after="0" w:line="480" w:lineRule="auto"/>
+        <w:spacing w:after="0" w:line="240" w:lineRule="auto"/>
         <w:jc w:val="both"/>
         <w:rPr>
           <w:b/>
@@ -4261,7 +5675,7 @@
           <w:ilvl w:val="3"/>
           <w:numId w:val="14"/>
         </w:numPr>
-        <w:spacing w:after="0" w:line="480" w:lineRule="auto"/>
+        <w:spacing w:after="0" w:line="240" w:lineRule="auto"/>
         <w:jc w:val="both"/>
         <w:rPr>
           <w:b/>
@@ -4280,7 +5694,7 @@
           <w:ilvl w:val="3"/>
           <w:numId w:val="14"/>
         </w:numPr>
-        <w:spacing w:after="0" w:line="480" w:lineRule="auto"/>
+        <w:spacing w:after="0" w:line="240" w:lineRule="auto"/>
         <w:jc w:val="both"/>
         <w:rPr>
           <w:b/>
@@ -4299,7 +5713,7 @@
           <w:ilvl w:val="3"/>
           <w:numId w:val="14"/>
         </w:numPr>
-        <w:spacing w:after="0" w:line="480" w:lineRule="auto"/>
+        <w:spacing w:after="0" w:line="240" w:lineRule="auto"/>
         <w:jc w:val="both"/>
         <w:rPr>
           <w:b/>
@@ -4318,7 +5732,7 @@
           <w:ilvl w:val="2"/>
           <w:numId w:val="14"/>
         </w:numPr>
-        <w:spacing w:after="0" w:line="480" w:lineRule="auto"/>
+        <w:spacing w:after="0" w:line="240" w:lineRule="auto"/>
         <w:jc w:val="both"/>
       </w:pPr>
       <w:r>
@@ -4332,7 +5746,7 @@
           <w:ilvl w:val="0"/>
           <w:numId w:val="14"/>
         </w:numPr>
-        <w:spacing w:after="0" w:line="480" w:lineRule="auto"/>
+        <w:spacing w:after="0" w:line="240" w:lineRule="auto"/>
         <w:jc w:val="both"/>
       </w:pPr>
       <w:r>
@@ -4354,7 +5768,7 @@
           <w:ilvl w:val="1"/>
           <w:numId w:val="14"/>
         </w:numPr>
-        <w:spacing w:after="0" w:line="480" w:lineRule="auto"/>
+        <w:spacing w:after="0" w:line="240" w:lineRule="auto"/>
         <w:jc w:val="both"/>
       </w:pPr>
       <w:r>
@@ -4368,7 +5782,7 @@
           <w:ilvl w:val="1"/>
           <w:numId w:val="14"/>
         </w:numPr>
-        <w:spacing w:after="0" w:line="480" w:lineRule="auto"/>
+        <w:spacing w:after="0" w:line="240" w:lineRule="auto"/>
         <w:jc w:val="both"/>
       </w:pPr>
       <w:r>
@@ -4385,7 +5799,7 @@
           <w:ilvl w:val="0"/>
           <w:numId w:val="14"/>
         </w:numPr>
-        <w:spacing w:after="0" w:line="480" w:lineRule="auto"/>
+        <w:spacing w:after="0" w:line="240" w:lineRule="auto"/>
         <w:jc w:val="both"/>
       </w:pPr>
       <w:r>
@@ -4404,7 +5818,7 @@
           <w:ilvl w:val="1"/>
           <w:numId w:val="14"/>
         </w:numPr>
-        <w:spacing w:after="0" w:line="480" w:lineRule="auto"/>
+        <w:spacing w:after="0" w:line="240" w:lineRule="auto"/>
         <w:jc w:val="both"/>
         <w:rPr>
           <w:b/>
@@ -4421,6 +5835,7 @@
     </w:p>
     <w:p>
       <w:pPr>
+        <w:spacing w:after="0" w:line="240" w:lineRule="auto"/>
         <w:jc w:val="both"/>
       </w:pPr>
       <w:r>
@@ -4434,7 +5849,7 @@
           <w:ilvl w:val="0"/>
           <w:numId w:val="9"/>
         </w:numPr>
-        <w:spacing w:before="0" w:after="0" w:line="480" w:lineRule="auto"/>
+        <w:spacing w:before="0" w:after="0" w:line="240" w:lineRule="auto"/>
         <w:jc w:val="both"/>
         <w:rPr>
           <w:rFonts w:ascii="Times New Roman" w:hAnsi="Times New Roman" w:cs="Times New Roman"/>
@@ -4461,7 +5876,7 @@
           <w:ilvl w:val="0"/>
           <w:numId w:val="4"/>
         </w:numPr>
-        <w:spacing w:before="0" w:after="0" w:line="480" w:lineRule="auto"/>
+        <w:spacing w:before="0" w:after="0" w:line="240" w:lineRule="auto"/>
         <w:jc w:val="both"/>
         <w:rPr>
           <w:rFonts w:ascii="Times New Roman" w:hAnsi="Times New Roman" w:cs="Times New Roman"/>
@@ -4485,7 +5900,7 @@
           <w:ilvl w:val="1"/>
           <w:numId w:val="4"/>
         </w:numPr>
-        <w:spacing w:before="0" w:after="0" w:line="480" w:lineRule="auto"/>
+        <w:spacing w:before="0" w:after="0" w:line="240" w:lineRule="auto"/>
         <w:jc w:val="both"/>
         <w:rPr>
           <w:rFonts w:ascii="Times New Roman" w:hAnsi="Times New Roman" w:cs="Times New Roman"/>
@@ -4504,7 +5919,7 @@
     </w:p>
     <w:p>
       <w:pPr>
-        <w:spacing w:after="0" w:line="480" w:lineRule="auto"/>
+        <w:spacing w:after="0" w:line="240" w:lineRule="auto"/>
         <w:ind w:left="720" w:firstLine="720"/>
         <w:jc w:val="both"/>
       </w:pPr>
@@ -4528,7 +5943,7 @@
           <w:ilvl w:val="0"/>
           <w:numId w:val="15"/>
         </w:numPr>
-        <w:spacing w:after="0" w:line="480" w:lineRule="auto"/>
+        <w:spacing w:after="0" w:line="240" w:lineRule="auto"/>
         <w:jc w:val="both"/>
       </w:pPr>
       <w:r>
@@ -4542,7 +5957,7 @@
           <w:ilvl w:val="0"/>
           <w:numId w:val="15"/>
         </w:numPr>
-        <w:spacing w:after="0" w:line="480" w:lineRule="auto"/>
+        <w:spacing w:after="0" w:line="240" w:lineRule="auto"/>
         <w:jc w:val="both"/>
       </w:pPr>
       <w:r>
@@ -4556,7 +5971,7 @@
           <w:ilvl w:val="0"/>
           <w:numId w:val="15"/>
         </w:numPr>
-        <w:spacing w:after="0" w:line="480" w:lineRule="auto"/>
+        <w:spacing w:after="0" w:line="240" w:lineRule="auto"/>
         <w:jc w:val="both"/>
       </w:pPr>
       <w:r>
@@ -4570,7 +5985,7 @@
           <w:ilvl w:val="0"/>
           <w:numId w:val="15"/>
         </w:numPr>
-        <w:spacing w:after="0" w:line="480" w:lineRule="auto"/>
+        <w:spacing w:after="0" w:line="240" w:lineRule="auto"/>
         <w:jc w:val="both"/>
       </w:pPr>
       <w:r>
@@ -4584,7 +5999,7 @@
           <w:ilvl w:val="0"/>
           <w:numId w:val="4"/>
         </w:numPr>
-        <w:spacing w:before="0" w:after="0" w:line="480" w:lineRule="auto"/>
+        <w:spacing w:before="0" w:after="0" w:line="240" w:lineRule="auto"/>
         <w:jc w:val="both"/>
         <w:rPr>
           <w:rFonts w:ascii="Times New Roman" w:hAnsi="Times New Roman" w:cs="Times New Roman"/>
@@ -4608,7 +6023,7 @@
           <w:ilvl w:val="1"/>
           <w:numId w:val="4"/>
         </w:numPr>
-        <w:spacing w:before="0" w:after="0" w:line="480" w:lineRule="auto"/>
+        <w:spacing w:before="0" w:after="0" w:line="240" w:lineRule="auto"/>
         <w:jc w:val="both"/>
         <w:rPr>
           <w:rFonts w:ascii="Times New Roman" w:hAnsi="Times New Roman" w:cs="Times New Roman"/>
@@ -4627,7 +6042,7 @@
     </w:p>
     <w:p>
       <w:pPr>
-        <w:spacing w:after="0" w:line="480" w:lineRule="auto"/>
+        <w:spacing w:after="0" w:line="240" w:lineRule="auto"/>
         <w:ind w:left="720" w:firstLine="720"/>
         <w:jc w:val="both"/>
       </w:pPr>
@@ -4642,7 +6057,7 @@
           <w:ilvl w:val="3"/>
           <w:numId w:val="16"/>
         </w:numPr>
-        <w:spacing w:after="0" w:line="480" w:lineRule="auto"/>
+        <w:spacing w:after="0" w:line="240" w:lineRule="auto"/>
         <w:jc w:val="both"/>
         <w:rPr>
           <w:sz w:val="28"/>
@@ -4660,7 +6075,7 @@
     <w:p>
       <w:pPr>
         <w:pStyle w:val="ListParagraph"/>
-        <w:spacing w:after="0" w:line="480" w:lineRule="auto"/>
+        <w:spacing w:after="0" w:line="240" w:lineRule="auto"/>
         <w:ind w:left="1440"/>
         <w:jc w:val="both"/>
       </w:pPr>
@@ -4675,7 +6090,7 @@
           <w:ilvl w:val="5"/>
           <w:numId w:val="16"/>
         </w:numPr>
-        <w:spacing w:after="0" w:line="480" w:lineRule="auto"/>
+        <w:spacing w:after="0" w:line="240" w:lineRule="auto"/>
         <w:jc w:val="both"/>
       </w:pPr>
       <w:r>
@@ -4689,7 +6104,7 @@
           <w:ilvl w:val="6"/>
           <w:numId w:val="16"/>
         </w:numPr>
-        <w:spacing w:after="0" w:line="480" w:lineRule="auto"/>
+        <w:spacing w:after="0" w:line="240" w:lineRule="auto"/>
         <w:jc w:val="both"/>
       </w:pPr>
       <w:r>
@@ -4706,7 +6121,7 @@
           <w:ilvl w:val="7"/>
           <w:numId w:val="16"/>
         </w:numPr>
-        <w:spacing w:after="0" w:line="480" w:lineRule="auto"/>
+        <w:spacing w:after="0" w:line="240" w:lineRule="auto"/>
         <w:jc w:val="both"/>
       </w:pPr>
       <w:r>
@@ -4720,7 +6135,7 @@
           <w:ilvl w:val="7"/>
           <w:numId w:val="16"/>
         </w:numPr>
-        <w:spacing w:after="0" w:line="480" w:lineRule="auto"/>
+        <w:spacing w:after="0" w:line="240" w:lineRule="auto"/>
         <w:jc w:val="both"/>
       </w:pPr>
       <w:r>
@@ -4734,7 +6149,7 @@
           <w:ilvl w:val="0"/>
           <w:numId w:val="4"/>
         </w:numPr>
-        <w:spacing w:before="0" w:after="0" w:line="480" w:lineRule="auto"/>
+        <w:spacing w:before="0" w:after="0" w:line="240" w:lineRule="auto"/>
         <w:jc w:val="both"/>
         <w:rPr>
           <w:rFonts w:ascii="Times New Roman" w:hAnsi="Times New Roman" w:cs="Times New Roman"/>
@@ -4747,7 +6162,6 @@
           <w:rFonts w:ascii="Times New Roman" w:hAnsi="Times New Roman" w:cs="Times New Roman"/>
           <w:color w:val="auto"/>
         </w:rPr>
-        <w:lastRenderedPageBreak/>
         <w:t>FILTER DATA</w:t>
       </w:r>
       <w:bookmarkEnd w:id="10"/>
@@ -4759,7 +6173,7 @@
           <w:ilvl w:val="1"/>
           <w:numId w:val="4"/>
         </w:numPr>
-        <w:spacing w:before="0" w:after="0" w:line="480" w:lineRule="auto"/>
+        <w:spacing w:before="0" w:after="0" w:line="240" w:lineRule="auto"/>
         <w:jc w:val="both"/>
         <w:rPr>
           <w:rFonts w:ascii="Times New Roman" w:hAnsi="Times New Roman" w:cs="Times New Roman"/>
@@ -4778,7 +6192,7 @@
     </w:p>
     <w:p>
       <w:pPr>
-        <w:spacing w:after="0" w:line="480" w:lineRule="auto"/>
+        <w:spacing w:after="0" w:line="240" w:lineRule="auto"/>
         <w:ind w:left="720" w:firstLine="720"/>
         <w:jc w:val="both"/>
       </w:pPr>
@@ -4793,7 +6207,7 @@
           <w:ilvl w:val="0"/>
           <w:numId w:val="18"/>
         </w:numPr>
-        <w:spacing w:after="0" w:line="480" w:lineRule="auto"/>
+        <w:spacing w:after="0" w:line="240" w:lineRule="auto"/>
         <w:jc w:val="both"/>
         <w:rPr>
           <w:sz w:val="28"/>
@@ -4811,7 +6225,7 @@
     <w:p>
       <w:pPr>
         <w:pStyle w:val="ListParagraph"/>
-        <w:spacing w:after="0" w:line="480" w:lineRule="auto"/>
+        <w:spacing w:after="0" w:line="240" w:lineRule="auto"/>
         <w:ind w:left="1440"/>
         <w:jc w:val="both"/>
       </w:pPr>
@@ -4826,7 +6240,7 @@
           <w:ilvl w:val="0"/>
           <w:numId w:val="19"/>
         </w:numPr>
-        <w:spacing w:after="0" w:line="480" w:lineRule="auto"/>
+        <w:spacing w:after="0" w:line="240" w:lineRule="auto"/>
         <w:jc w:val="both"/>
       </w:pPr>
       <w:r>
@@ -4840,7 +6254,7 @@
           <w:ilvl w:val="0"/>
           <w:numId w:val="19"/>
         </w:numPr>
-        <w:spacing w:after="0" w:line="480" w:lineRule="auto"/>
+        <w:spacing w:after="0" w:line="240" w:lineRule="auto"/>
         <w:jc w:val="both"/>
       </w:pPr>
       <w:r>
@@ -4854,7 +6268,7 @@
           <w:ilvl w:val="0"/>
           <w:numId w:val="30"/>
         </w:numPr>
-        <w:spacing w:after="0" w:line="480" w:lineRule="auto"/>
+        <w:spacing w:after="0" w:line="240" w:lineRule="auto"/>
         <w:jc w:val="both"/>
         <w:rPr>
           <w:sz w:val="28"/>
@@ -4876,7 +6290,7 @@
           <w:ilvl w:val="0"/>
           <w:numId w:val="32"/>
         </w:numPr>
-        <w:spacing w:after="0" w:line="480" w:lineRule="auto"/>
+        <w:spacing w:after="0" w:line="240" w:lineRule="auto"/>
         <w:jc w:val="both"/>
       </w:pPr>
       <w:r>
@@ -4885,7 +6299,7 @@
     </w:p>
     <w:p>
       <w:pPr>
-        <w:spacing w:after="0" w:line="480" w:lineRule="auto"/>
+        <w:spacing w:after="0" w:line="240" w:lineRule="auto"/>
         <w:ind w:left="1800"/>
         <w:jc w:val="both"/>
       </w:pPr>
@@ -4906,10 +6320,11 @@
           <w:ilvl w:val="0"/>
           <w:numId w:val="22"/>
         </w:numPr>
-        <w:spacing w:after="0" w:line="480" w:lineRule="auto"/>
+        <w:spacing w:after="0" w:line="240" w:lineRule="auto"/>
         <w:jc w:val="both"/>
       </w:pPr>
       <w:r>
+        <w:lastRenderedPageBreak/>
         <w:t>Sample Threshold (Samples) – Specifies the number of samples to set in determining if a “Blink in Transient” occurs. (Default: 750)</w:t>
       </w:r>
     </w:p>
@@ -4920,11 +6335,10 @@
           <w:ilvl w:val="0"/>
           <w:numId w:val="22"/>
         </w:numPr>
-        <w:spacing w:after="0" w:line="480" w:lineRule="auto"/>
+        <w:spacing w:after="0" w:line="240" w:lineRule="auto"/>
         <w:jc w:val="both"/>
       </w:pPr>
       <w:r>
-        <w:lastRenderedPageBreak/>
         <w:t>Blink Fill Method (String) – Specifies the interpolation method for filling Blink Data. (Default: “previous”).</w:t>
       </w:r>
     </w:p>
@@ -4935,7 +6349,7 @@
           <w:ilvl w:val="0"/>
           <w:numId w:val="30"/>
         </w:numPr>
-        <w:spacing w:after="0" w:line="480" w:lineRule="auto"/>
+        <w:spacing w:after="0" w:line="240" w:lineRule="auto"/>
         <w:jc w:val="both"/>
         <w:rPr>
           <w:sz w:val="28"/>
@@ -4957,7 +6371,7 @@
           <w:ilvl w:val="3"/>
           <w:numId w:val="30"/>
         </w:numPr>
-        <w:spacing w:after="0" w:line="480" w:lineRule="auto"/>
+        <w:spacing w:after="0" w:line="240" w:lineRule="auto"/>
         <w:jc w:val="both"/>
       </w:pPr>
       <w:r>
@@ -4967,7 +6381,7 @@
     <w:p>
       <w:pPr>
         <w:pStyle w:val="ListParagraph"/>
-        <w:spacing w:after="0" w:line="480" w:lineRule="auto"/>
+        <w:spacing w:after="0" w:line="240" w:lineRule="auto"/>
         <w:ind w:left="1800"/>
         <w:jc w:val="both"/>
       </w:pPr>
@@ -4982,7 +6396,7 @@
           <w:ilvl w:val="0"/>
           <w:numId w:val="31"/>
         </w:numPr>
-        <w:spacing w:after="0" w:line="480" w:lineRule="auto"/>
+        <w:spacing w:after="0" w:line="240" w:lineRule="auto"/>
         <w:jc w:val="both"/>
       </w:pPr>
       <w:r>
@@ -4996,7 +6410,7 @@
           <w:ilvl w:val="0"/>
           <w:numId w:val="31"/>
         </w:numPr>
-        <w:spacing w:after="0" w:line="480" w:lineRule="auto"/>
+        <w:spacing w:after="0" w:line="240" w:lineRule="auto"/>
         <w:jc w:val="both"/>
       </w:pPr>
       <w:r>
@@ -5010,7 +6424,7 @@
           <w:ilvl w:val="0"/>
           <w:numId w:val="31"/>
         </w:numPr>
-        <w:spacing w:after="0" w:line="480" w:lineRule="auto"/>
+        <w:spacing w:after="0" w:line="240" w:lineRule="auto"/>
         <w:jc w:val="both"/>
       </w:pPr>
       <w:r>
@@ -5027,7 +6441,7 @@
           <w:ilvl w:val="0"/>
           <w:numId w:val="31"/>
         </w:numPr>
-        <w:spacing w:after="0" w:line="480" w:lineRule="auto"/>
+        <w:spacing w:after="0" w:line="240" w:lineRule="auto"/>
         <w:jc w:val="both"/>
       </w:pPr>
       <w:r>
@@ -5044,7 +6458,7 @@
           <w:ilvl w:val="0"/>
           <w:numId w:val="31"/>
         </w:numPr>
-        <w:spacing w:after="0" w:line="480" w:lineRule="auto"/>
+        <w:spacing w:after="0" w:line="240" w:lineRule="auto"/>
         <w:jc w:val="both"/>
       </w:pPr>
       <w:r>
@@ -5061,7 +6475,7 @@
           <w:ilvl w:val="0"/>
           <w:numId w:val="31"/>
         </w:numPr>
-        <w:spacing w:after="0" w:line="480" w:lineRule="auto"/>
+        <w:spacing w:after="0" w:line="240" w:lineRule="auto"/>
         <w:jc w:val="both"/>
       </w:pPr>
       <w:r>
@@ -5078,7 +6492,7 @@
           <w:ilvl w:val="0"/>
           <w:numId w:val="31"/>
         </w:numPr>
-        <w:spacing w:after="0" w:line="480" w:lineRule="auto"/>
+        <w:spacing w:after="0" w:line="240" w:lineRule="auto"/>
         <w:jc w:val="both"/>
       </w:pPr>
       <w:r>
@@ -5095,7 +6509,7 @@
           <w:ilvl w:val="0"/>
           <w:numId w:val="31"/>
         </w:numPr>
-        <w:spacing w:after="0" w:line="480" w:lineRule="auto"/>
+        <w:spacing w:after="0" w:line="240" w:lineRule="auto"/>
         <w:jc w:val="both"/>
       </w:pPr>
       <w:r>
@@ -5112,7 +6526,7 @@
           <w:ilvl w:val="0"/>
           <w:numId w:val="4"/>
         </w:numPr>
-        <w:spacing w:before="0" w:after="0" w:line="480" w:lineRule="auto"/>
+        <w:spacing w:before="0" w:after="0" w:line="240" w:lineRule="auto"/>
         <w:jc w:val="both"/>
         <w:rPr>
           <w:rFonts w:ascii="Times New Roman" w:hAnsi="Times New Roman" w:cs="Times New Roman"/>
@@ -5125,7 +6539,6 @@
           <w:rFonts w:ascii="Times New Roman" w:hAnsi="Times New Roman" w:cs="Times New Roman"/>
           <w:color w:val="auto"/>
         </w:rPr>
-        <w:lastRenderedPageBreak/>
         <w:t>CALIBRATE DATA</w:t>
       </w:r>
       <w:bookmarkEnd w:id="12"/>
@@ -5137,7 +6550,7 @@
           <w:ilvl w:val="1"/>
           <w:numId w:val="4"/>
         </w:numPr>
-        <w:spacing w:before="0" w:after="0" w:line="480" w:lineRule="auto"/>
+        <w:spacing w:before="0" w:after="0" w:line="240" w:lineRule="auto"/>
         <w:jc w:val="both"/>
         <w:rPr>
           <w:rFonts w:ascii="Times New Roman" w:hAnsi="Times New Roman" w:cs="Times New Roman"/>
@@ -5156,6 +6569,7 @@
     </w:p>
     <w:p>
       <w:pPr>
+        <w:spacing w:after="0" w:line="240" w:lineRule="auto"/>
         <w:ind w:left="1440" w:firstLine="720"/>
         <w:jc w:val="both"/>
       </w:pPr>
@@ -5165,6 +6579,7 @@
     </w:p>
     <w:p>
       <w:pPr>
+        <w:spacing w:after="0" w:line="240" w:lineRule="auto"/>
         <w:jc w:val="both"/>
       </w:pPr>
       <w:r>
@@ -5182,6 +6597,7 @@
           <w:ilvl w:val="0"/>
           <w:numId w:val="33"/>
         </w:numPr>
+        <w:spacing w:after="0" w:line="240" w:lineRule="auto"/>
         <w:jc w:val="both"/>
       </w:pPr>
       <w:r>
@@ -5204,6 +6620,7 @@
           <w:ilvl w:val="0"/>
           <w:numId w:val="33"/>
         </w:numPr>
+        <w:spacing w:after="0" w:line="240" w:lineRule="auto"/>
         <w:jc w:val="both"/>
       </w:pPr>
       <w:r>
@@ -5229,6 +6646,7 @@
           <w:ilvl w:val="0"/>
           <w:numId w:val="33"/>
         </w:numPr>
+        <w:spacing w:after="0" w:line="240" w:lineRule="auto"/>
         <w:jc w:val="both"/>
       </w:pPr>
       <w:r>
@@ -5278,6 +6696,7 @@
           <w:ilvl w:val="0"/>
           <w:numId w:val="33"/>
         </w:numPr>
+        <w:spacing w:after="0" w:line="240" w:lineRule="auto"/>
         <w:jc w:val="both"/>
       </w:pPr>
       <w:r>
@@ -5291,6 +6710,7 @@
           <w:ilvl w:val="0"/>
           <w:numId w:val="33"/>
         </w:numPr>
+        <w:spacing w:after="0" w:line="240" w:lineRule="auto"/>
         <w:jc w:val="both"/>
       </w:pPr>
       <w:r>
@@ -5304,6 +6724,7 @@
           <w:ilvl w:val="0"/>
           <w:numId w:val="33"/>
         </w:numPr>
+        <w:spacing w:after="0" w:line="240" w:lineRule="auto"/>
         <w:jc w:val="both"/>
       </w:pPr>
       <w:r>
@@ -5317,14 +6738,17 @@
           <w:ilvl w:val="0"/>
           <w:numId w:val="33"/>
         </w:numPr>
+        <w:spacing w:after="0" w:line="240" w:lineRule="auto"/>
         <w:jc w:val="both"/>
       </w:pPr>
       <w:r>
+        <w:lastRenderedPageBreak/>
         <w:t xml:space="preserve">CALIBRATION of the “Right” and “Left” eye is specific to each “Calibration Type”. Hence to calibrate Horizontal, Vertical, and Pupil each section should be selected “Calibration Type”. </w:t>
       </w:r>
     </w:p>
     <w:p>
       <w:pPr>
+        <w:spacing w:after="0" w:line="240" w:lineRule="auto"/>
         <w:ind w:left="1440" w:firstLine="720"/>
         <w:jc w:val="both"/>
       </w:pPr>
@@ -5345,7 +6769,7 @@
           <w:ilvl w:val="0"/>
           <w:numId w:val="4"/>
         </w:numPr>
-        <w:spacing w:before="0" w:after="0" w:line="480" w:lineRule="auto"/>
+        <w:spacing w:before="0" w:after="0" w:line="240" w:lineRule="auto"/>
         <w:jc w:val="both"/>
         <w:rPr>
           <w:rFonts w:ascii="Times New Roman" w:hAnsi="Times New Roman" w:cs="Times New Roman"/>
@@ -5370,7 +6794,7 @@
           <w:ilvl w:val="1"/>
           <w:numId w:val="4"/>
         </w:numPr>
-        <w:spacing w:before="0" w:after="0" w:line="480" w:lineRule="auto"/>
+        <w:spacing w:before="0" w:after="0" w:line="240" w:lineRule="auto"/>
         <w:jc w:val="both"/>
         <w:rPr>
           <w:rFonts w:ascii="Times New Roman" w:hAnsi="Times New Roman" w:cs="Times New Roman"/>
@@ -5394,7 +6818,7 @@
           <w:ilvl w:val="2"/>
           <w:numId w:val="4"/>
         </w:numPr>
-        <w:spacing w:before="0" w:after="0" w:line="480" w:lineRule="auto"/>
+        <w:spacing w:before="0" w:after="0" w:line="240" w:lineRule="auto"/>
         <w:jc w:val="both"/>
         <w:rPr>
           <w:rFonts w:ascii="Times New Roman" w:hAnsi="Times New Roman" w:cs="Times New Roman"/>
@@ -5411,6 +6835,7 @@
     </w:p>
     <w:p>
       <w:pPr>
+        <w:spacing w:after="0" w:line="240" w:lineRule="auto"/>
         <w:ind w:left="2160" w:firstLine="720"/>
         <w:jc w:val="both"/>
       </w:pPr>
@@ -5420,6 +6845,7 @@
     </w:p>
     <w:p>
       <w:pPr>
+        <w:spacing w:after="0" w:line="240" w:lineRule="auto"/>
         <w:ind w:left="2160" w:firstLine="720"/>
         <w:jc w:val="both"/>
       </w:pPr>
@@ -5432,6 +6858,7 @@
     </w:p>
     <w:p>
       <w:pPr>
+        <w:spacing w:after="0" w:line="240" w:lineRule="auto"/>
         <w:ind w:left="2160" w:firstLine="720"/>
         <w:jc w:val="both"/>
       </w:pPr>
@@ -5441,6 +6868,7 @@
     </w:p>
     <w:p>
       <w:pPr>
+        <w:spacing w:after="0" w:line="240" w:lineRule="auto"/>
         <w:ind w:left="2160" w:firstLine="720"/>
         <w:jc w:val="both"/>
       </w:pPr>
@@ -5450,6 +6878,7 @@
     </w:p>
     <w:p>
       <w:pPr>
+        <w:spacing w:after="0" w:line="240" w:lineRule="auto"/>
         <w:ind w:left="2160" w:firstLine="720"/>
         <w:jc w:val="both"/>
       </w:pPr>
@@ -5464,7 +6893,7 @@
           <w:ilvl w:val="1"/>
           <w:numId w:val="4"/>
         </w:numPr>
-        <w:spacing w:before="0" w:after="0" w:line="480" w:lineRule="auto"/>
+        <w:spacing w:before="0" w:after="0" w:line="240" w:lineRule="auto"/>
         <w:jc w:val="both"/>
         <w:rPr>
           <w:rFonts w:ascii="Times New Roman" w:hAnsi="Times New Roman" w:cs="Times New Roman"/>
@@ -5477,7 +6906,6 @@
           <w:rFonts w:ascii="Times New Roman" w:hAnsi="Times New Roman" w:cs="Times New Roman"/>
           <w:color w:val="auto"/>
         </w:rPr>
-        <w:lastRenderedPageBreak/>
         <w:t>FFT ANALYSIS</w:t>
       </w:r>
       <w:bookmarkEnd w:id="16"/>
@@ -5489,7 +6917,7 @@
           <w:ilvl w:val="1"/>
           <w:numId w:val="8"/>
         </w:numPr>
-        <w:spacing w:before="0" w:after="0" w:line="480" w:lineRule="auto"/>
+        <w:spacing w:before="0" w:after="0" w:line="240" w:lineRule="auto"/>
         <w:jc w:val="both"/>
         <w:rPr>
           <w:rFonts w:ascii="Times New Roman" w:hAnsi="Times New Roman" w:cs="Times New Roman"/>
@@ -5511,7 +6939,7 @@
           <w:ilvl w:val="1"/>
           <w:numId w:val="4"/>
         </w:numPr>
-        <w:spacing w:before="0" w:after="0" w:line="480" w:lineRule="auto"/>
+        <w:spacing w:before="0" w:after="0" w:line="240" w:lineRule="auto"/>
         <w:jc w:val="both"/>
         <w:rPr>
           <w:rFonts w:ascii="Times New Roman" w:hAnsi="Times New Roman" w:cs="Times New Roman"/>
@@ -5535,7 +6963,7 @@
           <w:ilvl w:val="1"/>
           <w:numId w:val="8"/>
         </w:numPr>
-        <w:spacing w:before="0" w:after="0" w:line="480" w:lineRule="auto"/>
+        <w:spacing w:before="0" w:after="0" w:line="240" w:lineRule="auto"/>
         <w:jc w:val="both"/>
         <w:rPr>
           <w:rFonts w:ascii="Times New Roman" w:hAnsi="Times New Roman" w:cs="Times New Roman"/>
@@ -5552,7 +6980,7 @@
     </w:p>
     <w:p>
       <w:pPr>
-        <w:spacing w:after="0" w:line="480" w:lineRule="auto"/>
+        <w:spacing w:after="0" w:line="240" w:lineRule="auto"/>
         <w:ind w:left="2340"/>
         <w:jc w:val="both"/>
       </w:pPr>
@@ -5562,7 +6990,7 @@
     </w:p>
     <w:p>
       <w:pPr>
-        <w:spacing w:after="0" w:line="480" w:lineRule="auto"/>
+        <w:spacing w:after="0" w:line="240" w:lineRule="auto"/>
         <w:jc w:val="both"/>
         <w:rPr>
           <w:rFonts w:eastAsiaTheme="majorEastAsia"/>
@@ -5585,7 +7013,7 @@
           <w:ilvl w:val="0"/>
           <w:numId w:val="9"/>
         </w:numPr>
-        <w:spacing w:before="0" w:after="0" w:line="480" w:lineRule="auto"/>
+        <w:spacing w:before="0" w:after="0" w:line="240" w:lineRule="auto"/>
         <w:jc w:val="both"/>
         <w:rPr>
           <w:rFonts w:ascii="Times New Roman" w:hAnsi="Times New Roman" w:cs="Times New Roman"/>
@@ -5620,7 +7048,7 @@
           <w:ilvl w:val="0"/>
           <w:numId w:val="5"/>
         </w:numPr>
-        <w:spacing w:before="0" w:after="0" w:line="480" w:lineRule="auto"/>
+        <w:spacing w:before="0" w:after="0" w:line="240" w:lineRule="auto"/>
         <w:jc w:val="both"/>
         <w:rPr>
           <w:rFonts w:ascii="Times New Roman" w:hAnsi="Times New Roman" w:cs="Times New Roman"/>
@@ -5658,6 +7086,7 @@
           <w:ilvl w:val="0"/>
           <w:numId w:val="35"/>
         </w:numPr>
+        <w:spacing w:after="0" w:line="240" w:lineRule="auto"/>
       </w:pPr>
       <w:r>
         <w:t>“i”</w:t>
@@ -5670,6 +7099,7 @@
           <w:ilvl w:val="1"/>
           <w:numId w:val="35"/>
         </w:numPr>
+        <w:spacing w:after="0" w:line="240" w:lineRule="auto"/>
       </w:pPr>
       <w:r>
         <w:t>Execute importDataButtonPushed</w:t>
@@ -5682,6 +7112,7 @@
           <w:ilvl w:val="0"/>
           <w:numId w:val="35"/>
         </w:numPr>
+        <w:spacing w:after="0" w:line="240" w:lineRule="auto"/>
       </w:pPr>
       <w:r>
         <w:t>“f”</w:t>
@@ -5694,6 +7125,7 @@
           <w:ilvl w:val="1"/>
           <w:numId w:val="35"/>
         </w:numPr>
+        <w:spacing w:after="0" w:line="240" w:lineRule="auto"/>
       </w:pPr>
       <w:r>
         <w:t>Execute filterDataButtonPushed</w:t>
@@ -5706,6 +7138,7 @@
           <w:ilvl w:val="0"/>
           <w:numId w:val="35"/>
         </w:numPr>
+        <w:spacing w:after="0" w:line="240" w:lineRule="auto"/>
       </w:pPr>
       <w:r>
         <w:t>“c”</w:t>
@@ -5718,6 +7151,7 @@
           <w:ilvl w:val="1"/>
           <w:numId w:val="35"/>
         </w:numPr>
+        <w:spacing w:after="0" w:line="240" w:lineRule="auto"/>
       </w:pPr>
       <w:r>
         <w:t>Open calibrationModule</w:t>
@@ -5730,6 +7164,7 @@
           <w:ilvl w:val="0"/>
           <w:numId w:val="35"/>
         </w:numPr>
+        <w:spacing w:after="0" w:line="240" w:lineRule="auto"/>
       </w:pPr>
       <w:r>
         <w:t>“a”</w:t>
@@ -5742,6 +7177,7 @@
           <w:ilvl w:val="1"/>
           <w:numId w:val="35"/>
         </w:numPr>
+        <w:spacing w:after="0" w:line="240" w:lineRule="auto"/>
       </w:pPr>
       <w:r>
         <w:t>Open analysisModule</w:t>
@@ -5754,6 +7190,7 @@
           <w:ilvl w:val="0"/>
           <w:numId w:val="35"/>
         </w:numPr>
+        <w:spacing w:after="0" w:line="240" w:lineRule="auto"/>
       </w:pPr>
       <w:r>
         <w:t>ESCAPE KEY</w:t>
@@ -5766,6 +7203,7 @@
           <w:ilvl w:val="1"/>
           <w:numId w:val="35"/>
         </w:numPr>
+        <w:spacing w:after="0" w:line="240" w:lineRule="auto"/>
       </w:pPr>
       <w:r>
         <w:t>Exist REVAMP MODULE</w:t>
@@ -5778,7 +7216,7 @@
           <w:ilvl w:val="0"/>
           <w:numId w:val="5"/>
         </w:numPr>
-        <w:spacing w:before="0" w:after="0" w:line="480" w:lineRule="auto"/>
+        <w:spacing w:before="0" w:after="0" w:line="240" w:lineRule="auto"/>
         <w:jc w:val="both"/>
         <w:rPr>
           <w:rFonts w:ascii="Times New Roman" w:hAnsi="Times New Roman" w:cs="Times New Roman"/>
@@ -5802,6 +7240,7 @@
           <w:ilvl w:val="0"/>
           <w:numId w:val="35"/>
         </w:numPr>
+        <w:spacing w:after="0" w:line="240" w:lineRule="auto"/>
       </w:pPr>
       <w:r>
         <w:t>“a”</w:t>
@@ -5814,6 +7253,7 @@
           <w:ilvl w:val="1"/>
           <w:numId w:val="35"/>
         </w:numPr>
+        <w:spacing w:after="0" w:line="240" w:lineRule="auto"/>
       </w:pPr>
       <w:r>
         <w:t>Load PREVIOUS file</w:t>
@@ -5826,6 +7266,7 @@
           <w:ilvl w:val="0"/>
           <w:numId w:val="35"/>
         </w:numPr>
+        <w:spacing w:after="0" w:line="240" w:lineRule="auto"/>
       </w:pPr>
       <w:r>
         <w:t>“d”</w:t>
@@ -5838,6 +7279,7 @@
           <w:ilvl w:val="1"/>
           <w:numId w:val="35"/>
         </w:numPr>
+        <w:spacing w:after="0" w:line="240" w:lineRule="auto"/>
       </w:pPr>
       <w:r>
         <w:t>Load NEXT file</w:t>
@@ -5850,6 +7292,7 @@
           <w:ilvl w:val="0"/>
           <w:numId w:val="35"/>
         </w:numPr>
+        <w:spacing w:after="0" w:line="240" w:lineRule="auto"/>
       </w:pPr>
       <w:r>
         <w:t>“s”</w:t>
@@ -5862,6 +7305,7 @@
           <w:ilvl w:val="1"/>
           <w:numId w:val="35"/>
         </w:numPr>
+        <w:spacing w:after="0" w:line="240" w:lineRule="auto"/>
       </w:pPr>
       <w:r>
         <w:t>SAVE data</w:t>
@@ -5874,6 +7318,7 @@
           <w:ilvl w:val="0"/>
           <w:numId w:val="35"/>
         </w:numPr>
+        <w:spacing w:after="0" w:line="240" w:lineRule="auto"/>
       </w:pPr>
       <w:r>
         <w:t>“r”</w:t>
@@ -5886,6 +7331,7 @@
           <w:ilvl w:val="1"/>
           <w:numId w:val="35"/>
         </w:numPr>
+        <w:spacing w:after="0" w:line="240" w:lineRule="auto"/>
       </w:pPr>
       <w:r>
         <w:t>Calibrate RIGHT eye</w:t>
@@ -5898,6 +7344,7 @@
           <w:ilvl w:val="0"/>
           <w:numId w:val="35"/>
         </w:numPr>
+        <w:spacing w:after="0" w:line="240" w:lineRule="auto"/>
       </w:pPr>
       <w:r>
         <w:t>“l”</w:t>
@@ -5910,6 +7357,7 @@
           <w:ilvl w:val="1"/>
           <w:numId w:val="35"/>
         </w:numPr>
+        <w:spacing w:after="0" w:line="240" w:lineRule="auto"/>
       </w:pPr>
       <w:r>
         <w:t>Calibrate LEFT eye</w:t>
@@ -5922,6 +7370,7 @@
           <w:ilvl w:val="0"/>
           <w:numId w:val="35"/>
         </w:numPr>
+        <w:spacing w:after="0" w:line="240" w:lineRule="auto"/>
       </w:pPr>
       <w:r>
         <w:t>RIGHT ARROW KEY</w:t>
@@ -5934,6 +7383,7 @@
           <w:ilvl w:val="1"/>
           <w:numId w:val="35"/>
         </w:numPr>
+        <w:spacing w:after="0" w:line="240" w:lineRule="auto"/>
       </w:pPr>
       <w:r>
         <w:t>Change plotting behavior to AVERAGE</w:t>
@@ -5946,6 +7396,7 @@
           <w:ilvl w:val="0"/>
           <w:numId w:val="35"/>
         </w:numPr>
+        <w:spacing w:after="0" w:line="240" w:lineRule="auto"/>
       </w:pPr>
       <w:r>
         <w:t>LEFT ARROW KEY</w:t>
@@ -5958,6 +7409,7 @@
           <w:ilvl w:val="1"/>
           <w:numId w:val="35"/>
         </w:numPr>
+        <w:spacing w:after="0" w:line="240" w:lineRule="auto"/>
       </w:pPr>
       <w:r>
         <w:t>Change plotting behavior to SUMMATION</w:t>
@@ -5970,6 +7422,7 @@
           <w:ilvl w:val="0"/>
           <w:numId w:val="35"/>
         </w:numPr>
+        <w:spacing w:after="0" w:line="240" w:lineRule="auto"/>
       </w:pPr>
       <w:r>
         <w:t>“h”</w:t>
@@ -5982,6 +7435,7 @@
           <w:ilvl w:val="1"/>
           <w:numId w:val="35"/>
         </w:numPr>
+        <w:spacing w:after="0" w:line="240" w:lineRule="auto"/>
       </w:pPr>
       <w:r>
         <w:t xml:space="preserve">Change calibration type to HORIZONTAL </w:t>
@@ -5994,6 +7448,7 @@
           <w:ilvl w:val="0"/>
           <w:numId w:val="35"/>
         </w:numPr>
+        <w:spacing w:after="0" w:line="240" w:lineRule="auto"/>
       </w:pPr>
       <w:r>
         <w:t>“v”</w:t>
@@ -6006,6 +7461,7 @@
           <w:ilvl w:val="1"/>
           <w:numId w:val="35"/>
         </w:numPr>
+        <w:spacing w:after="0" w:line="240" w:lineRule="auto"/>
       </w:pPr>
       <w:r>
         <w:t>Change calibration type to VERTICAL</w:t>
@@ -6018,6 +7474,7 @@
           <w:ilvl w:val="0"/>
           <w:numId w:val="35"/>
         </w:numPr>
+        <w:spacing w:after="0" w:line="240" w:lineRule="auto"/>
       </w:pPr>
       <w:r>
         <w:t>“p”</w:t>
@@ -6030,6 +7487,7 @@
           <w:ilvl w:val="1"/>
           <w:numId w:val="35"/>
         </w:numPr>
+        <w:spacing w:after="0" w:line="240" w:lineRule="auto"/>
       </w:pPr>
       <w:r>
         <w:t>Change calibration type to PUPIL</w:t>
@@ -6042,7 +7500,7 @@
           <w:ilvl w:val="0"/>
           <w:numId w:val="5"/>
         </w:numPr>
-        <w:spacing w:before="0" w:after="0" w:line="480" w:lineRule="auto"/>
+        <w:spacing w:before="0" w:after="0" w:line="240" w:lineRule="auto"/>
         <w:jc w:val="both"/>
         <w:rPr>
           <w:rFonts w:ascii="Times New Roman" w:hAnsi="Times New Roman" w:cs="Times New Roman"/>
@@ -6055,7 +7513,6 @@
           <w:rFonts w:ascii="Times New Roman" w:hAnsi="Times New Roman" w:cs="Times New Roman"/>
           <w:color w:val="auto"/>
         </w:rPr>
-        <w:lastRenderedPageBreak/>
         <w:t>ANALYSIS</w:t>
       </w:r>
       <w:bookmarkEnd w:id="21"/>
@@ -6067,6 +7524,7 @@
           <w:ilvl w:val="0"/>
           <w:numId w:val="34"/>
         </w:numPr>
+        <w:spacing w:before="0" w:after="0" w:line="240" w:lineRule="auto"/>
         <w:rPr>
           <w:rFonts w:ascii="Times New Roman" w:hAnsi="Times New Roman" w:cs="Times New Roman"/>
           <w:color w:val="auto"/>
@@ -6089,6 +7547,7 @@
           <w:ilvl w:val="1"/>
           <w:numId w:val="35"/>
         </w:numPr>
+        <w:spacing w:after="0" w:line="240" w:lineRule="auto"/>
       </w:pPr>
       <w:r>
         <w:t>Load Data</w:t>
@@ -6101,12 +7560,10 @@
           <w:ilvl w:val="2"/>
           <w:numId w:val="35"/>
         </w:numPr>
-      </w:pPr>
-      <w:r>
-        <w:t>“l”</w:t>
-      </w:r>
-      <w:r>
-        <w:t xml:space="preserve"> – Load Data</w:t>
+        <w:spacing w:after="0" w:line="240" w:lineRule="auto"/>
+      </w:pPr>
+      <w:r>
+        <w:t>“l” – Load Data</w:t>
       </w:r>
     </w:p>
     <w:p>
@@ -6116,6 +7573,7 @@
           <w:ilvl w:val="1"/>
           <w:numId w:val="35"/>
         </w:numPr>
+        <w:spacing w:after="0" w:line="240" w:lineRule="auto"/>
       </w:pPr>
       <w:r>
         <w:t>Plotting Behaviors</w:t>
@@ -6128,12 +7586,10 @@
           <w:ilvl w:val="2"/>
           <w:numId w:val="35"/>
         </w:numPr>
-      </w:pPr>
-      <w:r>
-        <w:t>RIGHT ARROW KEY</w:t>
-      </w:r>
-      <w:r>
-        <w:t xml:space="preserve"> – Plot AVERAGE of data</w:t>
+        <w:spacing w:after="0" w:line="240" w:lineRule="auto"/>
+      </w:pPr>
+      <w:r>
+        <w:t>RIGHT ARROW KEY – Plot AVERAGE of data</w:t>
       </w:r>
     </w:p>
     <w:p>
@@ -6143,12 +7599,10 @@
           <w:ilvl w:val="2"/>
           <w:numId w:val="35"/>
         </w:numPr>
-      </w:pPr>
-      <w:r>
-        <w:t>LEFT ARROW KEY</w:t>
-      </w:r>
-      <w:r>
-        <w:t xml:space="preserve"> – Plot SUMMATION of data</w:t>
+        <w:spacing w:after="0" w:line="240" w:lineRule="auto"/>
+      </w:pPr>
+      <w:r>
+        <w:t>LEFT ARROW KEY – Plot SUMMATION of data</w:t>
       </w:r>
     </w:p>
     <w:p>
@@ -6158,12 +7612,10 @@
           <w:ilvl w:val="2"/>
           <w:numId w:val="35"/>
         </w:numPr>
-      </w:pPr>
-      <w:r>
-        <w:t>“n”</w:t>
-      </w:r>
-      <w:r>
-        <w:t xml:space="preserve"> – Activate NULLIFY tool</w:t>
+        <w:spacing w:after="0" w:line="240" w:lineRule="auto"/>
+      </w:pPr>
+      <w:r>
+        <w:t>“n” – Activate NULLIFY tool</w:t>
       </w:r>
     </w:p>
     <w:p>
@@ -6173,12 +7625,10 @@
           <w:ilvl w:val="2"/>
           <w:numId w:val="35"/>
         </w:numPr>
-      </w:pPr>
-      <w:r>
-        <w:t>“y”</w:t>
-      </w:r>
-      <w:r>
-        <w:t xml:space="preserve"> – Activate Scaled Velocity Checkbox</w:t>
+        <w:spacing w:after="0" w:line="240" w:lineRule="auto"/>
+      </w:pPr>
+      <w:r>
+        <w:t>“y” – Activate Scaled Velocity Checkbox</w:t>
       </w:r>
     </w:p>
     <w:p>
@@ -6188,6 +7638,7 @@
           <w:ilvl w:val="1"/>
           <w:numId w:val="35"/>
         </w:numPr>
+        <w:spacing w:after="0" w:line="240" w:lineRule="auto"/>
       </w:pPr>
       <w:r>
         <w:t>Metric Analysis</w:t>
@@ -6200,12 +7651,10 @@
           <w:ilvl w:val="2"/>
           <w:numId w:val="35"/>
         </w:numPr>
-      </w:pPr>
-      <w:r>
-        <w:t>“q”</w:t>
-      </w:r>
-      <w:r>
-        <w:t xml:space="preserve"> – Select RSI (Latency)</w:t>
+        <w:spacing w:after="0" w:line="240" w:lineRule="auto"/>
+      </w:pPr>
+      <w:r>
+        <w:t>“q” – Select RSI (Latency)</w:t>
       </w:r>
     </w:p>
     <w:p>
@@ -6215,12 +7664,11 @@
           <w:ilvl w:val="2"/>
           <w:numId w:val="35"/>
         </w:numPr>
-      </w:pPr>
-      <w:r>
-        <w:t>“w”</w:t>
-      </w:r>
-      <w:r>
-        <w:t xml:space="preserve"> – Select Peak Velocity Button</w:t>
+        <w:spacing w:after="0" w:line="240" w:lineRule="auto"/>
+      </w:pPr>
+      <w:r>
+        <w:lastRenderedPageBreak/>
+        <w:t>“w” – Select Peak Velocity Button</w:t>
       </w:r>
     </w:p>
     <w:p>
@@ -6230,12 +7678,10 @@
           <w:ilvl w:val="2"/>
           <w:numId w:val="35"/>
         </w:numPr>
-      </w:pPr>
-      <w:r>
-        <w:t>“e”</w:t>
-      </w:r>
-      <w:r>
-        <w:t xml:space="preserve"> – Select REI (End of Transient)</w:t>
+        <w:spacing w:after="0" w:line="240" w:lineRule="auto"/>
+      </w:pPr>
+      <w:r>
+        <w:t>“e” – Select REI (End of Transient)</w:t>
       </w:r>
     </w:p>
     <w:p>
@@ -6245,12 +7691,10 @@
           <w:ilvl w:val="2"/>
           <w:numId w:val="35"/>
         </w:numPr>
-      </w:pPr>
-      <w:r>
-        <w:t>“r”</w:t>
-      </w:r>
-      <w:r>
-        <w:t xml:space="preserve"> – Calculate ID</w:t>
+        <w:spacing w:after="0" w:line="240" w:lineRule="auto"/>
+      </w:pPr>
+      <w:r>
+        <w:t>“r” – Calculate ID</w:t>
       </w:r>
     </w:p>
     <w:p>
@@ -6260,12 +7704,10 @@
           <w:ilvl w:val="2"/>
           <w:numId w:val="35"/>
         </w:numPr>
-      </w:pPr>
-      <w:r>
-        <w:t>“t”</w:t>
-      </w:r>
-      <w:r>
-        <w:t xml:space="preserve"> – Calculate Final Amplitude</w:t>
+        <w:spacing w:after="0" w:line="240" w:lineRule="auto"/>
+      </w:pPr>
+      <w:r>
+        <w:t>“t” – Calculate Final Amplitude</w:t>
       </w:r>
     </w:p>
     <w:p>
@@ -6275,6 +7717,7 @@
           <w:ilvl w:val="1"/>
           <w:numId w:val="35"/>
         </w:numPr>
+        <w:spacing w:after="0" w:line="240" w:lineRule="auto"/>
       </w:pPr>
       <w:r>
         <w:t>File Navigation</w:t>
@@ -6287,12 +7730,10 @@
           <w:ilvl w:val="2"/>
           <w:numId w:val="35"/>
         </w:numPr>
-      </w:pPr>
-      <w:r>
-        <w:t>“z”</w:t>
-      </w:r>
-      <w:r>
-        <w:t xml:space="preserve"> – Load PREVIOUS file</w:t>
+        <w:spacing w:after="0" w:line="240" w:lineRule="auto"/>
+      </w:pPr>
+      <w:r>
+        <w:t>“z” – Load PREVIOUS file</w:t>
       </w:r>
     </w:p>
     <w:p>
@@ -6302,12 +7743,10 @@
           <w:ilvl w:val="2"/>
           <w:numId w:val="35"/>
         </w:numPr>
-      </w:pPr>
-      <w:r>
-        <w:t>“c”</w:t>
-      </w:r>
-      <w:r>
-        <w:t xml:space="preserve"> – Load NEXT file</w:t>
+        <w:spacing w:after="0" w:line="240" w:lineRule="auto"/>
+      </w:pPr>
+      <w:r>
+        <w:t>“c” – Load NEXT file</w:t>
       </w:r>
     </w:p>
     <w:p>
@@ -6317,6 +7756,7 @@
           <w:ilvl w:val="1"/>
           <w:numId w:val="35"/>
         </w:numPr>
+        <w:spacing w:after="0" w:line="240" w:lineRule="auto"/>
       </w:pPr>
       <w:r>
         <w:t>Movement Navigation</w:t>
@@ -6329,12 +7769,10 @@
           <w:ilvl w:val="2"/>
           <w:numId w:val="35"/>
         </w:numPr>
-      </w:pPr>
-      <w:r>
-        <w:t>“a”</w:t>
-      </w:r>
-      <w:r>
-        <w:t xml:space="preserve"> – Load PREVIOUS movement</w:t>
+        <w:spacing w:after="0" w:line="240" w:lineRule="auto"/>
+      </w:pPr>
+      <w:r>
+        <w:t>“a” – Load PREVIOUS movement</w:t>
       </w:r>
     </w:p>
     <w:p>
@@ -6344,12 +7782,10 @@
           <w:ilvl w:val="2"/>
           <w:numId w:val="35"/>
         </w:numPr>
-      </w:pPr>
-      <w:r>
-        <w:t>“d”</w:t>
-      </w:r>
-      <w:r>
-        <w:t xml:space="preserve"> – Load NEXT movement</w:t>
+        <w:spacing w:after="0" w:line="240" w:lineRule="auto"/>
+      </w:pPr>
+      <w:r>
+        <w:t>“d” – Load NEXT movement</w:t>
       </w:r>
     </w:p>
     <w:p>
@@ -6359,12 +7795,10 @@
           <w:ilvl w:val="2"/>
           <w:numId w:val="35"/>
         </w:numPr>
-      </w:pPr>
-      <w:r>
-        <w:t>DOWN ARROW KEY</w:t>
-      </w:r>
-      <w:r>
-        <w:t xml:space="preserve"> – Load NEXT SECTION</w:t>
+        <w:spacing w:after="0" w:line="240" w:lineRule="auto"/>
+      </w:pPr>
+      <w:r>
+        <w:t>DOWN ARROW KEY – Load NEXT SECTION</w:t>
       </w:r>
       <w:r>
         <w:t xml:space="preserve"> below</w:t>
@@ -6377,6 +7811,7 @@
           <w:ilvl w:val="2"/>
           <w:numId w:val="35"/>
         </w:numPr>
+        <w:spacing w:after="0" w:line="240" w:lineRule="auto"/>
       </w:pPr>
       <w:r>
         <w:t>UP ARROW KEY</w:t>
@@ -6392,6 +7827,7 @@
           <w:ilvl w:val="1"/>
           <w:numId w:val="35"/>
         </w:numPr>
+        <w:spacing w:after="0" w:line="240" w:lineRule="auto"/>
       </w:pPr>
       <w:r>
         <w:t>Saving Behaviors</w:t>
@@ -6404,6 +7840,7 @@
           <w:ilvl w:val="2"/>
           <w:numId w:val="35"/>
         </w:numPr>
+        <w:spacing w:after="0" w:line="240" w:lineRule="auto"/>
       </w:pPr>
       <w:r>
         <w:t>“f”</w:t>
@@ -6419,6 +7856,7 @@
           <w:ilvl w:val="2"/>
           <w:numId w:val="35"/>
         </w:numPr>
+        <w:spacing w:after="0" w:line="240" w:lineRule="auto"/>
       </w:pPr>
       <w:r>
         <w:t>“v”</w:t>
@@ -6434,6 +7872,7 @@
           <w:ilvl w:val="1"/>
           <w:numId w:val="35"/>
         </w:numPr>
+        <w:spacing w:after="0" w:line="240" w:lineRule="auto"/>
       </w:pPr>
       <w:r>
         <w:t>Data Channel Selection</w:t>
@@ -6446,6 +7885,7 @@
           <w:ilvl w:val="2"/>
           <w:numId w:val="35"/>
         </w:numPr>
+        <w:spacing w:after="0" w:line="240" w:lineRule="auto"/>
       </w:pPr>
       <w:r>
         <w:t>“h”</w:t>
@@ -6461,6 +7901,7 @@
           <w:ilvl w:val="2"/>
           <w:numId w:val="35"/>
         </w:numPr>
+        <w:spacing w:after="0" w:line="240" w:lineRule="auto"/>
       </w:pPr>
       <w:r>
         <w:t>“j”</w:t>
@@ -6476,6 +7917,7 @@
           <w:ilvl w:val="2"/>
           <w:numId w:val="35"/>
         </w:numPr>
+        <w:spacing w:after="0" w:line="240" w:lineRule="auto"/>
       </w:pPr>
       <w:r>
         <w:t>“k”</w:t>
@@ -6491,6 +7933,7 @@
           <w:ilvl w:val="1"/>
           <w:numId w:val="35"/>
         </w:numPr>
+        <w:spacing w:after="0" w:line="240" w:lineRule="auto"/>
       </w:pPr>
       <w:r>
         <w:t>Eye Selection</w:t>
@@ -6503,6 +7946,7 @@
           <w:ilvl w:val="2"/>
           <w:numId w:val="35"/>
         </w:numPr>
+        <w:spacing w:after="0" w:line="240" w:lineRule="auto"/>
       </w:pPr>
       <w:r>
         <w:t>“1”</w:t>
@@ -6518,18 +7962,13 @@
           <w:ilvl w:val="2"/>
           <w:numId w:val="35"/>
         </w:numPr>
+        <w:spacing w:after="0" w:line="240" w:lineRule="auto"/>
       </w:pPr>
       <w:r>
         <w:t>“2”</w:t>
       </w:r>
       <w:r>
-        <w:t xml:space="preserve"> </w:t>
-      </w:r>
-      <w:r>
-        <w:t>–</w:t>
-      </w:r>
-      <w:r>
-        <w:t xml:space="preserve"> Select "Right Eye”</w:t>
+        <w:t xml:space="preserve"> – Select "Right Eye”</w:t>
       </w:r>
     </w:p>
     <w:p>
@@ -6539,18 +7978,13 @@
           <w:ilvl w:val="2"/>
           <w:numId w:val="35"/>
         </w:numPr>
+        <w:spacing w:after="0" w:line="240" w:lineRule="auto"/>
       </w:pPr>
       <w:r>
         <w:t>“3”</w:t>
       </w:r>
       <w:r>
-        <w:t xml:space="preserve"> </w:t>
-      </w:r>
-      <w:r>
-        <w:t>–</w:t>
-      </w:r>
-      <w:r>
-        <w:t>Select "Binocular”</w:t>
+        <w:t xml:space="preserve"> –Select "Binocular”</w:t>
       </w:r>
     </w:p>
     <w:p>
@@ -6560,6 +7994,7 @@
           <w:ilvl w:val="1"/>
           <w:numId w:val="35"/>
         </w:numPr>
+        <w:spacing w:after="0" w:line="240" w:lineRule="auto"/>
       </w:pPr>
       <w:r>
         <w:t>Classification</w:t>
@@ -6572,6 +8007,7 @@
           <w:ilvl w:val="2"/>
           <w:numId w:val="35"/>
         </w:numPr>
+        <w:spacing w:after="0" w:line="240" w:lineRule="auto"/>
       </w:pPr>
       <w:r>
         <w:t>“g”</w:t>
@@ -6587,6 +8023,7 @@
           <w:ilvl w:val="2"/>
           <w:numId w:val="35"/>
         </w:numPr>
+        <w:spacing w:after="0" w:line="240" w:lineRule="auto"/>
       </w:pPr>
       <w:r>
         <w:t>“b”</w:t>
@@ -6602,6 +8039,7 @@
           <w:ilvl w:val="1"/>
           <w:numId w:val="35"/>
         </w:numPr>
+        <w:spacing w:after="0" w:line="240" w:lineRule="auto"/>
       </w:pPr>
       <w:r>
         <w:t>Closing Command</w:t>
@@ -6614,6 +8052,7 @@
           <w:ilvl w:val="2"/>
           <w:numId w:val="35"/>
         </w:numPr>
+        <w:spacing w:after="0" w:line="240" w:lineRule="auto"/>
       </w:pPr>
       <w:r>
         <w:t>ESCAPE KEY</w:t>
@@ -6629,6 +8068,7 @@
           <w:ilvl w:val="1"/>
           <w:numId w:val="35"/>
         </w:numPr>
+        <w:spacing w:after="0" w:line="240" w:lineRule="auto"/>
       </w:pPr>
       <w:r>
         <w:t>Save Command</w:t>
@@ -6644,6 +8084,7 @@
           <w:ilvl w:val="2"/>
           <w:numId w:val="35"/>
         </w:numPr>
+        <w:spacing w:after="0" w:line="240" w:lineRule="auto"/>
       </w:pPr>
       <w:r>
         <w:t>“s”</w:t>
@@ -6659,6 +8100,7 @@
           <w:ilvl w:val="0"/>
           <w:numId w:val="34"/>
         </w:numPr>
+        <w:spacing w:before="0" w:after="0" w:line="240" w:lineRule="auto"/>
         <w:rPr>
           <w:rFonts w:ascii="Times New Roman" w:hAnsi="Times New Roman" w:cs="Times New Roman"/>
           <w:color w:val="auto"/>
@@ -6670,7 +8112,6 @@
           <w:rFonts w:ascii="Times New Roman" w:hAnsi="Times New Roman" w:cs="Times New Roman"/>
           <w:color w:val="auto"/>
         </w:rPr>
-        <w:lastRenderedPageBreak/>
         <w:t>ACRONYMS</w:t>
       </w:r>
       <w:bookmarkEnd w:id="23"/>
@@ -6682,6 +8123,7 @@
           <w:ilvl w:val="0"/>
           <w:numId w:val="36"/>
         </w:numPr>
+        <w:spacing w:after="0" w:line="240" w:lineRule="auto"/>
       </w:pPr>
       <w:r>
         <w:t>RSI – “Response Starting Index” akin to Latency, or the onset of the movement where the velocity initially deviates from the X-Axis</w:t>
@@ -6694,6 +8136,7 @@
           <w:ilvl w:val="0"/>
           <w:numId w:val="36"/>
         </w:numPr>
+        <w:spacing w:after="0" w:line="240" w:lineRule="auto"/>
       </w:pPr>
       <w:r>
         <w:t>REI – “Response Ending Index”, the offset of the movement or ending of the movement response where the velocity re-intercepts with the X-Axis</w:t>
@@ -6706,6 +8149,7 @@
           <w:ilvl w:val="0"/>
           <w:numId w:val="36"/>
         </w:numPr>
+        <w:spacing w:after="0" w:line="240" w:lineRule="auto"/>
       </w:pPr>
       <w:r>
         <w:t>RA – “Response Amplitude”, calculated by the positional difference of where REI and RSI are analyzed to be: x(REI) – x(RSI)</w:t>
@@ -6718,6 +8162,7 @@
           <w:ilvl w:val="0"/>
           <w:numId w:val="36"/>
         </w:numPr>
+        <w:spacing w:after="0" w:line="240" w:lineRule="auto"/>
       </w:pPr>
       <w:r>
         <w:t>PVI – “Peak Velocity Index” the temporal position of the analyzed peak velocity</w:t>
@@ -6730,6 +8175,7 @@
           <w:ilvl w:val="0"/>
           <w:numId w:val="36"/>
         </w:numPr>
+        <w:spacing w:after="0" w:line="240" w:lineRule="auto"/>
       </w:pPr>
       <w:r>
         <w:t>PV – “Peak Velocity” the positional value of where PVI is selected</w:t>
@@ -6742,6 +8188,7 @@
           <w:ilvl w:val="0"/>
           <w:numId w:val="36"/>
         </w:numPr>
+        <w:spacing w:after="0" w:line="240" w:lineRule="auto"/>
       </w:pPr>
       <w:r>
         <w:t xml:space="preserve">FA – “Final Amplitude” the positional AVERAGE of the last </w:t>
@@ -6757,6 +8204,7 @@
           <w:ilvl w:val="0"/>
           <w:numId w:val="36"/>
         </w:numPr>
+        <w:spacing w:after="0" w:line="240" w:lineRule="auto"/>
       </w:pPr>
       <w:r>
         <w:t>RSID</w:t>
@@ -6772,6 +8220,7 @@
           <w:ilvl w:val="0"/>
           <w:numId w:val="36"/>
         </w:numPr>
+        <w:spacing w:after="0" w:line="240" w:lineRule="auto"/>
       </w:pPr>
       <w:r>
         <w:t>REID</w:t>
@@ -6787,8 +8236,10 @@
           <w:ilvl w:val="0"/>
           <w:numId w:val="36"/>
         </w:numPr>
-      </w:pPr>
-      <w:r>
+        <w:spacing w:after="0" w:line="240" w:lineRule="auto"/>
+      </w:pPr>
+      <w:r>
+        <w:lastRenderedPageBreak/>
         <w:t>RAD</w:t>
       </w:r>
       <w:r>
@@ -6802,6 +8253,7 @@
           <w:ilvl w:val="0"/>
           <w:numId w:val="36"/>
         </w:numPr>
+        <w:spacing w:after="0" w:line="240" w:lineRule="auto"/>
       </w:pPr>
       <w:r>
         <w:t>PDROCI</w:t>
@@ -6817,6 +8269,7 @@
           <w:ilvl w:val="0"/>
           <w:numId w:val="36"/>
         </w:numPr>
+        <w:spacing w:after="0" w:line="240" w:lineRule="auto"/>
       </w:pPr>
       <w:r>
         <w:t>PDROC</w:t>
@@ -6832,6 +8285,7 @@
           <w:ilvl w:val="0"/>
           <w:numId w:val="36"/>
         </w:numPr>
+        <w:spacing w:after="0" w:line="240" w:lineRule="auto"/>
       </w:pPr>
       <w:r>
         <w:t>FD</w:t>
@@ -6847,6 +8301,7 @@
           <w:ilvl w:val="0"/>
           <w:numId w:val="36"/>
         </w:numPr>
+        <w:spacing w:after="0" w:line="240" w:lineRule="auto"/>
       </w:pPr>
       <w:r>
         <w:t>ID</w:t>
@@ -6862,6 +8317,7 @@
           <w:ilvl w:val="0"/>
           <w:numId w:val="36"/>
         </w:numPr>
+        <w:spacing w:after="0" w:line="240" w:lineRule="auto"/>
       </w:pPr>
       <w:r>
         <w:t>HClass</w:t>
@@ -6877,18 +8333,13 @@
           <w:ilvl w:val="0"/>
           <w:numId w:val="36"/>
         </w:numPr>
+        <w:spacing w:after="0" w:line="240" w:lineRule="auto"/>
       </w:pPr>
       <w:r>
         <w:t>VClass</w:t>
       </w:r>
       <w:r>
-        <w:t xml:space="preserve"> </w:t>
-      </w:r>
-      <w:r>
-        <w:t>–</w:t>
-      </w:r>
-      <w:r>
-        <w:t xml:space="preserve"> “Vertical Classification”</w:t>
+        <w:t xml:space="preserve"> – “Vertical Classification”</w:t>
       </w:r>
     </w:p>
     <w:p>
@@ -6898,6 +8349,7 @@
           <w:ilvl w:val="0"/>
           <w:numId w:val="36"/>
         </w:numPr>
+        <w:spacing w:after="0" w:line="240" w:lineRule="auto"/>
       </w:pPr>
       <w:r>
         <w:t>PClass</w:t>
@@ -10860,6 +12312,7 @@
   <w:style w:type="paragraph" w:default="1" w:styleId="Normal">
     <w:name w:val="Normal"/>
     <w:qFormat/>
+    <w:rsid w:val="001A1E89"/>
   </w:style>
   <w:style w:type="paragraph" w:styleId="Heading1">
     <w:name w:val="heading 1"/>

--- a/README.docx
+++ b/README.docx
@@ -282,7 +282,7 @@
                 <w:noProof/>
                 <w:webHidden/>
               </w:rPr>
-              <w:t>3</w:t>
+              <w:t>4</w:t>
             </w:r>
             <w:r>
               <w:rPr>
@@ -367,7 +367,7 @@
                 <w:noProof/>
                 <w:webHidden/>
               </w:rPr>
-              <w:t>3</w:t>
+              <w:t>4</w:t>
             </w:r>
             <w:r>
               <w:rPr>
@@ -952,7 +952,7 @@
                 <w:noProof/>
                 <w:webHidden/>
               </w:rPr>
-              <w:t>7</w:t>
+              <w:t>6</w:t>
             </w:r>
             <w:r>
               <w:rPr>
@@ -1032,7 +1032,7 @@
                 <w:noProof/>
                 <w:webHidden/>
               </w:rPr>
-              <w:t>7</w:t>
+              <w:t>6</w:t>
             </w:r>
             <w:r>
               <w:rPr>
@@ -1117,7 +1117,7 @@
                 <w:noProof/>
                 <w:webHidden/>
               </w:rPr>
-              <w:t>9</w:t>
+              <w:t>7</w:t>
             </w:r>
             <w:r>
               <w:rPr>
@@ -1197,7 +1197,7 @@
                 <w:noProof/>
                 <w:webHidden/>
               </w:rPr>
-              <w:t>9</w:t>
+              <w:t>7</w:t>
             </w:r>
             <w:r>
               <w:rPr>
@@ -1282,7 +1282,7 @@
                 <w:noProof/>
                 <w:webHidden/>
               </w:rPr>
-              <w:t>10</w:t>
+              <w:t>9</w:t>
             </w:r>
             <w:r>
               <w:rPr>
@@ -1362,7 +1362,7 @@
                 <w:noProof/>
                 <w:webHidden/>
               </w:rPr>
-              <w:t>10</w:t>
+              <w:t>9</w:t>
             </w:r>
             <w:r>
               <w:rPr>
@@ -1442,7 +1442,7 @@
                 <w:noProof/>
                 <w:webHidden/>
               </w:rPr>
-              <w:t>11</w:t>
+              <w:t>9</w:t>
             </w:r>
             <w:r>
               <w:rPr>
@@ -1522,7 +1522,7 @@
                 <w:noProof/>
                 <w:webHidden/>
               </w:rPr>
-              <w:t>11</w:t>
+              <w:t>9</w:t>
             </w:r>
             <w:r>
               <w:rPr>
@@ -1607,7 +1607,7 @@
                 <w:noProof/>
                 <w:webHidden/>
               </w:rPr>
-              <w:t>12</w:t>
+              <w:t>10</w:t>
             </w:r>
             <w:r>
               <w:rPr>
@@ -1693,7 +1693,7 @@
                 <w:noProof/>
                 <w:webHidden/>
               </w:rPr>
-              <w:t>12</w:t>
+              <w:t>10</w:t>
             </w:r>
             <w:r>
               <w:rPr>
@@ -1779,7 +1779,7 @@
                 <w:noProof/>
                 <w:webHidden/>
               </w:rPr>
-              <w:t>12</w:t>
+              <w:t>10</w:t>
             </w:r>
             <w:r>
               <w:rPr>
@@ -1865,7 +1865,7 @@
                 <w:noProof/>
                 <w:webHidden/>
               </w:rPr>
-              <w:t>13</w:t>
+              <w:t>10</w:t>
             </w:r>
             <w:r>
               <w:rPr>
@@ -1945,7 +1945,7 @@
                 <w:noProof/>
                 <w:webHidden/>
               </w:rPr>
-              <w:t>13</w:t>
+              <w:t>10</w:t>
             </w:r>
             <w:r>
               <w:rPr>
@@ -2025,7 +2025,7 @@
                 <w:noProof/>
                 <w:webHidden/>
               </w:rPr>
-              <w:t>14</w:t>
+              <w:t>11</w:t>
             </w:r>
             <w:r>
               <w:rPr>
@@ -5036,7 +5036,23 @@
         <w:jc w:val="both"/>
       </w:pPr>
       <w:r>
-        <w:t xml:space="preserve">The REVAMP Software requires specific formatting for the .txt files placed into the revampData\RAW file directory. The existence of the revampData\RAW file directory ensures that any data further processed from this point of access will follow consistent behavior for saving resultants of subsequent processes. </w:t>
+        <w:t xml:space="preserve">The REVAMP Software requires specific formatting for the .txt files placed into the </w:t>
+      </w:r>
+      <w:proofErr w:type="spellStart"/>
+      <w:r>
+        <w:t>revampData</w:t>
+      </w:r>
+      <w:proofErr w:type="spellEnd"/>
+      <w:r>
+        <w:t xml:space="preserve">\RAW file directory. The existence of the </w:t>
+      </w:r>
+      <w:proofErr w:type="spellStart"/>
+      <w:r>
+        <w:t>revampData</w:t>
+      </w:r>
+      <w:proofErr w:type="spellEnd"/>
+      <w:r>
+        <w:t xml:space="preserve">\RAW file directory ensures that any data further processed from this point of access will follow consistent behavior for saving resultants of subsequent processes. </w:t>
       </w:r>
     </w:p>
     <w:p>
@@ -5142,6 +5158,7 @@
         <w:spacing w:after="0" w:line="240" w:lineRule="auto"/>
         <w:jc w:val="both"/>
       </w:pPr>
+      <w:proofErr w:type="spellStart"/>
       <w:r>
         <w:rPr>
           <w:b/>
@@ -5150,6 +5167,7 @@
         </w:rPr>
         <w:t>subjectIdentifier</w:t>
       </w:r>
+      <w:proofErr w:type="spellEnd"/>
       <w:r>
         <w:t xml:space="preserve"> – Initials, randomized digits, abbreviations of participant</w:t>
       </w:r>
@@ -5164,6 +5182,7 @@
         <w:spacing w:after="0" w:line="240" w:lineRule="auto"/>
         <w:jc w:val="both"/>
       </w:pPr>
+      <w:proofErr w:type="spellStart"/>
       <w:r>
         <w:rPr>
           <w:b/>
@@ -5172,6 +5191,7 @@
         </w:rPr>
         <w:t>operatorIdentifier</w:t>
       </w:r>
+      <w:proofErr w:type="spellEnd"/>
       <w:r>
         <w:t xml:space="preserve"> – Initials, or abbreviation, of recording operator</w:t>
       </w:r>
@@ -5191,6 +5211,7 @@
           <w:u w:val="single"/>
         </w:rPr>
       </w:pPr>
+      <w:proofErr w:type="spellStart"/>
       <w:r>
         <w:rPr>
           <w:b/>
@@ -5199,6 +5220,7 @@
         </w:rPr>
         <w:t>experimentName</w:t>
       </w:r>
+      <w:proofErr w:type="spellEnd"/>
       <w:r>
         <w:t xml:space="preserve"> – Abbreviations, agency, or identifier of experiment. </w:t>
       </w:r>
@@ -5227,6 +5249,7 @@
           <w:u w:val="single"/>
         </w:rPr>
       </w:pPr>
+      <w:proofErr w:type="spellStart"/>
       <w:r>
         <w:rPr>
           <w:b/>
@@ -5235,6 +5258,7 @@
         </w:rPr>
         <w:t>recordingExperiment</w:t>
       </w:r>
+      <w:proofErr w:type="spellEnd"/>
       <w:r>
         <w:t xml:space="preserve"> – Denotes the subsection of the experiment being recorded.</w:t>
       </w:r>
@@ -5254,6 +5278,7 @@
           <w:u w:val="single"/>
         </w:rPr>
       </w:pPr>
+      <w:proofErr w:type="spellStart"/>
       <w:r>
         <w:rPr>
           <w:b/>
@@ -5262,6 +5287,7 @@
         </w:rPr>
         <w:t>recordingDate</w:t>
       </w:r>
+      <w:proofErr w:type="spellEnd"/>
       <w:r>
         <w:t xml:space="preserve"> – Denotes the Gregorian Calendar date of recording</w:t>
       </w:r>
@@ -5281,6 +5307,7 @@
           <w:u w:val="single"/>
         </w:rPr>
       </w:pPr>
+      <w:proofErr w:type="spellStart"/>
       <w:r>
         <w:rPr>
           <w:b/>
@@ -5289,6 +5316,7 @@
         </w:rPr>
         <w:t>recordingTime</w:t>
       </w:r>
+      <w:proofErr w:type="spellEnd"/>
       <w:r>
         <w:t xml:space="preserve"> – Denotes the 12-Hour timestamp for recording</w:t>
       </w:r>
@@ -5348,6 +5376,7 @@
         <w:spacing w:after="0" w:line="240" w:lineRule="auto"/>
         <w:jc w:val="both"/>
       </w:pPr>
+      <w:proofErr w:type="spellStart"/>
       <w:r>
         <w:rPr>
           <w:b/>
@@ -5356,6 +5385,7 @@
         </w:rPr>
         <w:t>subjectIdentifier</w:t>
       </w:r>
+      <w:proofErr w:type="spellEnd"/>
       <w:r>
         <w:t xml:space="preserve"> – Initials, randomized digits, abbreviations of participant</w:t>
       </w:r>
@@ -5370,6 +5400,7 @@
         <w:spacing w:after="0" w:line="240" w:lineRule="auto"/>
         <w:jc w:val="both"/>
       </w:pPr>
+      <w:proofErr w:type="spellStart"/>
       <w:r>
         <w:rPr>
           <w:b/>
@@ -5378,6 +5409,7 @@
         </w:rPr>
         <w:t>operatorIdentifier</w:t>
       </w:r>
+      <w:proofErr w:type="spellEnd"/>
       <w:r>
         <w:t xml:space="preserve"> – Initials, or abbreviation, of recording operator</w:t>
       </w:r>
@@ -5397,6 +5429,7 @@
           <w:u w:val="single"/>
         </w:rPr>
       </w:pPr>
+      <w:proofErr w:type="spellStart"/>
       <w:r>
         <w:rPr>
           <w:b/>
@@ -5405,6 +5438,7 @@
         </w:rPr>
         <w:t>experimentName</w:t>
       </w:r>
+      <w:proofErr w:type="spellEnd"/>
       <w:r>
         <w:t xml:space="preserve"> – Abbreviations, agency, or identifier of experiment. </w:t>
       </w:r>
@@ -5472,6 +5506,7 @@
           <w:u w:val="single"/>
         </w:rPr>
       </w:pPr>
+      <w:proofErr w:type="spellStart"/>
       <w:r>
         <w:rPr>
           <w:b/>
@@ -5480,6 +5515,7 @@
         </w:rPr>
         <w:t>recordingDate</w:t>
       </w:r>
+      <w:proofErr w:type="spellEnd"/>
       <w:r>
         <w:t xml:space="preserve"> – Denotes the Gregorian Calendar date of recording</w:t>
       </w:r>
@@ -5499,6 +5535,7 @@
           <w:u w:val="single"/>
         </w:rPr>
       </w:pPr>
+      <w:proofErr w:type="spellStart"/>
       <w:r>
         <w:rPr>
           <w:b/>
@@ -5507,6 +5544,7 @@
         </w:rPr>
         <w:t>recordingTime</w:t>
       </w:r>
+      <w:proofErr w:type="spellEnd"/>
       <w:r>
         <w:t xml:space="preserve"> – Denotes the 12-Hour timestamp for recording</w:t>
       </w:r>
@@ -5789,7 +5827,15 @@
         <w:t xml:space="preserve">Section Headers </w:t>
       </w:r>
       <w:r>
-        <w:t>must be unique for DISTINCT stimulation recordings. Section Headers which are identical will place all observations of the specified Header into a singular collection.</w:t>
+        <w:t xml:space="preserve">must be unique for DISTINCT stimulation recordings. Section </w:t>
+      </w:r>
+      <w:proofErr w:type="gramStart"/>
+      <w:r>
+        <w:t>Headers</w:t>
+      </w:r>
+      <w:proofErr w:type="gramEnd"/>
+      <w:r>
+        <w:t xml:space="preserve"> which are identical will place all observations of the specified Header into a singular collection.</w:t>
       </w:r>
     </w:p>
     <w:p>
@@ -6047,7 +6093,15 @@
         <w:jc w:val="both"/>
       </w:pPr>
       <w:r>
-        <w:t xml:space="preserve">The IMPORT DATA Module is accessible via the “Import Data” button within REVAMP MAIN MODULE. When pressed, a file directory window will appear. The default pathing for this directory searches for revampData\RAW, however the user can navigate to a secondary directory. All subsequent processing will occur within the specified root directory selected by the user. </w:t>
+        <w:t xml:space="preserve">The IMPORT DATA Module is accessible via the “Import Data” button within REVAMP MAIN MODULE. When pressed, a file directory window will appear. The default pathing for this directory searches for </w:t>
+      </w:r>
+      <w:proofErr w:type="spellStart"/>
+      <w:r>
+        <w:t>revampData</w:t>
+      </w:r>
+      <w:proofErr w:type="spellEnd"/>
+      <w:r>
+        <w:t xml:space="preserve">\RAW, however the user can navigate to a secondary directory. All subsequent processing will occur within the specified root directory selected by the user. </w:t>
       </w:r>
     </w:p>
     <w:p>
@@ -6093,9 +6147,11 @@
         <w:spacing w:after="0" w:line="240" w:lineRule="auto"/>
         <w:jc w:val="both"/>
       </w:pPr>
+      <w:proofErr w:type="spellStart"/>
       <w:r>
         <w:t>ImportDataButtonPushed</w:t>
       </w:r>
+      <w:proofErr w:type="spellEnd"/>
     </w:p>
     <w:p>
       <w:pPr>
@@ -6107,11 +6163,18 @@
         <w:spacing w:after="0" w:line="240" w:lineRule="auto"/>
         <w:jc w:val="both"/>
       </w:pPr>
+      <w:proofErr w:type="spellStart"/>
+      <w:proofErr w:type="gramStart"/>
       <w:r>
         <w:t>revampPreprocessor</w:t>
       </w:r>
-      <w:r>
-        <w:t>()</w:t>
+      <w:proofErr w:type="spellEnd"/>
+      <w:r>
+        <w:t>(</w:t>
+      </w:r>
+      <w:proofErr w:type="gramEnd"/>
+      <w:r>
+        <w:t>)</w:t>
       </w:r>
     </w:p>
     <w:p>
@@ -6124,8 +6187,18 @@
         <w:spacing w:after="0" w:line="240" w:lineRule="auto"/>
         <w:jc w:val="both"/>
       </w:pPr>
-      <w:r>
-        <w:t>importRawData()</w:t>
+      <w:proofErr w:type="spellStart"/>
+      <w:proofErr w:type="gramStart"/>
+      <w:r>
+        <w:t>importRawData</w:t>
+      </w:r>
+      <w:proofErr w:type="spellEnd"/>
+      <w:r>
+        <w:t>(</w:t>
+      </w:r>
+      <w:proofErr w:type="gramEnd"/>
+      <w:r>
+        <w:t>)</w:t>
       </w:r>
     </w:p>
     <w:p>
@@ -6138,8 +6211,18 @@
         <w:spacing w:after="0" w:line="240" w:lineRule="auto"/>
         <w:jc w:val="both"/>
       </w:pPr>
-      <w:r>
-        <w:t>saveFunction()</w:t>
+      <w:proofErr w:type="spellStart"/>
+      <w:proofErr w:type="gramStart"/>
+      <w:r>
+        <w:t>saveFunction</w:t>
+      </w:r>
+      <w:proofErr w:type="spellEnd"/>
+      <w:r>
+        <w:t>(</w:t>
+      </w:r>
+      <w:proofErr w:type="gramEnd"/>
+      <w:r>
+        <w:t>)</w:t>
       </w:r>
     </w:p>
     <w:p>
@@ -6243,8 +6326,13 @@
         <w:spacing w:after="0" w:line="240" w:lineRule="auto"/>
         <w:jc w:val="both"/>
       </w:pPr>
-      <w:r>
-        <w:t>filterTable.filterTableData()</w:t>
+      <w:proofErr w:type="spellStart"/>
+      <w:r>
+        <w:t>filterTable.filterTableData</w:t>
+      </w:r>
+      <w:proofErr w:type="spellEnd"/>
+      <w:r>
+        <w:t>()</w:t>
       </w:r>
     </w:p>
     <w:p>
@@ -6257,8 +6345,18 @@
         <w:spacing w:after="0" w:line="240" w:lineRule="auto"/>
         <w:jc w:val="both"/>
       </w:pPr>
-      <w:r>
-        <w:t>saveFunction()</w:t>
+      <w:proofErr w:type="spellStart"/>
+      <w:proofErr w:type="gramStart"/>
+      <w:r>
+        <w:t>saveFunction</w:t>
+      </w:r>
+      <w:proofErr w:type="spellEnd"/>
+      <w:r>
+        <w:t>(</w:t>
+      </w:r>
+      <w:proofErr w:type="gramEnd"/>
+      <w:r>
+        <w:t>)</w:t>
       </w:r>
     </w:p>
     <w:p>
@@ -6310,7 +6408,33 @@
         <w:t>and requires TWO user-inputs for Blink Handling</w:t>
       </w:r>
       <w:r>
-        <w:t>. BLINK REMOVAL is calculated by the identification of outliers via “gesd” in the vertical AND pupil trace. Thresholds for identified outliers are values observed to be 2.5 greater than the median recorded value of the file for vertical, and .5 greater then the median recorded value of the file for pupil.</w:t>
+        <w:t>. BLINK REMOVAL is calculated by the identification of outliers via “</w:t>
+      </w:r>
+      <w:proofErr w:type="spellStart"/>
+      <w:r>
+        <w:t>gesd</w:t>
+      </w:r>
+      <w:proofErr w:type="spellEnd"/>
+      <w:r>
+        <w:t xml:space="preserve">” in the vertical AND pupil trace. Thresholds for identified outliers are values observed to be 2.5 greater than the median recorded value of the file for vertical, and .5 greater </w:t>
+      </w:r>
+      <w:proofErr w:type="spellStart"/>
+      <w:proofErr w:type="gramStart"/>
+      <w:r>
+        <w:t>then</w:t>
+      </w:r>
+      <w:proofErr w:type="spellEnd"/>
+      <w:proofErr w:type="gramEnd"/>
+      <w:r>
+        <w:t xml:space="preserve"> the median recorded value of the file for </w:t>
+      </w:r>
+      <w:proofErr w:type="gramStart"/>
+      <w:r>
+        <w:t>pupil</w:t>
+      </w:r>
+      <w:proofErr w:type="gramEnd"/>
+      <w:r>
+        <w:t>.</w:t>
       </w:r>
     </w:p>
     <w:p>
@@ -6574,7 +6698,23 @@
         <w:jc w:val="both"/>
       </w:pPr>
       <w:r>
-        <w:t xml:space="preserve">The CALIBRATE DATA Module is accessible through the CALIBRATE DATA Button within the REVAMP MAIN MODULE. Upon interacting with the CALIBRATE DATA Button a secondary calibrationModule window will appear. Within the calibrationModule, users can utilize the LOAD DATA Button to select data from the FILTERED_UNCALIBRATED directory. </w:t>
+        <w:t xml:space="preserve">The CALIBRATE DATA Module is accessible through the CALIBRATE DATA Button within the REVAMP MAIN MODULE. Upon interacting with the CALIBRATE DATA Button a secondary </w:t>
+      </w:r>
+      <w:proofErr w:type="spellStart"/>
+      <w:r>
+        <w:t>calibrationModule</w:t>
+      </w:r>
+      <w:proofErr w:type="spellEnd"/>
+      <w:r>
+        <w:t xml:space="preserve"> window will appear. Within the </w:t>
+      </w:r>
+      <w:proofErr w:type="spellStart"/>
+      <w:r>
+        <w:t>calibrationModule</w:t>
+      </w:r>
+      <w:proofErr w:type="spellEnd"/>
+      <w:r>
+        <w:t xml:space="preserve">, users can utilize the LOAD DATA Button to select data from the FILTERED_UNCALIBRATED directory. </w:t>
       </w:r>
     </w:p>
     <w:p>
@@ -6587,7 +6727,15 @@
       </w:r>
       <w:r>
         <w:tab/>
-        <w:t>Key Aspects of the calibrationModule:</w:t>
+        <w:t xml:space="preserve">Key Aspects of the </w:t>
+      </w:r>
+      <w:proofErr w:type="spellStart"/>
+      <w:r>
+        <w:t>calibrationModule</w:t>
+      </w:r>
+      <w:proofErr w:type="spellEnd"/>
+      <w:r>
+        <w:t>:</w:t>
       </w:r>
     </w:p>
     <w:p>
@@ -6607,7 +6755,15 @@
         <w:t>MODULE and</w:t>
       </w:r>
       <w:r>
-        <w:t xml:space="preserve"> contain the outputted values from </w:t>
+        <w:t xml:space="preserve"> contain the </w:t>
+      </w:r>
+      <w:proofErr w:type="gramStart"/>
+      <w:r>
+        <w:t>outputted</w:t>
+      </w:r>
+      <w:proofErr w:type="gramEnd"/>
+      <w:r>
+        <w:t xml:space="preserve"> values from </w:t>
       </w:r>
       <w:r>
         <w:t xml:space="preserve">ISCAN recording software. </w:t>
@@ -6840,7 +6996,15 @@
         <w:jc w:val="both"/>
       </w:pPr>
       <w:r>
-        <w:t xml:space="preserve">The STEP ANALYSIS Module contains an omnibus approach to analysis of Horizontal, Vertical, and Pupil movements. The LOAD DATA Button requires files be selected from the FILTERED_CALIBRATED directory. The Movement Ensemble, Velocity Ensemble, Individual Movement, and Individual Velocity Axes will populate once data is selected by the user. Metric Analysis for each Data Channel is performed by the “Eye Selector” and “Data Selector”. </w:t>
+        <w:t xml:space="preserve">The STEP ANALYSIS Module contains an omnibus approach to analysis of Horizontal, Vertical, and Pupil movements. The LOAD DATA Button requires files </w:t>
+      </w:r>
+      <w:proofErr w:type="gramStart"/>
+      <w:r>
+        <w:t>be</w:t>
+      </w:r>
+      <w:proofErr w:type="gramEnd"/>
+      <w:r>
+        <w:t xml:space="preserve"> selected from the FILTERED_CALIBRATED directory. The Movement Ensemble, Velocity Ensemble, Individual Movement, and Individual Velocity Axes will populate once data is selected by the user. Metric Analysis for each Data Channel is performed by the “Eye Selector” and “Data Selector”. </w:t>
       </w:r>
     </w:p>
     <w:p>
@@ -6985,7 +7149,23 @@
         <w:jc w:val="both"/>
       </w:pPr>
       <w:r>
-        <w:t xml:space="preserve">EXPORT ANALYSIS is a button within the analysisModule, which allows the user to identify ANALYSIS_METRICS. Selected data from the user will be compiled with file-wise BLINK_DATA which contain BLINK_COUNT, BLINK_IN_TRANSIENT, and BLINK_INDEX information per file and per movement within each Section Header. Compiled exports are saved as “DataExports” with a unique UNIX timestamp to protect from accidentally overwrites. </w:t>
+        <w:t xml:space="preserve">EXPORT ANALYSIS is a button within the </w:t>
+      </w:r>
+      <w:proofErr w:type="spellStart"/>
+      <w:r>
+        <w:t>analysisModule</w:t>
+      </w:r>
+      <w:proofErr w:type="spellEnd"/>
+      <w:r>
+        <w:t>, which allows the user to identify ANALYSIS_METRICS. Selected data from the user will be compiled with file-wise BLINK_DATA which contain BLINK_COUNT, BLINK_IN_TRANSIENT, and BLINK_INDEX information per file and per movement within each Section Header. Compiled exports are saved as “</w:t>
+      </w:r>
+      <w:proofErr w:type="spellStart"/>
+      <w:r>
+        <w:t>DataExports</w:t>
+      </w:r>
+      <w:proofErr w:type="spellEnd"/>
+      <w:r>
+        <w:t xml:space="preserve">” with a unique UNIX timestamp to protect from accidentally overwrites. </w:t>
       </w:r>
     </w:p>
     <w:p>
@@ -7089,7 +7269,15 @@
         <w:spacing w:after="0" w:line="240" w:lineRule="auto"/>
       </w:pPr>
       <w:r>
-        <w:t>“i”</w:t>
+        <w:t>“</w:t>
+      </w:r>
+      <w:proofErr w:type="spellStart"/>
+      <w:r>
+        <w:t>i</w:t>
+      </w:r>
+      <w:proofErr w:type="spellEnd"/>
+      <w:r>
+        <w:t>”</w:t>
       </w:r>
     </w:p>
     <w:p>
@@ -7102,8 +7290,13 @@
         <w:spacing w:after="0" w:line="240" w:lineRule="auto"/>
       </w:pPr>
       <w:r>
-        <w:t>Execute importDataButtonPushed</w:t>
-      </w:r>
+        <w:t xml:space="preserve">Execute </w:t>
+      </w:r>
+      <w:proofErr w:type="spellStart"/>
+      <w:r>
+        <w:t>importDataButtonPushed</w:t>
+      </w:r>
+      <w:proofErr w:type="spellEnd"/>
     </w:p>
     <w:p>
       <w:pPr>
@@ -7128,8 +7321,13 @@
         <w:spacing w:after="0" w:line="240" w:lineRule="auto"/>
       </w:pPr>
       <w:r>
-        <w:t>Execute filterDataButtonPushed</w:t>
-      </w:r>
+        <w:t xml:space="preserve">Execute </w:t>
+      </w:r>
+      <w:proofErr w:type="spellStart"/>
+      <w:r>
+        <w:t>filterDataButtonPushed</w:t>
+      </w:r>
+      <w:proofErr w:type="spellEnd"/>
     </w:p>
     <w:p>
       <w:pPr>
@@ -7154,8 +7352,13 @@
         <w:spacing w:after="0" w:line="240" w:lineRule="auto"/>
       </w:pPr>
       <w:r>
-        <w:t>Open calibrationModule</w:t>
-      </w:r>
+        <w:t xml:space="preserve">Open </w:t>
+      </w:r>
+      <w:proofErr w:type="spellStart"/>
+      <w:r>
+        <w:t>calibrationModule</w:t>
+      </w:r>
+      <w:proofErr w:type="spellEnd"/>
     </w:p>
     <w:p>
       <w:pPr>
@@ -7180,8 +7383,13 @@
         <w:spacing w:after="0" w:line="240" w:lineRule="auto"/>
       </w:pPr>
       <w:r>
-        <w:t>Open analysisModule</w:t>
-      </w:r>
+        <w:t xml:space="preserve">Open </w:t>
+      </w:r>
+      <w:proofErr w:type="spellStart"/>
+      <w:r>
+        <w:t>analysisModule</w:t>
+      </w:r>
+      <w:proofErr w:type="spellEnd"/>
     </w:p>
     <w:p>
       <w:pPr>
@@ -8058,8 +8266,13 @@
         <w:t>ESCAPE KEY</w:t>
       </w:r>
       <w:r>
-        <w:t xml:space="preserve"> – Prompt Exit of analysisModule</w:t>
-      </w:r>
+        <w:t xml:space="preserve"> – Prompt Exit of </w:t>
+      </w:r>
+      <w:proofErr w:type="spellStart"/>
+      <w:r>
+        <w:t>analysisModule</w:t>
+      </w:r>
+      <w:proofErr w:type="spellEnd"/>
     </w:p>
     <w:p>
       <w:pPr>
@@ -8152,7 +8365,15 @@
         <w:spacing w:after="0" w:line="240" w:lineRule="auto"/>
       </w:pPr>
       <w:r>
-        <w:t>RA – “Response Amplitude”, calculated by the positional difference of where REI and RSI are analyzed to be: x(REI) – x(RSI)</w:t>
+        <w:t xml:space="preserve">RA – “Response Amplitude”, calculated by the positional difference of where REI and RSI are analyzed to </w:t>
+      </w:r>
+      <w:proofErr w:type="gramStart"/>
+      <w:r>
+        <w:t>be:</w:t>
+      </w:r>
+      <w:proofErr w:type="gramEnd"/>
+      <w:r>
+        <w:t xml:space="preserve"> x(REI) – x(RSI)</w:t>
       </w:r>
     </w:p>
     <w:p>
@@ -8319,9 +8540,11 @@
         </w:numPr>
         <w:spacing w:after="0" w:line="240" w:lineRule="auto"/>
       </w:pPr>
+      <w:proofErr w:type="spellStart"/>
       <w:r>
         <w:t>HClass</w:t>
       </w:r>
+      <w:proofErr w:type="spellEnd"/>
       <w:r>
         <w:t xml:space="preserve"> – “Horizontal Classification”</w:t>
       </w:r>
@@ -8335,9 +8558,11 @@
         </w:numPr>
         <w:spacing w:after="0" w:line="240" w:lineRule="auto"/>
       </w:pPr>
+      <w:proofErr w:type="spellStart"/>
       <w:r>
         <w:t>VClass</w:t>
       </w:r>
+      <w:proofErr w:type="spellEnd"/>
       <w:r>
         <w:t xml:space="preserve"> – “Vertical Classification”</w:t>
       </w:r>
@@ -8351,9 +8576,11 @@
         </w:numPr>
         <w:spacing w:after="0" w:line="240" w:lineRule="auto"/>
       </w:pPr>
+      <w:proofErr w:type="spellStart"/>
       <w:r>
         <w:t>PClass</w:t>
       </w:r>
+      <w:proofErr w:type="spellEnd"/>
       <w:r>
         <w:t xml:space="preserve"> – “Pupil Classification”</w:t>
       </w:r>

--- a/README.docx
+++ b/README.docx
@@ -1,6 +1,6 @@
 
 <file path=word/document.xml><?xml version="1.0" encoding="utf-8"?>
-<w:document xmlns:wpc="http://schemas.microsoft.com/office/word/2010/wordprocessingCanvas" xmlns:cx="http://schemas.microsoft.com/office/drawing/2014/chartex" xmlns:cx1="http://schemas.microsoft.com/office/drawing/2015/9/8/chartex" xmlns:cx2="http://schemas.microsoft.com/office/drawing/2015/10/21/chartex" xmlns:cx3="http://schemas.microsoft.com/office/drawing/2016/5/9/chartex" xmlns:cx4="http://schemas.microsoft.com/office/drawing/2016/5/10/chartex" xmlns:cx5="http://schemas.microsoft.com/office/drawing/2016/5/11/chartex" xmlns:cx6="http://schemas.microsoft.com/office/drawing/2016/5/12/chartex" xmlns:cx7="http://schemas.microsoft.com/office/drawing/2016/5/13/chartex" xmlns:cx8="http://schemas.microsoft.com/office/drawing/2016/5/14/chartex" xmlns:mc="http://schemas.openxmlformats.org/markup-compatibility/2006" xmlns:aink="http://schemas.microsoft.com/office/drawing/2016/ink" xmlns:am3d="http://schemas.microsoft.com/office/drawing/2017/model3d" xmlns:o="urn:schemas-microsoft-com:office:office" xmlns:oel="http://schemas.microsoft.com/office/2019/extlst" xmlns:r="http://schemas.openxmlformats.org/officeDocument/2006/relationships" xmlns:m="http://schemas.openxmlformats.org/officeDocument/2006/math" xmlns:v="urn:schemas-microsoft-com:vml" xmlns:wp14="http://schemas.microsoft.com/office/word/2010/wordprocessingDrawing" xmlns:wp="http://schemas.openxmlformats.org/drawingml/2006/wordprocessingDrawing" xmlns:w10="urn:schemas-microsoft-com:office:word" xmlns:w="http://schemas.openxmlformats.org/wordprocessingml/2006/main" xmlns:w14="http://schemas.microsoft.com/office/word/2010/wordml" xmlns:w15="http://schemas.microsoft.com/office/word/2012/wordml" xmlns:w16cex="http://schemas.microsoft.com/office/word/2018/wordml/cex" xmlns:w16cid="http://schemas.microsoft.com/office/word/2016/wordml/cid" xmlns:w16="http://schemas.microsoft.com/office/word/2018/wordml" xmlns:w16du="http://schemas.microsoft.com/office/word/2023/wordml/word16du" xmlns:w16sdtdh="http://schemas.microsoft.com/office/word/2020/wordml/sdtdatahash" xmlns:w16se="http://schemas.microsoft.com/office/word/2015/wordml/symex" xmlns:wpg="http://schemas.microsoft.com/office/word/2010/wordprocessingGroup" xmlns:wpi="http://schemas.microsoft.com/office/word/2010/wordprocessingInk" xmlns:wne="http://schemas.microsoft.com/office/word/2006/wordml" xmlns:wps="http://schemas.microsoft.com/office/word/2010/wordprocessingShape" mc:Ignorable="w14 w15 w16se w16cid w16 w16cex w16sdtdh w16du wp14">
+<w:document xmlns:wpc="http://schemas.microsoft.com/office/word/2010/wordprocessingCanvas" xmlns:cx="http://schemas.microsoft.com/office/drawing/2014/chartex" xmlns:cx1="http://schemas.microsoft.com/office/drawing/2015/9/8/chartex" xmlns:cx2="http://schemas.microsoft.com/office/drawing/2015/10/21/chartex" xmlns:cx3="http://schemas.microsoft.com/office/drawing/2016/5/9/chartex" xmlns:cx4="http://schemas.microsoft.com/office/drawing/2016/5/10/chartex" xmlns:cx5="http://schemas.microsoft.com/office/drawing/2016/5/11/chartex" xmlns:cx6="http://schemas.microsoft.com/office/drawing/2016/5/12/chartex" xmlns:cx7="http://schemas.microsoft.com/office/drawing/2016/5/13/chartex" xmlns:cx8="http://schemas.microsoft.com/office/drawing/2016/5/14/chartex" xmlns:mc="http://schemas.openxmlformats.org/markup-compatibility/2006" xmlns:aink="http://schemas.microsoft.com/office/drawing/2016/ink" xmlns:am3d="http://schemas.microsoft.com/office/drawing/2017/model3d" xmlns:o="urn:schemas-microsoft-com:office:office" xmlns:oel="http://schemas.microsoft.com/office/2019/extlst" xmlns:r="http://schemas.openxmlformats.org/officeDocument/2006/relationships" xmlns:m="http://schemas.openxmlformats.org/officeDocument/2006/math" xmlns:v="urn:schemas-microsoft-com:vml" xmlns:wp14="http://schemas.microsoft.com/office/word/2010/wordprocessingDrawing" xmlns:wp="http://schemas.openxmlformats.org/drawingml/2006/wordprocessingDrawing" xmlns:w10="urn:schemas-microsoft-com:office:word" xmlns:w="http://schemas.openxmlformats.org/wordprocessingml/2006/main" xmlns:w14="http://schemas.microsoft.com/office/word/2010/wordml" xmlns:w15="http://schemas.microsoft.com/office/word/2012/wordml" xmlns:w16cex="http://schemas.microsoft.com/office/word/2018/wordml/cex" xmlns:w16cid="http://schemas.microsoft.com/office/word/2016/wordml/cid" xmlns:w16="http://schemas.microsoft.com/office/word/2018/wordml" xmlns:w16du="http://schemas.microsoft.com/office/word/2023/wordml/word16du" xmlns:w16sdtdh="http://schemas.microsoft.com/office/word/2020/wordml/sdtdatahash" xmlns:w16sdtfl="http://schemas.microsoft.com/office/word/2024/wordml/sdtformatlock" xmlns:w16se="http://schemas.microsoft.com/office/word/2015/wordml/symex" xmlns:wpg="http://schemas.microsoft.com/office/word/2010/wordprocessingGroup" xmlns:wpi="http://schemas.microsoft.com/office/word/2010/wordprocessingInk" xmlns:wne="http://schemas.microsoft.com/office/word/2006/wordml" xmlns:wps="http://schemas.microsoft.com/office/word/2010/wordprocessingShape" mc:Ignorable="w14 w15 w16se w16cid w16 w16cex w16sdtdh w16sdtfl w16du wp14">
   <w:body>
     <w:sdt>
       <w:sdtPr>
@@ -3645,7 +3645,7 @@
               <w:jc w:val="center"/>
             </w:pPr>
             <w:r>
-              <w:t>Original Author</w:t>
+              <w:t>Sebastian Fine</w:t>
             </w:r>
           </w:p>
         </w:tc>
@@ -3659,26 +3659,35 @@
             <w:pPr>
               <w:jc w:val="center"/>
             </w:pPr>
-          </w:p>
-        </w:tc>
-        <w:tc>
-          <w:tcPr>
-            <w:tcW w:w="3117" w:type="dxa"/>
-          </w:tcPr>
-          <w:p>
-            <w:pPr>
-              <w:jc w:val="center"/>
-            </w:pPr>
-          </w:p>
-        </w:tc>
-        <w:tc>
-          <w:tcPr>
-            <w:tcW w:w="3117" w:type="dxa"/>
-          </w:tcPr>
-          <w:p>
-            <w:pPr>
-              <w:jc w:val="center"/>
-            </w:pPr>
+            <w:r>
+              <w:t>1.1.0.0</w:t>
+            </w:r>
+          </w:p>
+        </w:tc>
+        <w:tc>
+          <w:tcPr>
+            <w:tcW w:w="3117" w:type="dxa"/>
+          </w:tcPr>
+          <w:p>
+            <w:pPr>
+              <w:jc w:val="center"/>
+            </w:pPr>
+            <w:r>
+              <w:t>Feb-10-2025</w:t>
+            </w:r>
+          </w:p>
+        </w:tc>
+        <w:tc>
+          <w:tcPr>
+            <w:tcW w:w="3117" w:type="dxa"/>
+          </w:tcPr>
+          <w:p>
+            <w:pPr>
+              <w:jc w:val="center"/>
+            </w:pPr>
+            <w:r>
+              <w:t>Sebastian Fine</w:t>
+            </w:r>
           </w:p>
         </w:tc>
       </w:tr>
@@ -8597,7 +8606,7 @@
 </file>
 
 <file path=word/endnotes.xml><?xml version="1.0" encoding="utf-8"?>
-<w:endnotes xmlns:wpc="http://schemas.microsoft.com/office/word/2010/wordprocessingCanvas" xmlns:cx="http://schemas.microsoft.com/office/drawing/2014/chartex" xmlns:cx1="http://schemas.microsoft.com/office/drawing/2015/9/8/chartex" xmlns:cx2="http://schemas.microsoft.com/office/drawing/2015/10/21/chartex" xmlns:cx3="http://schemas.microsoft.com/office/drawing/2016/5/9/chartex" xmlns:cx4="http://schemas.microsoft.com/office/drawing/2016/5/10/chartex" xmlns:cx5="http://schemas.microsoft.com/office/drawing/2016/5/11/chartex" xmlns:cx6="http://schemas.microsoft.com/office/drawing/2016/5/12/chartex" xmlns:cx7="http://schemas.microsoft.com/office/drawing/2016/5/13/chartex" xmlns:cx8="http://schemas.microsoft.com/office/drawing/2016/5/14/chartex" xmlns:mc="http://schemas.openxmlformats.org/markup-compatibility/2006" xmlns:aink="http://schemas.microsoft.com/office/drawing/2016/ink" xmlns:am3d="http://schemas.microsoft.com/office/drawing/2017/model3d" xmlns:o="urn:schemas-microsoft-com:office:office" xmlns:oel="http://schemas.microsoft.com/office/2019/extlst" xmlns:r="http://schemas.openxmlformats.org/officeDocument/2006/relationships" xmlns:m="http://schemas.openxmlformats.org/officeDocument/2006/math" xmlns:v="urn:schemas-microsoft-com:vml" xmlns:wp14="http://schemas.microsoft.com/office/word/2010/wordprocessingDrawing" xmlns:wp="http://schemas.openxmlformats.org/drawingml/2006/wordprocessingDrawing" xmlns:w10="urn:schemas-microsoft-com:office:word" xmlns:w="http://schemas.openxmlformats.org/wordprocessingml/2006/main" xmlns:w14="http://schemas.microsoft.com/office/word/2010/wordml" xmlns:w15="http://schemas.microsoft.com/office/word/2012/wordml" xmlns:w16cex="http://schemas.microsoft.com/office/word/2018/wordml/cex" xmlns:w16cid="http://schemas.microsoft.com/office/word/2016/wordml/cid" xmlns:w16="http://schemas.microsoft.com/office/word/2018/wordml" xmlns:w16du="http://schemas.microsoft.com/office/word/2023/wordml/word16du" xmlns:w16sdtdh="http://schemas.microsoft.com/office/word/2020/wordml/sdtdatahash" xmlns:w16se="http://schemas.microsoft.com/office/word/2015/wordml/symex" xmlns:wpg="http://schemas.microsoft.com/office/word/2010/wordprocessingGroup" xmlns:wpi="http://schemas.microsoft.com/office/word/2010/wordprocessingInk" xmlns:wne="http://schemas.microsoft.com/office/word/2006/wordml" xmlns:wps="http://schemas.microsoft.com/office/word/2010/wordprocessingShape" mc:Ignorable="w14 w15 w16se w16cid w16 w16cex w16sdtdh w16du wp14">
+<w:endnotes xmlns:wpc="http://schemas.microsoft.com/office/word/2010/wordprocessingCanvas" xmlns:cx="http://schemas.microsoft.com/office/drawing/2014/chartex" xmlns:cx1="http://schemas.microsoft.com/office/drawing/2015/9/8/chartex" xmlns:cx2="http://schemas.microsoft.com/office/drawing/2015/10/21/chartex" xmlns:cx3="http://schemas.microsoft.com/office/drawing/2016/5/9/chartex" xmlns:cx4="http://schemas.microsoft.com/office/drawing/2016/5/10/chartex" xmlns:cx5="http://schemas.microsoft.com/office/drawing/2016/5/11/chartex" xmlns:cx6="http://schemas.microsoft.com/office/drawing/2016/5/12/chartex" xmlns:cx7="http://schemas.microsoft.com/office/drawing/2016/5/13/chartex" xmlns:cx8="http://schemas.microsoft.com/office/drawing/2016/5/14/chartex" xmlns:mc="http://schemas.openxmlformats.org/markup-compatibility/2006" xmlns:aink="http://schemas.microsoft.com/office/drawing/2016/ink" xmlns:am3d="http://schemas.microsoft.com/office/drawing/2017/model3d" xmlns:o="urn:schemas-microsoft-com:office:office" xmlns:oel="http://schemas.microsoft.com/office/2019/extlst" xmlns:r="http://schemas.openxmlformats.org/officeDocument/2006/relationships" xmlns:m="http://schemas.openxmlformats.org/officeDocument/2006/math" xmlns:v="urn:schemas-microsoft-com:vml" xmlns:wp14="http://schemas.microsoft.com/office/word/2010/wordprocessingDrawing" xmlns:wp="http://schemas.openxmlformats.org/drawingml/2006/wordprocessingDrawing" xmlns:w10="urn:schemas-microsoft-com:office:word" xmlns:w="http://schemas.openxmlformats.org/wordprocessingml/2006/main" xmlns:w14="http://schemas.microsoft.com/office/word/2010/wordml" xmlns:w15="http://schemas.microsoft.com/office/word/2012/wordml" xmlns:w16cex="http://schemas.microsoft.com/office/word/2018/wordml/cex" xmlns:w16cid="http://schemas.microsoft.com/office/word/2016/wordml/cid" xmlns:w16="http://schemas.microsoft.com/office/word/2018/wordml" xmlns:w16du="http://schemas.microsoft.com/office/word/2023/wordml/word16du" xmlns:w16sdtdh="http://schemas.microsoft.com/office/word/2020/wordml/sdtdatahash" xmlns:w16sdtfl="http://schemas.microsoft.com/office/word/2024/wordml/sdtformatlock" xmlns:w16se="http://schemas.microsoft.com/office/word/2015/wordml/symex" xmlns:wpg="http://schemas.microsoft.com/office/word/2010/wordprocessingGroup" xmlns:wpi="http://schemas.microsoft.com/office/word/2010/wordprocessingInk" xmlns:wne="http://schemas.microsoft.com/office/word/2006/wordml" xmlns:wps="http://schemas.microsoft.com/office/word/2010/wordprocessingShape" mc:Ignorable="w14 w15 w16se w16cid w16 w16cex w16sdtdh w16sdtfl w16du wp14">
   <w:endnote w:type="separator" w:id="-1">
     <w:p>
       <w:pPr>
@@ -8622,7 +8631,7 @@
 </file>
 
 <file path=word/footnotes.xml><?xml version="1.0" encoding="utf-8"?>
-<w:footnotes xmlns:wpc="http://schemas.microsoft.com/office/word/2010/wordprocessingCanvas" xmlns:cx="http://schemas.microsoft.com/office/drawing/2014/chartex" xmlns:cx1="http://schemas.microsoft.com/office/drawing/2015/9/8/chartex" xmlns:cx2="http://schemas.microsoft.com/office/drawing/2015/10/21/chartex" xmlns:cx3="http://schemas.microsoft.com/office/drawing/2016/5/9/chartex" xmlns:cx4="http://schemas.microsoft.com/office/drawing/2016/5/10/chartex" xmlns:cx5="http://schemas.microsoft.com/office/drawing/2016/5/11/chartex" xmlns:cx6="http://schemas.microsoft.com/office/drawing/2016/5/12/chartex" xmlns:cx7="http://schemas.microsoft.com/office/drawing/2016/5/13/chartex" xmlns:cx8="http://schemas.microsoft.com/office/drawing/2016/5/14/chartex" xmlns:mc="http://schemas.openxmlformats.org/markup-compatibility/2006" xmlns:aink="http://schemas.microsoft.com/office/drawing/2016/ink" xmlns:am3d="http://schemas.microsoft.com/office/drawing/2017/model3d" xmlns:o="urn:schemas-microsoft-com:office:office" xmlns:oel="http://schemas.microsoft.com/office/2019/extlst" xmlns:r="http://schemas.openxmlformats.org/officeDocument/2006/relationships" xmlns:m="http://schemas.openxmlformats.org/officeDocument/2006/math" xmlns:v="urn:schemas-microsoft-com:vml" xmlns:wp14="http://schemas.microsoft.com/office/word/2010/wordprocessingDrawing" xmlns:wp="http://schemas.openxmlformats.org/drawingml/2006/wordprocessingDrawing" xmlns:w10="urn:schemas-microsoft-com:office:word" xmlns:w="http://schemas.openxmlformats.org/wordprocessingml/2006/main" xmlns:w14="http://schemas.microsoft.com/office/word/2010/wordml" xmlns:w15="http://schemas.microsoft.com/office/word/2012/wordml" xmlns:w16cex="http://schemas.microsoft.com/office/word/2018/wordml/cex" xmlns:w16cid="http://schemas.microsoft.com/office/word/2016/wordml/cid" xmlns:w16="http://schemas.microsoft.com/office/word/2018/wordml" xmlns:w16du="http://schemas.microsoft.com/office/word/2023/wordml/word16du" xmlns:w16sdtdh="http://schemas.microsoft.com/office/word/2020/wordml/sdtdatahash" xmlns:w16se="http://schemas.microsoft.com/office/word/2015/wordml/symex" xmlns:wpg="http://schemas.microsoft.com/office/word/2010/wordprocessingGroup" xmlns:wpi="http://schemas.microsoft.com/office/word/2010/wordprocessingInk" xmlns:wne="http://schemas.microsoft.com/office/word/2006/wordml" xmlns:wps="http://schemas.microsoft.com/office/word/2010/wordprocessingShape" mc:Ignorable="w14 w15 w16se w16cid w16 w16cex w16sdtdh w16du wp14">
+<w:footnotes xmlns:wpc="http://schemas.microsoft.com/office/word/2010/wordprocessingCanvas" xmlns:cx="http://schemas.microsoft.com/office/drawing/2014/chartex" xmlns:cx1="http://schemas.microsoft.com/office/drawing/2015/9/8/chartex" xmlns:cx2="http://schemas.microsoft.com/office/drawing/2015/10/21/chartex" xmlns:cx3="http://schemas.microsoft.com/office/drawing/2016/5/9/chartex" xmlns:cx4="http://schemas.microsoft.com/office/drawing/2016/5/10/chartex" xmlns:cx5="http://schemas.microsoft.com/office/drawing/2016/5/11/chartex" xmlns:cx6="http://schemas.microsoft.com/office/drawing/2016/5/12/chartex" xmlns:cx7="http://schemas.microsoft.com/office/drawing/2016/5/13/chartex" xmlns:cx8="http://schemas.microsoft.com/office/drawing/2016/5/14/chartex" xmlns:mc="http://schemas.openxmlformats.org/markup-compatibility/2006" xmlns:aink="http://schemas.microsoft.com/office/drawing/2016/ink" xmlns:am3d="http://schemas.microsoft.com/office/drawing/2017/model3d" xmlns:o="urn:schemas-microsoft-com:office:office" xmlns:oel="http://schemas.microsoft.com/office/2019/extlst" xmlns:r="http://schemas.openxmlformats.org/officeDocument/2006/relationships" xmlns:m="http://schemas.openxmlformats.org/officeDocument/2006/math" xmlns:v="urn:schemas-microsoft-com:vml" xmlns:wp14="http://schemas.microsoft.com/office/word/2010/wordprocessingDrawing" xmlns:wp="http://schemas.openxmlformats.org/drawingml/2006/wordprocessingDrawing" xmlns:w10="urn:schemas-microsoft-com:office:word" xmlns:w="http://schemas.openxmlformats.org/wordprocessingml/2006/main" xmlns:w14="http://schemas.microsoft.com/office/word/2010/wordml" xmlns:w15="http://schemas.microsoft.com/office/word/2012/wordml" xmlns:w16cex="http://schemas.microsoft.com/office/word/2018/wordml/cex" xmlns:w16cid="http://schemas.microsoft.com/office/word/2016/wordml/cid" xmlns:w16="http://schemas.microsoft.com/office/word/2018/wordml" xmlns:w16du="http://schemas.microsoft.com/office/word/2023/wordml/word16du" xmlns:w16sdtdh="http://schemas.microsoft.com/office/word/2020/wordml/sdtdatahash" xmlns:w16sdtfl="http://schemas.microsoft.com/office/word/2024/wordml/sdtformatlock" xmlns:w16se="http://schemas.microsoft.com/office/word/2015/wordml/symex" xmlns:wpg="http://schemas.microsoft.com/office/word/2010/wordprocessingGroup" xmlns:wpi="http://schemas.microsoft.com/office/word/2010/wordprocessingInk" xmlns:wne="http://schemas.microsoft.com/office/word/2006/wordml" xmlns:wps="http://schemas.microsoft.com/office/word/2010/wordprocessingShape" mc:Ignorable="w14 w15 w16se w16cid w16 w16cex w16sdtdh w16sdtfl w16du wp14">
   <w:footnote w:type="separator" w:id="-1">
     <w:p>
       <w:pPr>
@@ -8647,7 +8656,7 @@
 </file>
 
 <file path=word/header1.xml><?xml version="1.0" encoding="utf-8"?>
-<w:hdr xmlns:wpc="http://schemas.microsoft.com/office/word/2010/wordprocessingCanvas" xmlns:cx="http://schemas.microsoft.com/office/drawing/2014/chartex" xmlns:cx1="http://schemas.microsoft.com/office/drawing/2015/9/8/chartex" xmlns:cx2="http://schemas.microsoft.com/office/drawing/2015/10/21/chartex" xmlns:cx3="http://schemas.microsoft.com/office/drawing/2016/5/9/chartex" xmlns:cx4="http://schemas.microsoft.com/office/drawing/2016/5/10/chartex" xmlns:cx5="http://schemas.microsoft.com/office/drawing/2016/5/11/chartex" xmlns:cx6="http://schemas.microsoft.com/office/drawing/2016/5/12/chartex" xmlns:cx7="http://schemas.microsoft.com/office/drawing/2016/5/13/chartex" xmlns:cx8="http://schemas.microsoft.com/office/drawing/2016/5/14/chartex" xmlns:mc="http://schemas.openxmlformats.org/markup-compatibility/2006" xmlns:aink="http://schemas.microsoft.com/office/drawing/2016/ink" xmlns:am3d="http://schemas.microsoft.com/office/drawing/2017/model3d" xmlns:o="urn:schemas-microsoft-com:office:office" xmlns:oel="http://schemas.microsoft.com/office/2019/extlst" xmlns:r="http://schemas.openxmlformats.org/officeDocument/2006/relationships" xmlns:m="http://schemas.openxmlformats.org/officeDocument/2006/math" xmlns:v="urn:schemas-microsoft-com:vml" xmlns:wp14="http://schemas.microsoft.com/office/word/2010/wordprocessingDrawing" xmlns:wp="http://schemas.openxmlformats.org/drawingml/2006/wordprocessingDrawing" xmlns:w10="urn:schemas-microsoft-com:office:word" xmlns:w="http://schemas.openxmlformats.org/wordprocessingml/2006/main" xmlns:w14="http://schemas.microsoft.com/office/word/2010/wordml" xmlns:w15="http://schemas.microsoft.com/office/word/2012/wordml" xmlns:w16cex="http://schemas.microsoft.com/office/word/2018/wordml/cex" xmlns:w16cid="http://schemas.microsoft.com/office/word/2016/wordml/cid" xmlns:w16="http://schemas.microsoft.com/office/word/2018/wordml" xmlns:w16du="http://schemas.microsoft.com/office/word/2023/wordml/word16du" xmlns:w16sdtdh="http://schemas.microsoft.com/office/word/2020/wordml/sdtdatahash" xmlns:w16se="http://schemas.microsoft.com/office/word/2015/wordml/symex" xmlns:wpg="http://schemas.microsoft.com/office/word/2010/wordprocessingGroup" xmlns:wpi="http://schemas.microsoft.com/office/word/2010/wordprocessingInk" xmlns:wne="http://schemas.microsoft.com/office/word/2006/wordml" xmlns:wps="http://schemas.microsoft.com/office/word/2010/wordprocessingShape" mc:Ignorable="w14 w15 w16se w16cid w16 w16cex w16sdtdh w16du wp14">
+<w:hdr xmlns:wpc="http://schemas.microsoft.com/office/word/2010/wordprocessingCanvas" xmlns:cx="http://schemas.microsoft.com/office/drawing/2014/chartex" xmlns:cx1="http://schemas.microsoft.com/office/drawing/2015/9/8/chartex" xmlns:cx2="http://schemas.microsoft.com/office/drawing/2015/10/21/chartex" xmlns:cx3="http://schemas.microsoft.com/office/drawing/2016/5/9/chartex" xmlns:cx4="http://schemas.microsoft.com/office/drawing/2016/5/10/chartex" xmlns:cx5="http://schemas.microsoft.com/office/drawing/2016/5/11/chartex" xmlns:cx6="http://schemas.microsoft.com/office/drawing/2016/5/12/chartex" xmlns:cx7="http://schemas.microsoft.com/office/drawing/2016/5/13/chartex" xmlns:cx8="http://schemas.microsoft.com/office/drawing/2016/5/14/chartex" xmlns:mc="http://schemas.openxmlformats.org/markup-compatibility/2006" xmlns:aink="http://schemas.microsoft.com/office/drawing/2016/ink" xmlns:am3d="http://schemas.microsoft.com/office/drawing/2017/model3d" xmlns:o="urn:schemas-microsoft-com:office:office" xmlns:oel="http://schemas.microsoft.com/office/2019/extlst" xmlns:r="http://schemas.openxmlformats.org/officeDocument/2006/relationships" xmlns:m="http://schemas.openxmlformats.org/officeDocument/2006/math" xmlns:v="urn:schemas-microsoft-com:vml" xmlns:wp14="http://schemas.microsoft.com/office/word/2010/wordprocessingDrawing" xmlns:wp="http://schemas.openxmlformats.org/drawingml/2006/wordprocessingDrawing" xmlns:w10="urn:schemas-microsoft-com:office:word" xmlns:w="http://schemas.openxmlformats.org/wordprocessingml/2006/main" xmlns:w14="http://schemas.microsoft.com/office/word/2010/wordml" xmlns:w15="http://schemas.microsoft.com/office/word/2012/wordml" xmlns:w16cex="http://schemas.microsoft.com/office/word/2018/wordml/cex" xmlns:w16cid="http://schemas.microsoft.com/office/word/2016/wordml/cid" xmlns:w16="http://schemas.microsoft.com/office/word/2018/wordml" xmlns:w16du="http://schemas.microsoft.com/office/word/2023/wordml/word16du" xmlns:w16sdtdh="http://schemas.microsoft.com/office/word/2020/wordml/sdtdatahash" xmlns:w16sdtfl="http://schemas.microsoft.com/office/word/2024/wordml/sdtformatlock" xmlns:w16se="http://schemas.microsoft.com/office/word/2015/wordml/symex" xmlns:wpg="http://schemas.microsoft.com/office/word/2010/wordprocessingGroup" xmlns:wpi="http://schemas.microsoft.com/office/word/2010/wordprocessingInk" xmlns:wne="http://schemas.microsoft.com/office/word/2006/wordml" xmlns:wps="http://schemas.microsoft.com/office/word/2010/wordprocessingShape" mc:Ignorable="w14 w15 w16se w16cid w16 w16cex w16sdtdh w16sdtfl w16du wp14">
   <w:p>
     <w:pPr>
       <w:jc w:val="center"/>
@@ -8660,7 +8669,7 @@
 </file>
 
 <file path=word/numbering.xml><?xml version="1.0" encoding="utf-8"?>
-<w:numbering xmlns:wpc="http://schemas.microsoft.com/office/word/2010/wordprocessingCanvas" xmlns:cx="http://schemas.microsoft.com/office/drawing/2014/chartex" xmlns:cx1="http://schemas.microsoft.com/office/drawing/2015/9/8/chartex" xmlns:cx2="http://schemas.microsoft.com/office/drawing/2015/10/21/chartex" xmlns:cx3="http://schemas.microsoft.com/office/drawing/2016/5/9/chartex" xmlns:cx4="http://schemas.microsoft.com/office/drawing/2016/5/10/chartex" xmlns:cx5="http://schemas.microsoft.com/office/drawing/2016/5/11/chartex" xmlns:cx6="http://schemas.microsoft.com/office/drawing/2016/5/12/chartex" xmlns:cx7="http://schemas.microsoft.com/office/drawing/2016/5/13/chartex" xmlns:cx8="http://schemas.microsoft.com/office/drawing/2016/5/14/chartex" xmlns:mc="http://schemas.openxmlformats.org/markup-compatibility/2006" xmlns:aink="http://schemas.microsoft.com/office/drawing/2016/ink" xmlns:am3d="http://schemas.microsoft.com/office/drawing/2017/model3d" xmlns:o="urn:schemas-microsoft-com:office:office" xmlns:oel="http://schemas.microsoft.com/office/2019/extlst" xmlns:r="http://schemas.openxmlformats.org/officeDocument/2006/relationships" xmlns:m="http://schemas.openxmlformats.org/officeDocument/2006/math" xmlns:v="urn:schemas-microsoft-com:vml" xmlns:wp14="http://schemas.microsoft.com/office/word/2010/wordprocessingDrawing" xmlns:wp="http://schemas.openxmlformats.org/drawingml/2006/wordprocessingDrawing" xmlns:w10="urn:schemas-microsoft-com:office:word" xmlns:w="http://schemas.openxmlformats.org/wordprocessingml/2006/main" xmlns:w14="http://schemas.microsoft.com/office/word/2010/wordml" xmlns:w15="http://schemas.microsoft.com/office/word/2012/wordml" xmlns:w16cex="http://schemas.microsoft.com/office/word/2018/wordml/cex" xmlns:w16cid="http://schemas.microsoft.com/office/word/2016/wordml/cid" xmlns:w16="http://schemas.microsoft.com/office/word/2018/wordml" xmlns:w16du="http://schemas.microsoft.com/office/word/2023/wordml/word16du" xmlns:w16sdtdh="http://schemas.microsoft.com/office/word/2020/wordml/sdtdatahash" xmlns:w16se="http://schemas.microsoft.com/office/word/2015/wordml/symex" xmlns:wpg="http://schemas.microsoft.com/office/word/2010/wordprocessingGroup" xmlns:wpi="http://schemas.microsoft.com/office/word/2010/wordprocessingInk" xmlns:wne="http://schemas.microsoft.com/office/word/2006/wordml" xmlns:wps="http://schemas.microsoft.com/office/word/2010/wordprocessingShape" mc:Ignorable="w14 w15 w16se w16cid w16 w16cex w16sdtdh w16du wp14">
+<w:numbering xmlns:wpc="http://schemas.microsoft.com/office/word/2010/wordprocessingCanvas" xmlns:cx="http://schemas.microsoft.com/office/drawing/2014/chartex" xmlns:cx1="http://schemas.microsoft.com/office/drawing/2015/9/8/chartex" xmlns:cx2="http://schemas.microsoft.com/office/drawing/2015/10/21/chartex" xmlns:cx3="http://schemas.microsoft.com/office/drawing/2016/5/9/chartex" xmlns:cx4="http://schemas.microsoft.com/office/drawing/2016/5/10/chartex" xmlns:cx5="http://schemas.microsoft.com/office/drawing/2016/5/11/chartex" xmlns:cx6="http://schemas.microsoft.com/office/drawing/2016/5/12/chartex" xmlns:cx7="http://schemas.microsoft.com/office/drawing/2016/5/13/chartex" xmlns:cx8="http://schemas.microsoft.com/office/drawing/2016/5/14/chartex" xmlns:mc="http://schemas.openxmlformats.org/markup-compatibility/2006" xmlns:aink="http://schemas.microsoft.com/office/drawing/2016/ink" xmlns:am3d="http://schemas.microsoft.com/office/drawing/2017/model3d" xmlns:o="urn:schemas-microsoft-com:office:office" xmlns:oel="http://schemas.microsoft.com/office/2019/extlst" xmlns:r="http://schemas.openxmlformats.org/officeDocument/2006/relationships" xmlns:m="http://schemas.openxmlformats.org/officeDocument/2006/math" xmlns:v="urn:schemas-microsoft-com:vml" xmlns:wp14="http://schemas.microsoft.com/office/word/2010/wordprocessingDrawing" xmlns:wp="http://schemas.openxmlformats.org/drawingml/2006/wordprocessingDrawing" xmlns:w10="urn:schemas-microsoft-com:office:word" xmlns:w="http://schemas.openxmlformats.org/wordprocessingml/2006/main" xmlns:w14="http://schemas.microsoft.com/office/word/2010/wordml" xmlns:w15="http://schemas.microsoft.com/office/word/2012/wordml" xmlns:w16cex="http://schemas.microsoft.com/office/word/2018/wordml/cex" xmlns:w16cid="http://schemas.microsoft.com/office/word/2016/wordml/cid" xmlns:w16="http://schemas.microsoft.com/office/word/2018/wordml" xmlns:w16du="http://schemas.microsoft.com/office/word/2023/wordml/word16du" xmlns:w16sdtdh="http://schemas.microsoft.com/office/word/2020/wordml/sdtdatahash" xmlns:w16sdtfl="http://schemas.microsoft.com/office/word/2024/wordml/sdtformatlock" xmlns:w16se="http://schemas.microsoft.com/office/word/2015/wordml/symex" xmlns:wpg="http://schemas.microsoft.com/office/word/2010/wordprocessingGroup" xmlns:wpi="http://schemas.microsoft.com/office/word/2010/wordprocessingInk" xmlns:wne="http://schemas.microsoft.com/office/word/2006/wordml" xmlns:wps="http://schemas.microsoft.com/office/word/2010/wordprocessingShape" mc:Ignorable="w14 w15 w16se w16cid w16 w16cex w16sdtdh w16sdtfl w16du wp14">
   <w:abstractNum w:abstractNumId="0" w15:restartNumberingAfterBreak="0">
     <w:nsid w:val="010300F0"/>
     <w:multiLevelType w:val="hybridMultilevel"/>
@@ -12140,7 +12149,7 @@
 </file>
 
 <file path=word/styles.xml><?xml version="1.0" encoding="utf-8"?>
-<w:styles xmlns:mc="http://schemas.openxmlformats.org/markup-compatibility/2006" xmlns:r="http://schemas.openxmlformats.org/officeDocument/2006/relationships" xmlns:w="http://schemas.openxmlformats.org/wordprocessingml/2006/main" xmlns:w14="http://schemas.microsoft.com/office/word/2010/wordml" xmlns:w15="http://schemas.microsoft.com/office/word/2012/wordml" xmlns:w16cex="http://schemas.microsoft.com/office/word/2018/wordml/cex" xmlns:w16cid="http://schemas.microsoft.com/office/word/2016/wordml/cid" xmlns:w16="http://schemas.microsoft.com/office/word/2018/wordml" xmlns:w16du="http://schemas.microsoft.com/office/word/2023/wordml/word16du" xmlns:w16sdtdh="http://schemas.microsoft.com/office/word/2020/wordml/sdtdatahash" xmlns:w16se="http://schemas.microsoft.com/office/word/2015/wordml/symex" mc:Ignorable="w14 w15 w16se w16cid w16 w16cex w16sdtdh w16du">
+<w:styles xmlns:mc="http://schemas.openxmlformats.org/markup-compatibility/2006" xmlns:r="http://schemas.openxmlformats.org/officeDocument/2006/relationships" xmlns:w="http://schemas.openxmlformats.org/wordprocessingml/2006/main" xmlns:w14="http://schemas.microsoft.com/office/word/2010/wordml" xmlns:w15="http://schemas.microsoft.com/office/word/2012/wordml" xmlns:w16cex="http://schemas.microsoft.com/office/word/2018/wordml/cex" xmlns:w16cid="http://schemas.microsoft.com/office/word/2016/wordml/cid" xmlns:w16="http://schemas.microsoft.com/office/word/2018/wordml" xmlns:w16du="http://schemas.microsoft.com/office/word/2023/wordml/word16du" xmlns:w16sdtdh="http://schemas.microsoft.com/office/word/2020/wordml/sdtdatahash" xmlns:w16sdtfl="http://schemas.microsoft.com/office/word/2024/wordml/sdtformatlock" xmlns:w16se="http://schemas.microsoft.com/office/word/2015/wordml/symex" mc:Ignorable="w14 w15 w16se w16cid w16 w16cex w16sdtdh w16sdtfl w16du">
   <w:docDefaults>
     <w:rPrDefault>
       <w:rPr>

--- a/README.docx
+++ b/README.docx
@@ -3700,26 +3700,35 @@
             <w:pPr>
               <w:jc w:val="center"/>
             </w:pPr>
-          </w:p>
-        </w:tc>
-        <w:tc>
-          <w:tcPr>
-            <w:tcW w:w="3117" w:type="dxa"/>
-          </w:tcPr>
-          <w:p>
-            <w:pPr>
-              <w:jc w:val="center"/>
-            </w:pPr>
-          </w:p>
-        </w:tc>
-        <w:tc>
-          <w:tcPr>
-            <w:tcW w:w="3117" w:type="dxa"/>
-          </w:tcPr>
-          <w:p>
-            <w:pPr>
-              <w:jc w:val="center"/>
-            </w:pPr>
+            <w:r>
+              <w:t>1.2.0.0</w:t>
+            </w:r>
+          </w:p>
+        </w:tc>
+        <w:tc>
+          <w:tcPr>
+            <w:tcW w:w="3117" w:type="dxa"/>
+          </w:tcPr>
+          <w:p>
+            <w:pPr>
+              <w:jc w:val="center"/>
+            </w:pPr>
+            <w:r>
+              <w:t>Apr-30-2025</w:t>
+            </w:r>
+          </w:p>
+        </w:tc>
+        <w:tc>
+          <w:tcPr>
+            <w:tcW w:w="3117" w:type="dxa"/>
+          </w:tcPr>
+          <w:p>
+            <w:pPr>
+              <w:jc w:val="center"/>
+            </w:pPr>
+            <w:r>
+              <w:t>Sebastian Fine</w:t>
+            </w:r>
           </w:p>
         </w:tc>
       </w:tr>
@@ -5045,23 +5054,7 @@
         <w:jc w:val="both"/>
       </w:pPr>
       <w:r>
-        <w:t xml:space="preserve">The REVAMP Software requires specific formatting for the .txt files placed into the </w:t>
-      </w:r>
-      <w:proofErr w:type="spellStart"/>
-      <w:r>
-        <w:t>revampData</w:t>
-      </w:r>
-      <w:proofErr w:type="spellEnd"/>
-      <w:r>
-        <w:t xml:space="preserve">\RAW file directory. The existence of the </w:t>
-      </w:r>
-      <w:proofErr w:type="spellStart"/>
-      <w:r>
-        <w:t>revampData</w:t>
-      </w:r>
-      <w:proofErr w:type="spellEnd"/>
-      <w:r>
-        <w:t xml:space="preserve">\RAW file directory ensures that any data further processed from this point of access will follow consistent behavior for saving resultants of subsequent processes. </w:t>
+        <w:t xml:space="preserve">The REVAMP Software requires specific formatting for the .txt files placed into the revampData\RAW file directory. The existence of the revampData\RAW file directory ensures that any data further processed from this point of access will follow consistent behavior for saving resultants of subsequent processes. </w:t>
       </w:r>
     </w:p>
     <w:p>
@@ -5167,7 +5160,6 @@
         <w:spacing w:after="0" w:line="240" w:lineRule="auto"/>
         <w:jc w:val="both"/>
       </w:pPr>
-      <w:proofErr w:type="spellStart"/>
       <w:r>
         <w:rPr>
           <w:b/>
@@ -5176,7 +5168,6 @@
         </w:rPr>
         <w:t>subjectIdentifier</w:t>
       </w:r>
-      <w:proofErr w:type="spellEnd"/>
       <w:r>
         <w:t xml:space="preserve"> – Initials, randomized digits, abbreviations of participant</w:t>
       </w:r>
@@ -5191,7 +5182,6 @@
         <w:spacing w:after="0" w:line="240" w:lineRule="auto"/>
         <w:jc w:val="both"/>
       </w:pPr>
-      <w:proofErr w:type="spellStart"/>
       <w:r>
         <w:rPr>
           <w:b/>
@@ -5200,7 +5190,6 @@
         </w:rPr>
         <w:t>operatorIdentifier</w:t>
       </w:r>
-      <w:proofErr w:type="spellEnd"/>
       <w:r>
         <w:t xml:space="preserve"> – Initials, or abbreviation, of recording operator</w:t>
       </w:r>
@@ -5220,7 +5209,6 @@
           <w:u w:val="single"/>
         </w:rPr>
       </w:pPr>
-      <w:proofErr w:type="spellStart"/>
       <w:r>
         <w:rPr>
           <w:b/>
@@ -5229,7 +5217,6 @@
         </w:rPr>
         <w:t>experimentName</w:t>
       </w:r>
-      <w:proofErr w:type="spellEnd"/>
       <w:r>
         <w:t xml:space="preserve"> – Abbreviations, agency, or identifier of experiment. </w:t>
       </w:r>
@@ -5258,7 +5245,6 @@
           <w:u w:val="single"/>
         </w:rPr>
       </w:pPr>
-      <w:proofErr w:type="spellStart"/>
       <w:r>
         <w:rPr>
           <w:b/>
@@ -5267,7 +5253,6 @@
         </w:rPr>
         <w:t>recordingExperiment</w:t>
       </w:r>
-      <w:proofErr w:type="spellEnd"/>
       <w:r>
         <w:t xml:space="preserve"> – Denotes the subsection of the experiment being recorded.</w:t>
       </w:r>
@@ -5287,7 +5272,6 @@
           <w:u w:val="single"/>
         </w:rPr>
       </w:pPr>
-      <w:proofErr w:type="spellStart"/>
       <w:r>
         <w:rPr>
           <w:b/>
@@ -5296,7 +5280,6 @@
         </w:rPr>
         <w:t>recordingDate</w:t>
       </w:r>
-      <w:proofErr w:type="spellEnd"/>
       <w:r>
         <w:t xml:space="preserve"> – Denotes the Gregorian Calendar date of recording</w:t>
       </w:r>
@@ -5316,7 +5299,6 @@
           <w:u w:val="single"/>
         </w:rPr>
       </w:pPr>
-      <w:proofErr w:type="spellStart"/>
       <w:r>
         <w:rPr>
           <w:b/>
@@ -5325,7 +5307,6 @@
         </w:rPr>
         <w:t>recordingTime</w:t>
       </w:r>
-      <w:proofErr w:type="spellEnd"/>
       <w:r>
         <w:t xml:space="preserve"> – Denotes the 12-Hour timestamp for recording</w:t>
       </w:r>
@@ -5385,7 +5366,6 @@
         <w:spacing w:after="0" w:line="240" w:lineRule="auto"/>
         <w:jc w:val="both"/>
       </w:pPr>
-      <w:proofErr w:type="spellStart"/>
       <w:r>
         <w:rPr>
           <w:b/>
@@ -5394,7 +5374,6 @@
         </w:rPr>
         <w:t>subjectIdentifier</w:t>
       </w:r>
-      <w:proofErr w:type="spellEnd"/>
       <w:r>
         <w:t xml:space="preserve"> – Initials, randomized digits, abbreviations of participant</w:t>
       </w:r>
@@ -5409,7 +5388,6 @@
         <w:spacing w:after="0" w:line="240" w:lineRule="auto"/>
         <w:jc w:val="both"/>
       </w:pPr>
-      <w:proofErr w:type="spellStart"/>
       <w:r>
         <w:rPr>
           <w:b/>
@@ -5418,7 +5396,6 @@
         </w:rPr>
         <w:t>operatorIdentifier</w:t>
       </w:r>
-      <w:proofErr w:type="spellEnd"/>
       <w:r>
         <w:t xml:space="preserve"> – Initials, or abbreviation, of recording operator</w:t>
       </w:r>
@@ -5438,7 +5415,6 @@
           <w:u w:val="single"/>
         </w:rPr>
       </w:pPr>
-      <w:proofErr w:type="spellStart"/>
       <w:r>
         <w:rPr>
           <w:b/>
@@ -5447,7 +5423,6 @@
         </w:rPr>
         <w:t>experimentName</w:t>
       </w:r>
-      <w:proofErr w:type="spellEnd"/>
       <w:r>
         <w:t xml:space="preserve"> – Abbreviations, agency, or identifier of experiment. </w:t>
       </w:r>
@@ -5515,7 +5490,6 @@
           <w:u w:val="single"/>
         </w:rPr>
       </w:pPr>
-      <w:proofErr w:type="spellStart"/>
       <w:r>
         <w:rPr>
           <w:b/>
@@ -5524,7 +5498,6 @@
         </w:rPr>
         <w:t>recordingDate</w:t>
       </w:r>
-      <w:proofErr w:type="spellEnd"/>
       <w:r>
         <w:t xml:space="preserve"> – Denotes the Gregorian Calendar date of recording</w:t>
       </w:r>
@@ -5544,7 +5517,6 @@
           <w:u w:val="single"/>
         </w:rPr>
       </w:pPr>
-      <w:proofErr w:type="spellStart"/>
       <w:r>
         <w:rPr>
           <w:b/>
@@ -5553,7 +5525,6 @@
         </w:rPr>
         <w:t>recordingTime</w:t>
       </w:r>
-      <w:proofErr w:type="spellEnd"/>
       <w:r>
         <w:t xml:space="preserve"> – Denotes the 12-Hour timestamp for recording</w:t>
       </w:r>
@@ -5836,15 +5807,7 @@
         <w:t xml:space="preserve">Section Headers </w:t>
       </w:r>
       <w:r>
-        <w:t xml:space="preserve">must be unique for DISTINCT stimulation recordings. Section </w:t>
-      </w:r>
-      <w:proofErr w:type="gramStart"/>
-      <w:r>
-        <w:t>Headers</w:t>
-      </w:r>
-      <w:proofErr w:type="gramEnd"/>
-      <w:r>
-        <w:t xml:space="preserve"> which are identical will place all observations of the specified Header into a singular collection.</w:t>
+        <w:t>must be unique for DISTINCT stimulation recordings. Section Headers which are identical will place all observations of the specified Header into a singular collection.</w:t>
       </w:r>
     </w:p>
     <w:p>
@@ -6102,15 +6065,7 @@
         <w:jc w:val="both"/>
       </w:pPr>
       <w:r>
-        <w:t xml:space="preserve">The IMPORT DATA Module is accessible via the “Import Data” button within REVAMP MAIN MODULE. When pressed, a file directory window will appear. The default pathing for this directory searches for </w:t>
-      </w:r>
-      <w:proofErr w:type="spellStart"/>
-      <w:r>
-        <w:t>revampData</w:t>
-      </w:r>
-      <w:proofErr w:type="spellEnd"/>
-      <w:r>
-        <w:t xml:space="preserve">\RAW, however the user can navigate to a secondary directory. All subsequent processing will occur within the specified root directory selected by the user. </w:t>
+        <w:t xml:space="preserve">The IMPORT DATA Module is accessible via the “Import Data” button within REVAMP MAIN MODULE. When pressed, a file directory window will appear. The default pathing for this directory searches for revampData\RAW, however the user can navigate to a secondary directory. All subsequent processing will occur within the specified root directory selected by the user. </w:t>
       </w:r>
     </w:p>
     <w:p>
@@ -6156,11 +6111,9 @@
         <w:spacing w:after="0" w:line="240" w:lineRule="auto"/>
         <w:jc w:val="both"/>
       </w:pPr>
-      <w:proofErr w:type="spellStart"/>
       <w:r>
         <w:t>ImportDataButtonPushed</w:t>
       </w:r>
-      <w:proofErr w:type="spellEnd"/>
     </w:p>
     <w:p>
       <w:pPr>
@@ -6172,18 +6125,11 @@
         <w:spacing w:after="0" w:line="240" w:lineRule="auto"/>
         <w:jc w:val="both"/>
       </w:pPr>
-      <w:proofErr w:type="spellStart"/>
-      <w:proofErr w:type="gramStart"/>
       <w:r>
         <w:t>revampPreprocessor</w:t>
       </w:r>
-      <w:proofErr w:type="spellEnd"/>
-      <w:r>
-        <w:t>(</w:t>
-      </w:r>
-      <w:proofErr w:type="gramEnd"/>
-      <w:r>
-        <w:t>)</w:t>
+      <w:r>
+        <w:t>()</w:t>
       </w:r>
     </w:p>
     <w:p>
@@ -6196,18 +6142,8 @@
         <w:spacing w:after="0" w:line="240" w:lineRule="auto"/>
         <w:jc w:val="both"/>
       </w:pPr>
-      <w:proofErr w:type="spellStart"/>
-      <w:proofErr w:type="gramStart"/>
-      <w:r>
-        <w:t>importRawData</w:t>
-      </w:r>
-      <w:proofErr w:type="spellEnd"/>
-      <w:r>
-        <w:t>(</w:t>
-      </w:r>
-      <w:proofErr w:type="gramEnd"/>
-      <w:r>
-        <w:t>)</w:t>
+      <w:r>
+        <w:t>importRawData()</w:t>
       </w:r>
     </w:p>
     <w:p>
@@ -6220,18 +6156,8 @@
         <w:spacing w:after="0" w:line="240" w:lineRule="auto"/>
         <w:jc w:val="both"/>
       </w:pPr>
-      <w:proofErr w:type="spellStart"/>
-      <w:proofErr w:type="gramStart"/>
-      <w:r>
-        <w:t>saveFunction</w:t>
-      </w:r>
-      <w:proofErr w:type="spellEnd"/>
-      <w:r>
-        <w:t>(</w:t>
-      </w:r>
-      <w:proofErr w:type="gramEnd"/>
-      <w:r>
-        <w:t>)</w:t>
+      <w:r>
+        <w:t>saveFunction()</w:t>
       </w:r>
     </w:p>
     <w:p>
@@ -6335,13 +6261,8 @@
         <w:spacing w:after="0" w:line="240" w:lineRule="auto"/>
         <w:jc w:val="both"/>
       </w:pPr>
-      <w:proofErr w:type="spellStart"/>
-      <w:r>
-        <w:t>filterTable.filterTableData</w:t>
-      </w:r>
-      <w:proofErr w:type="spellEnd"/>
-      <w:r>
-        <w:t>()</w:t>
+      <w:r>
+        <w:t>filterTable.filterTableData()</w:t>
       </w:r>
     </w:p>
     <w:p>
@@ -6354,18 +6275,8 @@
         <w:spacing w:after="0" w:line="240" w:lineRule="auto"/>
         <w:jc w:val="both"/>
       </w:pPr>
-      <w:proofErr w:type="spellStart"/>
-      <w:proofErr w:type="gramStart"/>
-      <w:r>
-        <w:t>saveFunction</w:t>
-      </w:r>
-      <w:proofErr w:type="spellEnd"/>
-      <w:r>
-        <w:t>(</w:t>
-      </w:r>
-      <w:proofErr w:type="gramEnd"/>
-      <w:r>
-        <w:t>)</w:t>
+      <w:r>
+        <w:t>saveFunction()</w:t>
       </w:r>
     </w:p>
     <w:p>
@@ -6417,33 +6328,7 @@
         <w:t>and requires TWO user-inputs for Blink Handling</w:t>
       </w:r>
       <w:r>
-        <w:t>. BLINK REMOVAL is calculated by the identification of outliers via “</w:t>
-      </w:r>
-      <w:proofErr w:type="spellStart"/>
-      <w:r>
-        <w:t>gesd</w:t>
-      </w:r>
-      <w:proofErr w:type="spellEnd"/>
-      <w:r>
-        <w:t xml:space="preserve">” in the vertical AND pupil trace. Thresholds for identified outliers are values observed to be 2.5 greater than the median recorded value of the file for vertical, and .5 greater </w:t>
-      </w:r>
-      <w:proofErr w:type="spellStart"/>
-      <w:proofErr w:type="gramStart"/>
-      <w:r>
-        <w:t>then</w:t>
-      </w:r>
-      <w:proofErr w:type="spellEnd"/>
-      <w:proofErr w:type="gramEnd"/>
-      <w:r>
-        <w:t xml:space="preserve"> the median recorded value of the file for </w:t>
-      </w:r>
-      <w:proofErr w:type="gramStart"/>
-      <w:r>
-        <w:t>pupil</w:t>
-      </w:r>
-      <w:proofErr w:type="gramEnd"/>
-      <w:r>
-        <w:t>.</w:t>
+        <w:t>. BLINK REMOVAL is calculated by the identification of outliers via “gesd” in the vertical AND pupil trace. Thresholds for identified outliers are values observed to be 2.5 greater than the median recorded value of the file for vertical, and .5 greater then the median recorded value of the file for pupil.</w:t>
       </w:r>
     </w:p>
     <w:p>
@@ -6707,23 +6592,7 @@
         <w:jc w:val="both"/>
       </w:pPr>
       <w:r>
-        <w:t xml:space="preserve">The CALIBRATE DATA Module is accessible through the CALIBRATE DATA Button within the REVAMP MAIN MODULE. Upon interacting with the CALIBRATE DATA Button a secondary </w:t>
-      </w:r>
-      <w:proofErr w:type="spellStart"/>
-      <w:r>
-        <w:t>calibrationModule</w:t>
-      </w:r>
-      <w:proofErr w:type="spellEnd"/>
-      <w:r>
-        <w:t xml:space="preserve"> window will appear. Within the </w:t>
-      </w:r>
-      <w:proofErr w:type="spellStart"/>
-      <w:r>
-        <w:t>calibrationModule</w:t>
-      </w:r>
-      <w:proofErr w:type="spellEnd"/>
-      <w:r>
-        <w:t xml:space="preserve">, users can utilize the LOAD DATA Button to select data from the FILTERED_UNCALIBRATED directory. </w:t>
+        <w:t xml:space="preserve">The CALIBRATE DATA Module is accessible through the CALIBRATE DATA Button within the REVAMP MAIN MODULE. Upon interacting with the CALIBRATE DATA Button a secondary calibrationModule window will appear. Within the calibrationModule, users can utilize the LOAD DATA Button to select data from the FILTERED_UNCALIBRATED directory. </w:t>
       </w:r>
     </w:p>
     <w:p>
@@ -6736,15 +6605,7 @@
       </w:r>
       <w:r>
         <w:tab/>
-        <w:t xml:space="preserve">Key Aspects of the </w:t>
-      </w:r>
-      <w:proofErr w:type="spellStart"/>
-      <w:r>
-        <w:t>calibrationModule</w:t>
-      </w:r>
-      <w:proofErr w:type="spellEnd"/>
-      <w:r>
-        <w:t>:</w:t>
+        <w:t>Key Aspects of the calibrationModule:</w:t>
       </w:r>
     </w:p>
     <w:p>
@@ -6764,15 +6625,7 @@
         <w:t>MODULE and</w:t>
       </w:r>
       <w:r>
-        <w:t xml:space="preserve"> contain the </w:t>
-      </w:r>
-      <w:proofErr w:type="gramStart"/>
-      <w:r>
-        <w:t>outputted</w:t>
-      </w:r>
-      <w:proofErr w:type="gramEnd"/>
-      <w:r>
-        <w:t xml:space="preserve"> values from </w:t>
+        <w:t xml:space="preserve"> contain the outputted values from </w:t>
       </w:r>
       <w:r>
         <w:t xml:space="preserve">ISCAN recording software. </w:t>
@@ -7005,15 +6858,7 @@
         <w:jc w:val="both"/>
       </w:pPr>
       <w:r>
-        <w:t xml:space="preserve">The STEP ANALYSIS Module contains an omnibus approach to analysis of Horizontal, Vertical, and Pupil movements. The LOAD DATA Button requires files </w:t>
-      </w:r>
-      <w:proofErr w:type="gramStart"/>
-      <w:r>
-        <w:t>be</w:t>
-      </w:r>
-      <w:proofErr w:type="gramEnd"/>
-      <w:r>
-        <w:t xml:space="preserve"> selected from the FILTERED_CALIBRATED directory. The Movement Ensemble, Velocity Ensemble, Individual Movement, and Individual Velocity Axes will populate once data is selected by the user. Metric Analysis for each Data Channel is performed by the “Eye Selector” and “Data Selector”. </w:t>
+        <w:t xml:space="preserve">The STEP ANALYSIS Module contains an omnibus approach to analysis of Horizontal, Vertical, and Pupil movements. The LOAD DATA Button requires files be selected from the FILTERED_CALIBRATED directory. The Movement Ensemble, Velocity Ensemble, Individual Movement, and Individual Velocity Axes will populate once data is selected by the user. Metric Analysis for each Data Channel is performed by the “Eye Selector” and “Data Selector”. </w:t>
       </w:r>
     </w:p>
     <w:p>
@@ -7158,23 +7003,7 @@
         <w:jc w:val="both"/>
       </w:pPr>
       <w:r>
-        <w:t xml:space="preserve">EXPORT ANALYSIS is a button within the </w:t>
-      </w:r>
-      <w:proofErr w:type="spellStart"/>
-      <w:r>
-        <w:t>analysisModule</w:t>
-      </w:r>
-      <w:proofErr w:type="spellEnd"/>
-      <w:r>
-        <w:t>, which allows the user to identify ANALYSIS_METRICS. Selected data from the user will be compiled with file-wise BLINK_DATA which contain BLINK_COUNT, BLINK_IN_TRANSIENT, and BLINK_INDEX information per file and per movement within each Section Header. Compiled exports are saved as “</w:t>
-      </w:r>
-      <w:proofErr w:type="spellStart"/>
-      <w:r>
-        <w:t>DataExports</w:t>
-      </w:r>
-      <w:proofErr w:type="spellEnd"/>
-      <w:r>
-        <w:t xml:space="preserve">” with a unique UNIX timestamp to protect from accidentally overwrites. </w:t>
+        <w:t xml:space="preserve">EXPORT ANALYSIS is a button within the analysisModule, which allows the user to identify ANALYSIS_METRICS. Selected data from the user will be compiled with file-wise BLINK_DATA which contain BLINK_COUNT, BLINK_IN_TRANSIENT, and BLINK_INDEX information per file and per movement within each Section Header. Compiled exports are saved as “DataExports” with a unique UNIX timestamp to protect from accidentally overwrites. </w:t>
       </w:r>
     </w:p>
     <w:p>
@@ -7278,15 +7107,7 @@
         <w:spacing w:after="0" w:line="240" w:lineRule="auto"/>
       </w:pPr>
       <w:r>
-        <w:t>“</w:t>
-      </w:r>
-      <w:proofErr w:type="spellStart"/>
-      <w:r>
-        <w:t>i</w:t>
-      </w:r>
-      <w:proofErr w:type="spellEnd"/>
-      <w:r>
-        <w:t>”</w:t>
+        <w:t>“i”</w:t>
       </w:r>
     </w:p>
     <w:p>
@@ -7299,13 +7120,8 @@
         <w:spacing w:after="0" w:line="240" w:lineRule="auto"/>
       </w:pPr>
       <w:r>
-        <w:t xml:space="preserve">Execute </w:t>
-      </w:r>
-      <w:proofErr w:type="spellStart"/>
-      <w:r>
-        <w:t>importDataButtonPushed</w:t>
-      </w:r>
-      <w:proofErr w:type="spellEnd"/>
+        <w:t>Execute importDataButtonPushed</w:t>
+      </w:r>
     </w:p>
     <w:p>
       <w:pPr>
@@ -7330,13 +7146,8 @@
         <w:spacing w:after="0" w:line="240" w:lineRule="auto"/>
       </w:pPr>
       <w:r>
-        <w:t xml:space="preserve">Execute </w:t>
-      </w:r>
-      <w:proofErr w:type="spellStart"/>
-      <w:r>
-        <w:t>filterDataButtonPushed</w:t>
-      </w:r>
-      <w:proofErr w:type="spellEnd"/>
+        <w:t>Execute filterDataButtonPushed</w:t>
+      </w:r>
     </w:p>
     <w:p>
       <w:pPr>
@@ -7361,13 +7172,8 @@
         <w:spacing w:after="0" w:line="240" w:lineRule="auto"/>
       </w:pPr>
       <w:r>
-        <w:t xml:space="preserve">Open </w:t>
-      </w:r>
-      <w:proofErr w:type="spellStart"/>
-      <w:r>
-        <w:t>calibrationModule</w:t>
-      </w:r>
-      <w:proofErr w:type="spellEnd"/>
+        <w:t>Open calibrationModule</w:t>
+      </w:r>
     </w:p>
     <w:p>
       <w:pPr>
@@ -7392,13 +7198,8 @@
         <w:spacing w:after="0" w:line="240" w:lineRule="auto"/>
       </w:pPr>
       <w:r>
-        <w:t xml:space="preserve">Open </w:t>
-      </w:r>
-      <w:proofErr w:type="spellStart"/>
-      <w:r>
-        <w:t>analysisModule</w:t>
-      </w:r>
-      <w:proofErr w:type="spellEnd"/>
+        <w:t>Open analysisModule</w:t>
+      </w:r>
     </w:p>
     <w:p>
       <w:pPr>
@@ -8275,13 +8076,8 @@
         <w:t>ESCAPE KEY</w:t>
       </w:r>
       <w:r>
-        <w:t xml:space="preserve"> – Prompt Exit of </w:t>
-      </w:r>
-      <w:proofErr w:type="spellStart"/>
-      <w:r>
-        <w:t>analysisModule</w:t>
-      </w:r>
-      <w:proofErr w:type="spellEnd"/>
+        <w:t xml:space="preserve"> – Prompt Exit of analysisModule</w:t>
+      </w:r>
     </w:p>
     <w:p>
       <w:pPr>
@@ -8374,15 +8170,7 @@
         <w:spacing w:after="0" w:line="240" w:lineRule="auto"/>
       </w:pPr>
       <w:r>
-        <w:t xml:space="preserve">RA – “Response Amplitude”, calculated by the positional difference of where REI and RSI are analyzed to </w:t>
-      </w:r>
-      <w:proofErr w:type="gramStart"/>
-      <w:r>
-        <w:t>be:</w:t>
-      </w:r>
-      <w:proofErr w:type="gramEnd"/>
-      <w:r>
-        <w:t xml:space="preserve"> x(REI) – x(RSI)</w:t>
+        <w:t>RA – “Response Amplitude”, calculated by the positional difference of where REI and RSI are analyzed to be: x(REI) – x(RSI)</w:t>
       </w:r>
     </w:p>
     <w:p>
@@ -8549,11 +8337,9 @@
         </w:numPr>
         <w:spacing w:after="0" w:line="240" w:lineRule="auto"/>
       </w:pPr>
-      <w:proofErr w:type="spellStart"/>
       <w:r>
         <w:t>HClass</w:t>
       </w:r>
-      <w:proofErr w:type="spellEnd"/>
       <w:r>
         <w:t xml:space="preserve"> – “Horizontal Classification”</w:t>
       </w:r>
@@ -8567,11 +8353,9 @@
         </w:numPr>
         <w:spacing w:after="0" w:line="240" w:lineRule="auto"/>
       </w:pPr>
-      <w:proofErr w:type="spellStart"/>
       <w:r>
         <w:t>VClass</w:t>
       </w:r>
-      <w:proofErr w:type="spellEnd"/>
       <w:r>
         <w:t xml:space="preserve"> – “Vertical Classification”</w:t>
       </w:r>
@@ -8585,11 +8369,9 @@
         </w:numPr>
         <w:spacing w:after="0" w:line="240" w:lineRule="auto"/>
       </w:pPr>
-      <w:proofErr w:type="spellStart"/>
       <w:r>
         <w:t>PClass</w:t>
       </w:r>
-      <w:proofErr w:type="spellEnd"/>
       <w:r>
         <w:t xml:space="preserve"> – “Pupil Classification”</w:t>
       </w:r>
